--- a/cursor/Alexum_Reklamnaya_Kampaniya_EPK.docx
+++ b/cursor/Alexum_Reklamnaya_Kampaniya_EPK.docx
@@ -4,7 +4,6 @@
   <w:body>
     <w:p>
       <w:pPr>
-        <w:spacing w:after="80"/>
         <w:jc w:val="center"/>
       </w:pPr>
       <w:r>
@@ -44,7 +43,7 @@
         </w:rPr>
         <w:t>Яндекс Директ · Единая перфоманс-кампания (ЕПК)</w:t>
         <w:br/>
-        <w:t>Оплата за конверсии</w:t>
+        <w:t>Оплата за конверсии: телефон · мессенджеры · форма заявки</w:t>
       </w:r>
     </w:p>
     <w:p>
@@ -58,23 +57,13 @@
           <w:color w:val="777777"/>
           <w:sz w:val="20"/>
         </w:rPr>
-        <w:t>Посадочная страница: https://boat-sochi.ru/alexum</w:t>
+        <w:t>Основной источник данных и рекомендуемая посадочная:</w:t>
+        <w:br/>
+        <w:t>https://alexumyacht.com/</w:t>
+        <w:br/>
+        <w:t>Доп. витрина: https://boat-sochi.ru/alexum</w:t>
         <w:br/>
         <w:t>Дата: 17.07.2026 · Сезон 2026</w:t>
-      </w:r>
-    </w:p>
-    <w:p>
-      <w:pPr>
-        <w:jc w:val="center"/>
-      </w:pPr>
-      <w:r>
-        <w:rPr>
-          <w:rFonts w:ascii="Calibri" w:hAnsi="Calibri" w:eastAsia="Calibri"/>
-          <w:b w:val="0"/>
-          <w:color w:val="996633"/>
-          <w:sz w:val="16"/>
-        </w:rPr>
-        <w:t>Примечание: указанный адрес boat-sochi.com/alexum на момент подготовки недоступен; рабочая посадочная — boat-sochi.ru/alexum. Сайт alexumyacht.com из среды агента недоступен (403/сеть); характеристики сверены с boat-sochi.ru/alexum и профилями яхты у партнёров (admiralsochi, vip-sail).</w:t>
       </w:r>
     </w:p>
     <w:p>
@@ -88,7 +77,281 @@
           <w:color w:val="1A3A5C"/>
           <w:sz w:val="36"/>
         </w:rPr>
-        <w:t>1. Продукт и оффер</w:t>
+        <w:t>0. Какие сайты и зачем</w:t>
+      </w:r>
+    </w:p>
+    <w:p>
+      <w:pPr>
+        <w:spacing w:after="120" w:line="276" w:lineRule="auto"/>
+      </w:pPr>
+      <w:r>
+        <w:rPr>
+          <w:rFonts w:ascii="Calibri" w:hAnsi="Calibri" w:eastAsia="Calibri"/>
+          <w:b w:val="0"/>
+          <w:sz w:val="22"/>
+        </w:rPr>
+        <w:t>Ранее в брифе фигурировал адрес alexumyacht.com — это и есть официальный сайт яхты. Ниже — роли площадок.</w:t>
+      </w:r>
+    </w:p>
+    <w:tbl>
+      <w:tblPr>
+        <w:tblStyle w:val="TableGrid"/>
+        <w:tblW w:type="auto" w:w="0"/>
+        <w:jc w:val="center"/>
+        <w:tblLook w:firstColumn="1" w:firstRow="1" w:lastColumn="0" w:lastRow="0" w:noHBand="0" w:noVBand="1" w:val="04A0"/>
+      </w:tblPr>
+      <w:tblGrid>
+        <w:gridCol w:w="3249"/>
+        <w:gridCol w:w="3249"/>
+        <w:gridCol w:w="3249"/>
+      </w:tblGrid>
+      <w:tr>
+        <w:tc>
+          <w:tcPr>
+            <w:tcW w:type="dxa" w:w="2381"/>
+            <w:shd w:fill="1A3A5C" w:val="clear"/>
+          </w:tcPr>
+          <w:p>
+            <w:pPr>
+              <w:jc w:val="center"/>
+            </w:pPr>
+            <w:r/>
+            <w:r>
+              <w:rPr>
+                <w:rFonts w:ascii="Calibri" w:hAnsi="Calibri" w:eastAsia="Calibri"/>
+                <w:b/>
+                <w:color w:val="FFFFFF"/>
+                <w:sz w:val="18"/>
+              </w:rPr>
+              <w:t>Сайт</w:t>
+            </w:r>
+          </w:p>
+        </w:tc>
+        <w:tc>
+          <w:tcPr>
+            <w:tcW w:type="dxa" w:w="3685"/>
+            <w:shd w:fill="1A3A5C" w:val="clear"/>
+          </w:tcPr>
+          <w:p>
+            <w:pPr>
+              <w:jc w:val="center"/>
+            </w:pPr>
+            <w:r/>
+            <w:r>
+              <w:rPr>
+                <w:rFonts w:ascii="Calibri" w:hAnsi="Calibri" w:eastAsia="Calibri"/>
+                <w:b/>
+                <w:color w:val="FFFFFF"/>
+                <w:sz w:val="18"/>
+              </w:rPr>
+              <w:t>Что это</w:t>
+            </w:r>
+          </w:p>
+        </w:tc>
+        <w:tc>
+          <w:tcPr>
+            <w:tcW w:type="dxa" w:w="3402"/>
+            <w:shd w:fill="1A3A5C" w:val="clear"/>
+          </w:tcPr>
+          <w:p>
+            <w:pPr>
+              <w:jc w:val="center"/>
+            </w:pPr>
+            <w:r/>
+            <w:r>
+              <w:rPr>
+                <w:rFonts w:ascii="Calibri" w:hAnsi="Calibri" w:eastAsia="Calibri"/>
+                <w:b/>
+                <w:color w:val="FFFFFF"/>
+                <w:sz w:val="18"/>
+              </w:rPr>
+              <w:t>Роль в рекламе</w:t>
+            </w:r>
+          </w:p>
+        </w:tc>
+      </w:tr>
+      <w:tr>
+        <w:tc>
+          <w:tcPr>
+            <w:tcW w:type="dxa" w:w="2381"/>
+          </w:tcPr>
+          <w:p>
+            <w:r/>
+            <w:r>
+              <w:rPr>
+                <w:rFonts w:ascii="Calibri" w:hAnsi="Calibri" w:eastAsia="Calibri"/>
+                <w:b w:val="0"/>
+                <w:sz w:val="18"/>
+              </w:rPr>
+              <w:t>alexumyacht.com</w:t>
+              <w:br/>
+              <w:t>(АЛЕКСУМТУР)</w:t>
+            </w:r>
+          </w:p>
+        </w:tc>
+        <w:tc>
+          <w:tcPr>
+            <w:tcW w:type="dxa" w:w="3685"/>
+          </w:tcPr>
+          <w:p>
+            <w:r/>
+            <w:r>
+              <w:rPr>
+                <w:rFonts w:ascii="Calibri" w:hAnsi="Calibri" w:eastAsia="Calibri"/>
+                <w:b w:val="0"/>
+                <w:sz w:val="18"/>
+              </w:rPr>
+              <w:t>Официальный сайт собственника яхты «Алексум». ИП Кушнир Ю.А. Тел. +7 909 999-94-54. Морпорт Сочи, линия В, Войкова 1.</w:t>
+            </w:r>
+          </w:p>
+        </w:tc>
+        <w:tc>
+          <w:tcPr>
+            <w:tcW w:type="dxa" w:w="3402"/>
+          </w:tcPr>
+          <w:p>
+            <w:r/>
+            <w:r>
+              <w:rPr>
+                <w:rFonts w:ascii="Calibri" w:hAnsi="Calibri" w:eastAsia="Calibri"/>
+                <w:b w:val="0"/>
+                <w:sz w:val="18"/>
+              </w:rPr>
+              <w:t>Основная посадочная для ЕПК: прямая бронь у владельца, УТП «без агентских переплат», полный оффер (маршруты, водная техника, экипаж).</w:t>
+            </w:r>
+          </w:p>
+        </w:tc>
+      </w:tr>
+      <w:tr>
+        <w:tc>
+          <w:tcPr>
+            <w:tcW w:type="dxa" w:w="2381"/>
+            <w:shd w:fill="F0F4F8" w:val="clear"/>
+          </w:tcPr>
+          <w:p>
+            <w:r/>
+            <w:r>
+              <w:rPr>
+                <w:rFonts w:ascii="Calibri" w:hAnsi="Calibri" w:eastAsia="Calibri"/>
+                <w:b w:val="0"/>
+                <w:sz w:val="18"/>
+              </w:rPr>
+              <w:t>boat-sochi.ru/alexum</w:t>
+            </w:r>
+          </w:p>
+        </w:tc>
+        <w:tc>
+          <w:tcPr>
+            <w:tcW w:type="dxa" w:w="3685"/>
+            <w:shd w:fill="F0F4F8" w:val="clear"/>
+          </w:tcPr>
+          <w:p>
+            <w:r/>
+            <w:r>
+              <w:rPr>
+                <w:rFonts w:ascii="Calibri" w:hAnsi="Calibri" w:eastAsia="Calibri"/>
+                <w:b w:val="0"/>
+                <w:sz w:val="18"/>
+              </w:rPr>
+              <w:t>Витрина партнёра/оператора (ИП Евсюков О.П., +7 917 675-05-55), карточка той же яхты в каталоге флота.</w:t>
+            </w:r>
+          </w:p>
+        </w:tc>
+        <w:tc>
+          <w:tcPr>
+            <w:tcW w:type="dxa" w:w="3402"/>
+            <w:shd w:fill="F0F4F8" w:val="clear"/>
+          </w:tcPr>
+          <w:p>
+            <w:r/>
+            <w:r>
+              <w:rPr>
+                <w:rFonts w:ascii="Calibri" w:hAnsi="Calibri" w:eastAsia="Calibri"/>
+                <w:b w:val="0"/>
+                <w:sz w:val="18"/>
+              </w:rPr>
+              <w:t>Доп. канал/витрина. Не путать с сайтом собственника: другой телефон и юрлицо.</w:t>
+            </w:r>
+          </w:p>
+        </w:tc>
+      </w:tr>
+      <w:tr>
+        <w:tc>
+          <w:tcPr>
+            <w:tcW w:type="dxa" w:w="2381"/>
+          </w:tcPr>
+          <w:p>
+            <w:r/>
+            <w:r>
+              <w:rPr>
+                <w:rFonts w:ascii="Calibri" w:hAnsi="Calibri" w:eastAsia="Calibri"/>
+                <w:b w:val="0"/>
+                <w:sz w:val="18"/>
+              </w:rPr>
+              <w:t>boat-sochi.com/alexum</w:t>
+            </w:r>
+          </w:p>
+        </w:tc>
+        <w:tc>
+          <w:tcPr>
+            <w:tcW w:type="dxa" w:w="3685"/>
+          </w:tcPr>
+          <w:p>
+            <w:r/>
+            <w:r>
+              <w:rPr>
+                <w:rFonts w:ascii="Calibri" w:hAnsi="Calibri" w:eastAsia="Calibri"/>
+                <w:b w:val="0"/>
+                <w:sz w:val="18"/>
+              </w:rPr>
+              <w:t>На момент подготовки недоступен.</w:t>
+            </w:r>
+          </w:p>
+        </w:tc>
+        <w:tc>
+          <w:tcPr>
+            <w:tcW w:type="dxa" w:w="3402"/>
+          </w:tcPr>
+          <w:p>
+            <w:r/>
+            <w:r>
+              <w:rPr>
+                <w:rFonts w:ascii="Calibri" w:hAnsi="Calibri" w:eastAsia="Calibri"/>
+                <w:b w:val="0"/>
+                <w:sz w:val="18"/>
+              </w:rPr>
+              <w:t>Не использовать как URL объявлений, пока домен не отвечает.</w:t>
+            </w:r>
+          </w:p>
+        </w:tc>
+      </w:tr>
+    </w:tbl>
+    <w:p/>
+    <w:p>
+      <w:pPr>
+        <w:spacing w:after="120" w:line="276" w:lineRule="auto"/>
+      </w:pPr>
+      <w:r>
+        <w:rPr>
+          <w:rFonts w:ascii="Calibri" w:hAnsi="Calibri" w:eastAsia="Calibri"/>
+          <w:b/>
+          <w:sz w:val="22"/>
+        </w:rPr>
+        <w:t>Вывод: в объявлениях и ЕПК вести трафик на https://alexumyacht.com/ — там актуальные цены, акция на водную технику, контакты собственника и формы/мессенджеры для конверсий.</w:t>
+      </w:r>
+    </w:p>
+    <w:p>
+      <w:pPr>
+        <w:pStyle w:val="Heading1"/>
+      </w:pPr>
+      <w:r>
+        <w:rPr>
+          <w:rFonts w:ascii="Calibri" w:hAnsi="Calibri" w:eastAsia="Calibri"/>
+          <w:b/>
+          <w:color w:val="1A3A5C"/>
+          <w:sz w:val="36"/>
+        </w:rPr>
+        <w:t>1. Продукт и оффер (по alexumyacht.com)</w:t>
       </w:r>
     </w:p>
     <w:p>
@@ -107,7 +370,7 @@
     </w:p>
     <w:p>
       <w:pPr>
-        <w:spacing w:after="120" w:before="0" w:line="276" w:lineRule="auto"/>
+        <w:spacing w:after="120" w:line="276" w:lineRule="auto"/>
       </w:pPr>
       <w:r>
         <w:rPr>
@@ -115,7 +378,7 @@
           <w:b w:val="0"/>
           <w:sz w:val="22"/>
         </w:rPr>
-        <w:t>Моторная круизная яхта немецкой верфи Drettmann, модель Elegance 64. Штучная сборка премиум-класса; в России единицы судов этой верфи, на Чёрном море — уникальное предложение в сегменте ~20 м.</w:t>
+        <w:t>Частная двухпалубная круизная яхта премиум-класса. Верфь Drettmann Group (Германия), модель Elegance 64. Позиционирование сайта: «аренда частной яхты», «20 метров роскошных апартаментов», класс «Люкс».</w:t>
       </w:r>
     </w:p>
     <w:tbl>
@@ -139,11 +402,7 @@
             <w:pPr>
               <w:jc w:val="center"/>
             </w:pPr>
-            <w:r>
-              <w:rPr>
-                <w:color w:val="FFFFFF"/>
-              </w:rPr>
-            </w:r>
+            <w:r/>
             <w:r>
               <w:rPr>
                 <w:rFonts w:ascii="Calibri" w:hAnsi="Calibri" w:eastAsia="Calibri"/>
@@ -164,11 +423,7 @@
             <w:pPr>
               <w:jc w:val="center"/>
             </w:pPr>
-            <w:r>
-              <w:rPr>
-                <w:color w:val="FFFFFF"/>
-              </w:rPr>
-            </w:r>
+            <w:r/>
             <w:r>
               <w:rPr>
                 <w:rFonts w:ascii="Calibri" w:hAnsi="Calibri" w:eastAsia="Calibri"/>
@@ -176,7 +431,7 @@
                 <w:color w:val="FFFFFF"/>
                 <w:sz w:val="18"/>
               </w:rPr>
-              <w:t>Значение</w:t>
+              <w:t>Значение (alexumyacht.com)</w:t>
             </w:r>
           </w:p>
         </w:tc>
@@ -194,7 +449,7 @@
                 <w:b w:val="0"/>
                 <w:sz w:val="18"/>
               </w:rPr>
-              <w:t>Модель / верфь</w:t>
+              <w:t>Верфь / модель</w:t>
             </w:r>
           </w:p>
         </w:tc>
@@ -210,7 +465,7 @@
                 <w:b w:val="0"/>
                 <w:sz w:val="18"/>
               </w:rPr>
-              <w:t>Drettmann Elegance 64 (Германия)</w:t>
+              <w:t>Drettmann Group (Германия) · Elegance 64</w:t>
             </w:r>
           </w:p>
         </w:tc>
@@ -264,7 +519,7 @@
                 <w:b w:val="0"/>
                 <w:sz w:val="18"/>
               </w:rPr>
-              <w:t>Год постройки</w:t>
+              <w:t>Двигатели</w:t>
             </w:r>
           </w:p>
         </w:tc>
@@ -280,7 +535,7 @@
                 <w:b w:val="0"/>
                 <w:sz w:val="18"/>
               </w:rPr>
-              <w:t>2008 (коммерческая эксплуатация с 2021, состояние «как новая»)</w:t>
+              <w:t>2 × 1000 кВт (1360 л.с.), дизель MAN D 2842 LE423 CR, 12 цилиндров</w:t>
             </w:r>
           </w:p>
         </w:tc>
@@ -299,7 +554,7 @@
                 <w:b w:val="0"/>
                 <w:sz w:val="18"/>
               </w:rPr>
-              <w:t>Двигатели</w:t>
+              <w:t>Круизная скорость</w:t>
             </w:r>
           </w:p>
         </w:tc>
@@ -316,7 +571,7 @@
                 <w:b w:val="0"/>
                 <w:sz w:val="18"/>
               </w:rPr>
-              <w:t>2 × ~1000–1100 л.с. дизель</w:t>
+              <w:t>11 узлов (~20 км/ч)</w:t>
             </w:r>
           </w:p>
         </w:tc>
@@ -334,7 +589,7 @@
                 <w:b w:val="0"/>
                 <w:sz w:val="18"/>
               </w:rPr>
-              <w:t>Круизная скорость / запас хода</w:t>
+              <w:t>Топливо / вода</w:t>
             </w:r>
           </w:p>
         </w:tc>
@@ -350,7 +605,7 @@
                 <w:b w:val="0"/>
                 <w:sz w:val="18"/>
               </w:rPr>
-              <w:t>11–12 узлов / до ~700 миль</w:t>
+              <w:t>бак 4500 л / 1450 л</w:t>
             </w:r>
           </w:p>
         </w:tc>
@@ -369,7 +624,7 @@
                 <w:b w:val="0"/>
                 <w:sz w:val="18"/>
               </w:rPr>
-              <w:t>Гости / спальные места</w:t>
+              <w:t>Гости / спальные</w:t>
             </w:r>
           </w:p>
         </w:tc>
@@ -386,7 +641,7 @@
                 <w:b w:val="0"/>
                 <w:sz w:val="18"/>
               </w:rPr>
-              <w:t>до 10 гостей / 6 спальных (+ каюта экипажа)</w:t>
+              <w:t>до 10 гостей / 6 спальных мест</w:t>
             </w:r>
           </w:p>
         </w:tc>
@@ -420,7 +675,7 @@
                 <w:b w:val="0"/>
                 <w:sz w:val="18"/>
               </w:rPr>
-              <w:t>3 гостевые + 1 экипажа; у гостевых — свои WC/душ</w:t>
+              <w:t>№1–2 двухспальные; №3 — 2 односпальные; №4 — экипаж; WC — 3</w:t>
             </w:r>
           </w:p>
         </w:tc>
@@ -456,7 +711,7 @@
                 <w:b w:val="0"/>
                 <w:sz w:val="18"/>
               </w:rPr>
-              <w:t>капитан + стюард (стюард включён в стоимость)</w:t>
+              <w:t>профессиональный экипаж + стюард; опыт «15 лет в деле»</w:t>
             </w:r>
           </w:p>
         </w:tc>
@@ -490,7 +745,7 @@
                 <w:b w:val="0"/>
                 <w:sz w:val="18"/>
               </w:rPr>
-              <w:t>Сочи, Морпорт (Grand Marina), ул. Войкова 1, линия 1</w:t>
+              <w:t>Морпорт г. Сочи, линия В, ул. Войкова, 1</w:t>
             </w:r>
           </w:p>
         </w:tc>
@@ -509,7 +764,7 @@
                 <w:b w:val="0"/>
                 <w:sz w:val="18"/>
               </w:rPr>
-              <w:t>Формат</w:t>
+              <w:t>Оператор сайта</w:t>
             </w:r>
           </w:p>
         </w:tc>
@@ -526,7 +781,77 @@
                 <w:b w:val="0"/>
                 <w:sz w:val="18"/>
               </w:rPr>
-              <w:t>Только индивидуальная аренда (без групповых прогулок)</w:t>
+              <w:t>АЛЕКСУМТУР · ИП Кушнир Ю.А. · ИНН 502478289527</w:t>
+            </w:r>
+          </w:p>
+        </w:tc>
+      </w:tr>
+      <w:tr>
+        <w:tc>
+          <w:tcPr>
+            <w:tcW w:type="dxa" w:w="3118"/>
+          </w:tcPr>
+          <w:p>
+            <w:r/>
+            <w:r>
+              <w:rPr>
+                <w:rFonts w:ascii="Calibri" w:hAnsi="Calibri" w:eastAsia="Calibri"/>
+                <w:b w:val="0"/>
+                <w:sz w:val="18"/>
+              </w:rPr>
+              <w:t>Телефон</w:t>
+            </w:r>
+          </w:p>
+        </w:tc>
+        <w:tc>
+          <w:tcPr>
+            <w:tcW w:type="dxa" w:w="6520"/>
+          </w:tcPr>
+          <w:p>
+            <w:r/>
+            <w:r>
+              <w:rPr>
+                <w:rFonts w:ascii="Calibri" w:hAnsi="Calibri" w:eastAsia="Calibri"/>
+                <w:b w:val="0"/>
+                <w:sz w:val="18"/>
+              </w:rPr>
+              <w:t>+7 909 999-94-54</w:t>
+            </w:r>
+          </w:p>
+        </w:tc>
+      </w:tr>
+      <w:tr>
+        <w:tc>
+          <w:tcPr>
+            <w:tcW w:type="dxa" w:w="3118"/>
+            <w:shd w:fill="F0F4F8" w:val="clear"/>
+          </w:tcPr>
+          <w:p>
+            <w:r/>
+            <w:r>
+              <w:rPr>
+                <w:rFonts w:ascii="Calibri" w:hAnsi="Calibri" w:eastAsia="Calibri"/>
+                <w:b w:val="0"/>
+                <w:sz w:val="18"/>
+              </w:rPr>
+              <w:t>Мессенджеры</w:t>
+            </w:r>
+          </w:p>
+        </w:tc>
+        <w:tc>
+          <w:tcPr>
+            <w:tcW w:type="dxa" w:w="6520"/>
+            <w:shd w:fill="F0F4F8" w:val="clear"/>
+          </w:tcPr>
+          <w:p>
+            <w:r/>
+            <w:r>
+              <w:rPr>
+                <w:rFonts w:ascii="Calibri" w:hAnsi="Calibri" w:eastAsia="Calibri"/>
+                <w:b w:val="0"/>
+                <w:sz w:val="18"/>
+              </w:rPr>
+              <w:t>WhatsApp · Telegram · Max</w:t>
             </w:r>
           </w:p>
         </w:tc>
@@ -544,12 +869,12 @@
           <w:color w:val="2C5F8A"/>
           <w:sz w:val="28"/>
         </w:rPr>
-        <w:t>1.2. Что входит и цены (boat-sochi.ru/alexum)</w:t>
+        <w:t>1.2. Цены и что входит</w:t>
       </w:r>
     </w:p>
     <w:p>
       <w:pPr>
-        <w:spacing w:after="120" w:before="0" w:line="276" w:lineRule="auto"/>
+        <w:spacing w:after="120" w:line="276" w:lineRule="auto"/>
       </w:pPr>
       <w:r>
         <w:rPr>
@@ -557,12 +882,12 @@
           <w:b/>
           <w:sz w:val="22"/>
         </w:rPr>
-        <w:t>Почасовая аренда: 40 000 ₽/час, минимум от 2 часов.</w:t>
+        <w:t>40 000 ₽/час · минимум от 2 часов</w:t>
       </w:r>
     </w:p>
     <w:p>
       <w:pPr>
-        <w:spacing w:after="120" w:before="0" w:line="276" w:lineRule="auto"/>
+        <w:spacing w:after="120" w:line="276" w:lineRule="auto"/>
       </w:pPr>
       <w:r>
         <w:rPr>
@@ -570,12 +895,12 @@
           <w:b/>
           <w:sz w:val="22"/>
         </w:rPr>
-        <w:t>Сутки: 400 000 ₽/сутки.</w:t>
+        <w:t>400 000 ₽/сутки</w:t>
       </w:r>
     </w:p>
     <w:p>
       <w:pPr>
-        <w:spacing w:after="120" w:before="0" w:line="276" w:lineRule="auto"/>
+        <w:spacing w:after="120" w:line="276" w:lineRule="auto"/>
       </w:pPr>
       <w:r>
         <w:rPr>
@@ -583,12 +908,13 @@
           <w:b w:val="0"/>
           <w:sz w:val="22"/>
         </w:rPr>
-        <w:t>В стоимость (по данным посадочной): топливо (акватория), завтраки / приветственный кофе-чай, средства гигиены, полотенца, тапочки, обслуживание стюардом. Водные развлечения — по условиям тарифа (при аренде от 5 часов — бесплатно на части пакетов).</w:t>
+        <w:t>В стоимость входит:</w:t>
       </w:r>
     </w:p>
     <w:p>
       <w:pPr>
-        <w:spacing w:after="120" w:before="0" w:line="276" w:lineRule="auto"/>
+        <w:pStyle w:val="ListBullet"/>
+        <w:spacing w:after="60"/>
       </w:pPr>
       <w:r>
         <w:rPr>
@@ -596,7 +922,159 @@
           <w:b w:val="0"/>
           <w:sz w:val="22"/>
         </w:rPr>
-        <w:t>Дополнительно: кейтеринг (от ~10 000 ₽/сутки + продукты), гидроцикл / лыжи при коротких арендах.</w:t>
+        <w:t>Топливо (в рамках тарифа сайта)</w:t>
+      </w:r>
+    </w:p>
+    <w:p>
+      <w:pPr>
+        <w:pStyle w:val="ListBullet"/>
+        <w:spacing w:after="60"/>
+      </w:pPr>
+      <w:r>
+        <w:rPr>
+          <w:rFonts w:ascii="Calibri" w:hAnsi="Calibri" w:eastAsia="Calibri"/>
+          <w:b w:val="0"/>
+          <w:sz w:val="22"/>
+        </w:rPr>
+        <w:t>Водные развлечения — по правилам акции (см. ниже)</w:t>
+      </w:r>
+    </w:p>
+    <w:p>
+      <w:pPr>
+        <w:pStyle w:val="ListBullet"/>
+        <w:spacing w:after="60"/>
+      </w:pPr>
+      <w:r>
+        <w:rPr>
+          <w:rFonts w:ascii="Calibri" w:hAnsi="Calibri" w:eastAsia="Calibri"/>
+          <w:b w:val="0"/>
+          <w:sz w:val="22"/>
+        </w:rPr>
+        <w:t>Завтраки (в суточном пакете по блоку сайта)</w:t>
+      </w:r>
+    </w:p>
+    <w:p>
+      <w:pPr>
+        <w:pStyle w:val="ListBullet"/>
+        <w:spacing w:after="60"/>
+      </w:pPr>
+      <w:r>
+        <w:rPr>
+          <w:rFonts w:ascii="Calibri" w:hAnsi="Calibri" w:eastAsia="Calibri"/>
+          <w:b w:val="0"/>
+          <w:sz w:val="22"/>
+        </w:rPr>
+        <w:t>Приветственный зерновой кофе / чай</w:t>
+      </w:r>
+    </w:p>
+    <w:p>
+      <w:pPr>
+        <w:pStyle w:val="ListBullet"/>
+        <w:spacing w:after="60"/>
+      </w:pPr>
+      <w:r>
+        <w:rPr>
+          <w:rFonts w:ascii="Calibri" w:hAnsi="Calibri" w:eastAsia="Calibri"/>
+          <w:b w:val="0"/>
+          <w:sz w:val="22"/>
+        </w:rPr>
+        <w:t>Полотенца, средства гигиены, одноразовые тапочки</w:t>
+      </w:r>
+    </w:p>
+    <w:p>
+      <w:pPr>
+        <w:pStyle w:val="ListBullet"/>
+        <w:spacing w:after="60"/>
+      </w:pPr>
+      <w:r>
+        <w:rPr>
+          <w:rFonts w:ascii="Calibri" w:hAnsi="Calibri" w:eastAsia="Calibri"/>
+          <w:b w:val="0"/>
+          <w:sz w:val="22"/>
+        </w:rPr>
+        <w:t>Постельные принадлежности (суточный формат)</w:t>
+      </w:r>
+    </w:p>
+    <w:p>
+      <w:pPr>
+        <w:pStyle w:val="ListBullet"/>
+        <w:spacing w:after="60"/>
+      </w:pPr>
+      <w:r>
+        <w:rPr>
+          <w:rFonts w:ascii="Calibri" w:hAnsi="Calibri" w:eastAsia="Calibri"/>
+          <w:b w:val="0"/>
+          <w:sz w:val="22"/>
+        </w:rPr>
+        <w:t>Обслуживание стюардом</w:t>
+      </w:r>
+    </w:p>
+    <w:p>
+      <w:pPr>
+        <w:spacing w:after="120" w:line="276" w:lineRule="auto"/>
+      </w:pPr>
+      <w:r>
+        <w:rPr>
+          <w:rFonts w:ascii="Calibri" w:hAnsi="Calibri" w:eastAsia="Calibri"/>
+          <w:b w:val="0"/>
+          <w:sz w:val="22"/>
+        </w:rPr>
+        <w:t>Дополнительно:</w:t>
+      </w:r>
+    </w:p>
+    <w:p>
+      <w:pPr>
+        <w:pStyle w:val="ListBullet"/>
+        <w:spacing w:after="60"/>
+      </w:pPr>
+      <w:r>
+        <w:rPr>
+          <w:rFonts w:ascii="Calibri" w:hAnsi="Calibri" w:eastAsia="Calibri"/>
+          <w:b w:val="0"/>
+          <w:sz w:val="22"/>
+        </w:rPr>
+        <w:t>Водные развлечения (гидроцикл, лыжи и т.п.) — 25 000 ₽ на весь период (топливо включено), если аренда короче 5 часов.</w:t>
+      </w:r>
+    </w:p>
+    <w:p>
+      <w:pPr>
+        <w:pStyle w:val="ListBullet"/>
+        <w:spacing w:after="60"/>
+      </w:pPr>
+      <w:r>
+        <w:rPr>
+          <w:rFonts w:ascii="Calibri" w:hAnsi="Calibri" w:eastAsia="Calibri"/>
+          <w:b w:val="0"/>
+          <w:sz w:val="22"/>
+        </w:rPr>
+        <w:t>Акция: при аренде от 5 часов вся водная техника — бесплатно.</w:t>
+      </w:r>
+    </w:p>
+    <w:p>
+      <w:pPr>
+        <w:pStyle w:val="ListBullet"/>
+        <w:spacing w:after="60"/>
+      </w:pPr>
+      <w:r>
+        <w:rPr>
+          <w:rFonts w:ascii="Calibri" w:hAnsi="Calibri" w:eastAsia="Calibri"/>
+          <w:b w:val="0"/>
+          <w:sz w:val="22"/>
+        </w:rPr>
+        <w:t>Кейтеринг (3-разовое питание) — 10 000 ₽/сутки + стоимость продуктов.</w:t>
+      </w:r>
+    </w:p>
+    <w:p>
+      <w:pPr>
+        <w:spacing w:after="120" w:line="276" w:lineRule="auto"/>
+      </w:pPr>
+      <w:r>
+        <w:rPr>
+          <w:rFonts w:ascii="Calibri" w:hAnsi="Calibri" w:eastAsia="Calibri"/>
+          <w:b w:val="0"/>
+          <w:sz w:val="22"/>
+        </w:rPr>
+        <w:t>Оплата: наличные, банковская карта, безнал.</w:t>
       </w:r>
     </w:p>
     <w:p>
@@ -610,13 +1088,12 @@
           <w:color w:val="2C5F8A"/>
           <w:sz w:val="28"/>
         </w:rPr>
-        <w:t>1.3. Ключевые УТП для состоятельных клиентов</w:t>
+        <w:t>1.3. Водная техника и маршруты (сильные аргументы для VIP)</w:t>
       </w:r>
     </w:p>
     <w:p>
       <w:pPr>
-        <w:pStyle w:val="ListBullet"/>
-        <w:spacing w:after="60"/>
+        <w:spacing w:after="120" w:line="276" w:lineRule="auto"/>
       </w:pPr>
       <w:r>
         <w:rPr>
@@ -624,7 +1101,7 @@
           <w:b w:val="0"/>
           <w:sz w:val="22"/>
         </w:rPr>
-        <w:t>Немецкая верфь Drettmann — редкость на рынке РФ (аналог «статусной» штучной сборки).</w:t>
+        <w:t>На борту / к чартеру (по сайту собственника):</w:t>
       </w:r>
     </w:p>
     <w:p>
@@ -638,7 +1115,7 @@
           <w:b w:val="0"/>
           <w:sz w:val="22"/>
         </w:rPr>
-        <w:t>Только private charter: яхта не ходит в массовых групповых турах.</w:t>
+        <w:t>Гидроцикл BRP WAKE PRO (3 места, 230 л.с., аудиосистема)</w:t>
       </w:r>
     </w:p>
     <w:p>
@@ -652,7 +1129,7 @@
           <w:b w:val="0"/>
           <w:sz w:val="22"/>
         </w:rPr>
-        <w:t>Стюард включён — сервис уровня частного клуба, без доплаты «за персонал».</w:t>
+        <w:t>Гидроцикл Benelli (катание стоя)</w:t>
       </w:r>
     </w:p>
     <w:p>
@@ -666,7 +1143,7 @@
           <w:b w:val="0"/>
           <w:sz w:val="22"/>
         </w:rPr>
-        <w:t>Флайбридж + тиковые палубы + кожа + дерево ручной работы — визуальный статус «для своих».</w:t>
+        <w:t>Гидроцикл BRP Spark</w:t>
       </w:r>
     </w:p>
     <w:p>
@@ -680,7 +1157,7 @@
           <w:b w:val="0"/>
           <w:sz w:val="22"/>
         </w:rPr>
-        <w:t>База в Морпорту Сочи (линия 1) — удобно для гостей отелей центра и бизнес-туристов, без толпы коммерческой линии.</w:t>
+        <w:t>Подводный буксировщик (Sia-Dar / аналог)</w:t>
       </w:r>
     </w:p>
     <w:p>
@@ -694,7 +1171,7 @@
           <w:b w:val="0"/>
           <w:sz w:val="22"/>
         </w:rPr>
-        <w:t>Возможны длительные переходы: Геленджик, Крым; комфорт для overnight (каюты, климат-контроль).</w:t>
+        <w:t>Флайборд (до ~17 м над водой)</w:t>
       </w:r>
     </w:p>
     <w:p>
@@ -708,7 +1185,34 @@
           <w:b w:val="0"/>
           <w:sz w:val="22"/>
         </w:rPr>
-        <w:t>Безнал для юрлиц (счёт, акт) — удобно для корпоративов и представительских расходов.</w:t>
+        <w:t>SUP-доски, вейкборд, водные лыжи, подушка</w:t>
+      </w:r>
+    </w:p>
+    <w:p>
+      <w:pPr>
+        <w:pStyle w:val="ListBullet"/>
+        <w:spacing w:after="60"/>
+      </w:pPr>
+      <w:r>
+        <w:rPr>
+          <w:rFonts w:ascii="Calibri" w:hAnsi="Calibri" w:eastAsia="Calibri"/>
+          <w:b w:val="0"/>
+          <w:sz w:val="22"/>
+        </w:rPr>
+        <w:t>Морская рыбалка со снастями; обучение от капитана по запросу</w:t>
+      </w:r>
+    </w:p>
+    <w:p>
+      <w:pPr>
+        <w:spacing w:after="120" w:line="276" w:lineRule="auto"/>
+      </w:pPr>
+      <w:r>
+        <w:rPr>
+          <w:rFonts w:ascii="Calibri" w:hAnsi="Calibri" w:eastAsia="Calibri"/>
+          <w:b w:val="0"/>
+          <w:sz w:val="22"/>
+        </w:rPr>
+        <w:t>Примеры маршрутов на сайте: Сочи–Геленджик · Сочи–Турция · Сочи–Крым; остановки в бухтах, при отсутствии порта — доставка на лодке с мотором.</w:t>
       </w:r>
     </w:p>
     <w:p>
@@ -722,12 +1226,96 @@
           <w:color w:val="2C5F8A"/>
           <w:sz w:val="28"/>
         </w:rPr>
-        <w:t>1.4. Главный оффер для объявлений</w:t>
+        <w:t>1.4. УТП собственника (для объявлений)</w:t>
       </w:r>
     </w:p>
     <w:p>
       <w:pPr>
-        <w:spacing w:after="120" w:before="0" w:line="276" w:lineRule="auto"/>
+        <w:pStyle w:val="ListBullet"/>
+        <w:spacing w:after="60"/>
+      </w:pPr>
+      <w:r>
+        <w:rPr>
+          <w:rFonts w:ascii="Calibri" w:hAnsi="Calibri" w:eastAsia="Calibri"/>
+          <w:b w:val="0"/>
+          <w:sz w:val="22"/>
+        </w:rPr>
+        <w:t>Без переплат агентам — бронь у владельца судна (прямая формулировка сайта).</w:t>
+      </w:r>
+    </w:p>
+    <w:p>
+      <w:pPr>
+        <w:pStyle w:val="ListBullet"/>
+        <w:spacing w:after="60"/>
+      </w:pPr>
+      <w:r>
+        <w:rPr>
+          <w:rFonts w:ascii="Calibri" w:hAnsi="Calibri" w:eastAsia="Calibri"/>
+          <w:b w:val="0"/>
+          <w:sz w:val="22"/>
+        </w:rPr>
+        <w:t>Стюард в составе экипажа, посуда на борту.</w:t>
+      </w:r>
+    </w:p>
+    <w:p>
+      <w:pPr>
+        <w:pStyle w:val="ListBullet"/>
+        <w:spacing w:after="60"/>
+      </w:pPr>
+      <w:r>
+        <w:rPr>
+          <w:rFonts w:ascii="Calibri" w:hAnsi="Calibri" w:eastAsia="Calibri"/>
+          <w:b w:val="0"/>
+          <w:sz w:val="22"/>
+        </w:rPr>
+        <w:t>Более 15 лет работы, профессиональные награды.</w:t>
+      </w:r>
+    </w:p>
+    <w:p>
+      <w:pPr>
+        <w:pStyle w:val="ListBullet"/>
+        <w:spacing w:after="60"/>
+      </w:pPr>
+      <w:r>
+        <w:rPr>
+          <w:rFonts w:ascii="Calibri" w:hAnsi="Calibri" w:eastAsia="Calibri"/>
+          <w:b w:val="0"/>
+          <w:sz w:val="22"/>
+        </w:rPr>
+        <w:t>Премиум 20 м Drettmann; санитарная обработка перед каждым выходом.</w:t>
+      </w:r>
+    </w:p>
+    <w:p>
+      <w:pPr>
+        <w:pStyle w:val="ListBullet"/>
+        <w:spacing w:after="60"/>
+      </w:pPr>
+      <w:r>
+        <w:rPr>
+          <w:rFonts w:ascii="Calibri" w:hAnsi="Calibri" w:eastAsia="Calibri"/>
+          <w:b w:val="0"/>
+          <w:sz w:val="22"/>
+        </w:rPr>
+        <w:t>Судно лицензировано Ространснадзором.</w:t>
+      </w:r>
+    </w:p>
+    <w:p>
+      <w:pPr>
+        <w:pStyle w:val="ListBullet"/>
+        <w:spacing w:after="60"/>
+      </w:pPr>
+      <w:r>
+        <w:rPr>
+          <w:rFonts w:ascii="Calibri" w:hAnsi="Calibri" w:eastAsia="Calibri"/>
+          <w:b w:val="0"/>
+          <w:sz w:val="22"/>
+        </w:rPr>
+        <w:t>Только частная аренда / private charter (не «билет на прогулку»).</w:t>
+      </w:r>
+    </w:p>
+    <w:p>
+      <w:pPr>
+        <w:spacing w:after="120" w:line="276" w:lineRule="auto"/>
       </w:pPr>
       <w:r>
         <w:rPr>
@@ -735,7 +1323,20 @@
           <w:b/>
           <w:sz w:val="22"/>
         </w:rPr>
-        <w:t>VIP-яхта «Алексум» 20 м · Морпорт Сочи · стюард включён · только индивидуальная аренда · от 40 000 ₽/час · бронь по звонку / в мессенджере / через форму.</w:t>
+        <w:t>Главный оффер:</w:t>
+      </w:r>
+    </w:p>
+    <w:p>
+      <w:pPr>
+        <w:spacing w:after="120" w:line="276" w:lineRule="auto"/>
+      </w:pPr>
+      <w:r>
+        <w:rPr>
+          <w:rFonts w:ascii="Calibri" w:hAnsi="Calibri" w:eastAsia="Calibri"/>
+          <w:b w:val="0"/>
+          <w:sz w:val="22"/>
+        </w:rPr>
+        <w:t>VIP-яхта «Алексум» 20 м · Морпорт Сочи · бронь у собственника · стюард включён · от 40 000 ₽/час · от 5 часов водная техника бесплатно · звонок / WhatsApp / Telegram / Max / форма.</w:t>
       </w:r>
     </w:p>
     <w:p>
@@ -754,7 +1355,7 @@
     </w:p>
     <w:p>
       <w:pPr>
-        <w:spacing w:after="120" w:before="0" w:line="276" w:lineRule="auto"/>
+        <w:spacing w:after="120" w:line="276" w:lineRule="auto"/>
       </w:pPr>
       <w:r>
         <w:rPr>
@@ -762,7 +1363,7 @@
           <w:b w:val="0"/>
           <w:sz w:val="22"/>
         </w:rPr>
-        <w:t>Срез рынка VIP-аренды Сочи / Морпорт (публичные прайсы агрегаторов и каталогов, сезон 2025–2026). Цены ориентировочные и могут меняться.</w:t>
+        <w:t>Срез VIP-аренды Сочи / Морпорт (публичные прайсы, ориентиры 2025–2026).</w:t>
       </w:r>
     </w:p>
     <w:tbl>
@@ -773,27 +1374,22 @@
         <w:tblLook w:firstColumn="1" w:firstRow="1" w:lastColumn="0" w:lastRow="0" w:noHBand="0" w:noVBand="1" w:val="04A0"/>
       </w:tblPr>
       <w:tblGrid>
-        <w:gridCol w:w="1949"/>
-        <w:gridCol w:w="1949"/>
-        <w:gridCol w:w="1949"/>
-        <w:gridCol w:w="1949"/>
-        <w:gridCol w:w="1949"/>
+        <w:gridCol w:w="2436"/>
+        <w:gridCol w:w="2436"/>
+        <w:gridCol w:w="2436"/>
+        <w:gridCol w:w="2436"/>
       </w:tblGrid>
       <w:tr>
         <w:tc>
           <w:tcPr>
-            <w:tcW w:type="dxa" w:w="2381"/>
+            <w:tcW w:type="dxa" w:w="2551"/>
             <w:shd w:fill="1A3A5C" w:val="clear"/>
           </w:tcPr>
           <w:p>
             <w:pPr>
               <w:jc w:val="center"/>
             </w:pPr>
-            <w:r>
-              <w:rPr>
-                <w:color w:val="FFFFFF"/>
-              </w:rPr>
-            </w:r>
+            <w:r/>
             <w:r>
               <w:rPr>
                 <w:rFonts w:ascii="Calibri" w:hAnsi="Calibri" w:eastAsia="Calibri"/>
@@ -801,24 +1397,20 @@
                 <w:color w:val="FFFFFF"/>
                 <w:sz w:val="18"/>
               </w:rPr>
-              <w:t>Судно / оператор</w:t>
+              <w:t>Игрок</w:t>
             </w:r>
           </w:p>
         </w:tc>
         <w:tc>
           <w:tcPr>
-            <w:tcW w:type="dxa" w:w="1134"/>
+            <w:tcW w:type="dxa" w:w="1247"/>
             <w:shd w:fill="1A3A5C" w:val="clear"/>
           </w:tcPr>
           <w:p>
             <w:pPr>
               <w:jc w:val="center"/>
             </w:pPr>
-            <w:r>
-              <w:rPr>
-                <w:color w:val="FFFFFF"/>
-              </w:rPr>
-            </w:r>
+            <w:r/>
             <w:r>
               <w:rPr>
                 <w:rFonts w:ascii="Calibri" w:hAnsi="Calibri" w:eastAsia="Calibri"/>
@@ -832,31 +1424,6 @@
         </w:tc>
         <w:tc>
           <w:tcPr>
-            <w:tcW w:type="dxa" w:w="1134"/>
-            <w:shd w:fill="1A3A5C" w:val="clear"/>
-          </w:tcPr>
-          <w:p>
-            <w:pPr>
-              <w:jc w:val="center"/>
-            </w:pPr>
-            <w:r>
-              <w:rPr>
-                <w:color w:val="FFFFFF"/>
-              </w:rPr>
-            </w:r>
-            <w:r>
-              <w:rPr>
-                <w:rFonts w:ascii="Calibri" w:hAnsi="Calibri" w:eastAsia="Calibri"/>
-                <w:b/>
-                <w:color w:val="FFFFFF"/>
-                <w:sz w:val="18"/>
-              </w:rPr>
-              <w:t>Гости</w:t>
-            </w:r>
-          </w:p>
-        </w:tc>
-        <w:tc>
-          <w:tcPr>
             <w:tcW w:type="dxa" w:w="1587"/>
             <w:shd w:fill="1A3A5C" w:val="clear"/>
           </w:tcPr>
@@ -864,11 +1431,7 @@
             <w:pPr>
               <w:jc w:val="center"/>
             </w:pPr>
-            <w:r>
-              <w:rPr>
-                <w:color w:val="FFFFFF"/>
-              </w:rPr>
-            </w:r>
+            <w:r/>
             <w:r>
               <w:rPr>
                 <w:rFonts w:ascii="Calibri" w:hAnsi="Calibri" w:eastAsia="Calibri"/>
@@ -882,18 +1445,14 @@
         </w:tc>
         <w:tc>
           <w:tcPr>
-            <w:tcW w:type="dxa" w:w="3118"/>
+            <w:tcW w:type="dxa" w:w="3969"/>
             <w:shd w:fill="1A3A5C" w:val="clear"/>
           </w:tcPr>
           <w:p>
             <w:pPr>
               <w:jc w:val="center"/>
             </w:pPr>
-            <w:r>
-              <w:rPr>
-                <w:color w:val="FFFFFF"/>
-              </w:rPr>
-            </w:r>
+            <w:r/>
             <w:r>
               <w:rPr>
                 <w:rFonts w:ascii="Calibri" w:hAnsi="Calibri" w:eastAsia="Calibri"/>
@@ -901,7 +1460,7 @@
                 <w:color w:val="FFFFFF"/>
                 <w:sz w:val="18"/>
               </w:rPr>
-              <w:t>Позиционирование vs Алексум</w:t>
+              <w:t>Vs Алексум (собственник)</w:t>
             </w:r>
           </w:p>
         </w:tc>
@@ -909,7 +1468,7 @@
       <w:tr>
         <w:tc>
           <w:tcPr>
-            <w:tcW w:type="dxa" w:w="2381"/>
+            <w:tcW w:type="dxa" w:w="2551"/>
           </w:tcPr>
           <w:p>
             <w:r/>
@@ -919,15 +1478,13 @@
                 <w:b w:val="0"/>
                 <w:sz w:val="18"/>
               </w:rPr>
-              <w:t>Алексум (Drettmann E64)</w:t>
-              <w:br/>
-              <w:t>boat-sochi.ru</w:t>
+              <w:t>Алексум · alexumyacht.com</w:t>
             </w:r>
           </w:p>
         </w:tc>
         <w:tc>
           <w:tcPr>
-            <w:tcW w:type="dxa" w:w="1134"/>
+            <w:tcW w:type="dxa" w:w="1247"/>
           </w:tcPr>
           <w:p>
             <w:r/>
@@ -938,22 +1495,6 @@
                 <w:sz w:val="18"/>
               </w:rPr>
               <w:t>20 м</w:t>
-            </w:r>
-          </w:p>
-        </w:tc>
-        <w:tc>
-          <w:tcPr>
-            <w:tcW w:type="dxa" w:w="1134"/>
-          </w:tcPr>
-          <w:p>
-            <w:r/>
-            <w:r>
-              <w:rPr>
-                <w:rFonts w:ascii="Calibri" w:hAnsi="Calibri" w:eastAsia="Calibri"/>
-                <w:b w:val="0"/>
-                <w:sz w:val="18"/>
-              </w:rPr>
-              <w:t>10</w:t>
             </w:r>
           </w:p>
         </w:tc>
@@ -975,7 +1516,7 @@
         </w:tc>
         <w:tc>
           <w:tcPr>
-            <w:tcW w:type="dxa" w:w="3118"/>
+            <w:tcW w:type="dxa" w:w="3969"/>
           </w:tcPr>
           <w:p>
             <w:r/>
@@ -985,7 +1526,7 @@
                 <w:b w:val="0"/>
                 <w:sz w:val="18"/>
               </w:rPr>
-              <w:t>Эталон: редкая верфь, стюард, private</w:t>
+              <w:t>Прямой владелец, акция водной техники от 5 ч, полный пакет развлечений</w:t>
             </w:r>
           </w:p>
         </w:tc>
@@ -993,7 +1534,7 @@
       <w:tr>
         <w:tc>
           <w:tcPr>
-            <w:tcW w:type="dxa" w:w="2381"/>
+            <w:tcW w:type="dxa" w:w="2551"/>
             <w:shd w:fill="F0F4F8" w:val="clear"/>
           </w:tcPr>
           <w:p>
@@ -1004,7 +1545,7 @@
                 <w:b w:val="0"/>
                 <w:sz w:val="18"/>
               </w:rPr>
-              <w:t>Алексум на агрегаторах</w:t>
+              <w:t>Та же яхта у агрегаторов</w:t>
               <w:br/>
               <w:t>(vip-sail, admiral и др.)</w:t>
             </w:r>
@@ -1012,7 +1553,7 @@
         </w:tc>
         <w:tc>
           <w:tcPr>
-            <w:tcW w:type="dxa" w:w="1134"/>
+            <w:tcW w:type="dxa" w:w="1247"/>
             <w:shd w:fill="F0F4F8" w:val="clear"/>
           </w:tcPr>
           <w:p>
@@ -1024,23 +1565,6 @@
                 <w:sz w:val="18"/>
               </w:rPr>
               <w:t>20 м</w:t>
-            </w:r>
-          </w:p>
-        </w:tc>
-        <w:tc>
-          <w:tcPr>
-            <w:tcW w:type="dxa" w:w="1134"/>
-            <w:shd w:fill="F0F4F8" w:val="clear"/>
-          </w:tcPr>
-          <w:p>
-            <w:r/>
-            <w:r>
-              <w:rPr>
-                <w:rFonts w:ascii="Calibri" w:hAnsi="Calibri" w:eastAsia="Calibri"/>
-                <w:b w:val="0"/>
-                <w:sz w:val="18"/>
-              </w:rPr>
-              <w:t>10</w:t>
             </w:r>
           </w:p>
         </w:tc>
@@ -1063,7 +1587,7 @@
         </w:tc>
         <w:tc>
           <w:tcPr>
-            <w:tcW w:type="dxa" w:w="3118"/>
+            <w:tcW w:type="dxa" w:w="3969"/>
             <w:shd w:fill="F0F4F8" w:val="clear"/>
           </w:tcPr>
           <w:p>
@@ -1074,7 +1598,7 @@
                 <w:b w:val="0"/>
                 <w:sz w:val="18"/>
               </w:rPr>
-              <w:t>Та же яхта у посредников; на boat-sochi — прямой канал</w:t>
+              <w:t>Посредники; у собственника — «без агентских» + свой телефон</w:t>
             </w:r>
           </w:p>
         </w:tc>
@@ -1082,7 +1606,7 @@
       <w:tr>
         <w:tc>
           <w:tcPr>
-            <w:tcW w:type="dxa" w:w="2381"/>
+            <w:tcW w:type="dxa" w:w="2551"/>
           </w:tcPr>
           <w:p>
             <w:r/>
@@ -1092,15 +1616,13 @@
                 <w:b w:val="0"/>
                 <w:sz w:val="18"/>
               </w:rPr>
-              <w:t>Велла де плата</w:t>
-              <w:br/>
-              <w:t>vip-sail</w:t>
+              <w:t>Велла де плата (vip-sail)</w:t>
             </w:r>
           </w:p>
         </w:tc>
         <w:tc>
           <w:tcPr>
-            <w:tcW w:type="dxa" w:w="1134"/>
+            <w:tcW w:type="dxa" w:w="1247"/>
           </w:tcPr>
           <w:p>
             <w:r/>
@@ -1116,22 +1638,6 @@
         </w:tc>
         <w:tc>
           <w:tcPr>
-            <w:tcW w:type="dxa" w:w="1134"/>
-          </w:tcPr>
-          <w:p>
-            <w:r/>
-            <w:r>
-              <w:rPr>
-                <w:rFonts w:ascii="Calibri" w:hAnsi="Calibri" w:eastAsia="Calibri"/>
-                <w:b w:val="0"/>
-                <w:sz w:val="18"/>
-              </w:rPr>
-              <w:t>до ~20</w:t>
-            </w:r>
-          </w:p>
-        </w:tc>
-        <w:tc>
-          <w:tcPr>
             <w:tcW w:type="dxa" w:w="1587"/>
           </w:tcPr>
           <w:p>
@@ -1142,13 +1648,13 @@
                 <w:b w:val="0"/>
                 <w:sz w:val="18"/>
               </w:rPr>
-              <w:t>45 000 ₽</w:t>
+              <w:t>~45 000 ₽</w:t>
             </w:r>
           </w:p>
         </w:tc>
         <w:tc>
           <w:tcPr>
-            <w:tcW w:type="dxa" w:w="3118"/>
+            <w:tcW w:type="dxa" w:w="3969"/>
           </w:tcPr>
           <w:p>
             <w:r/>
@@ -1158,7 +1664,7 @@
                 <w:b w:val="0"/>
                 <w:sz w:val="18"/>
               </w:rPr>
-              <w:t>Крупнее и вместительнее; выше «массовка»</w:t>
+              <w:t>Крупнее/вместительнее — другая ниша «много гостей»</w:t>
             </w:r>
           </w:p>
         </w:tc>
@@ -1166,7 +1672,7 @@
       <w:tr>
         <w:tc>
           <w:tcPr>
-            <w:tcW w:type="dxa" w:w="2381"/>
+            <w:tcW w:type="dxa" w:w="2551"/>
             <w:shd w:fill="F0F4F8" w:val="clear"/>
           </w:tcPr>
           <w:p>
@@ -1177,15 +1683,13 @@
                 <w:b w:val="0"/>
                 <w:sz w:val="18"/>
               </w:rPr>
-              <w:t>Багратион</w:t>
-              <w:br/>
-              <w:t>vip-sail</w:t>
+              <w:t>Багратион (vip-sail)</w:t>
             </w:r>
           </w:p>
         </w:tc>
         <w:tc>
           <w:tcPr>
-            <w:tcW w:type="dxa" w:w="1134"/>
+            <w:tcW w:type="dxa" w:w="1247"/>
             <w:shd w:fill="F0F4F8" w:val="clear"/>
           </w:tcPr>
           <w:p>
@@ -1202,7 +1706,7 @@
         </w:tc>
         <w:tc>
           <w:tcPr>
-            <w:tcW w:type="dxa" w:w="1134"/>
+            <w:tcW w:type="dxa" w:w="1587"/>
             <w:shd w:fill="F0F4F8" w:val="clear"/>
           </w:tcPr>
           <w:p>
@@ -1213,7 +1717,126 @@
                 <w:b w:val="0"/>
                 <w:sz w:val="18"/>
               </w:rPr>
-              <w:t>16</w:t>
+              <w:t>~59 000 ₽</w:t>
+            </w:r>
+          </w:p>
+        </w:tc>
+        <w:tc>
+          <w:tcPr>
+            <w:tcW w:type="dxa" w:w="3969"/>
+            <w:shd w:fill="F0F4F8" w:val="clear"/>
+          </w:tcPr>
+          <w:p>
+            <w:r/>
+            <w:r>
+              <w:rPr>
+                <w:rFonts w:ascii="Calibri" w:hAnsi="Calibri" w:eastAsia="Calibri"/>
+                <w:b w:val="0"/>
+                <w:sz w:val="18"/>
+              </w:rPr>
+              <w:t>Дороже и больше — не прямой ценовой конкурент</w:t>
+            </w:r>
+          </w:p>
+        </w:tc>
+      </w:tr>
+      <w:tr>
+        <w:tc>
+          <w:tcPr>
+            <w:tcW w:type="dxa" w:w="2551"/>
+          </w:tcPr>
+          <w:p>
+            <w:r/>
+            <w:r>
+              <w:rPr>
+                <w:rFonts w:ascii="Calibri" w:hAnsi="Calibri" w:eastAsia="Calibri"/>
+                <w:b w:val="0"/>
+                <w:sz w:val="18"/>
+              </w:rPr>
+              <w:t>Princess 58 / Sunseeker 72</w:t>
+            </w:r>
+          </w:p>
+        </w:tc>
+        <w:tc>
+          <w:tcPr>
+            <w:tcW w:type="dxa" w:w="1247"/>
+          </w:tcPr>
+          <w:p>
+            <w:r/>
+            <w:r>
+              <w:rPr>
+                <w:rFonts w:ascii="Calibri" w:hAnsi="Calibri" w:eastAsia="Calibri"/>
+                <w:b w:val="0"/>
+                <w:sz w:val="18"/>
+              </w:rPr>
+              <w:t>18–22 м</w:t>
+            </w:r>
+          </w:p>
+        </w:tc>
+        <w:tc>
+          <w:tcPr>
+            <w:tcW w:type="dxa" w:w="1587"/>
+          </w:tcPr>
+          <w:p>
+            <w:r/>
+            <w:r>
+              <w:rPr>
+                <w:rFonts w:ascii="Calibri" w:hAnsi="Calibri" w:eastAsia="Calibri"/>
+                <w:b w:val="0"/>
+                <w:sz w:val="18"/>
+              </w:rPr>
+              <w:t>~41–50 000+ ₽</w:t>
+            </w:r>
+          </w:p>
+        </w:tc>
+        <w:tc>
+          <w:tcPr>
+            <w:tcW w:type="dxa" w:w="3969"/>
+          </w:tcPr>
+          <w:p>
+            <w:r/>
+            <w:r>
+              <w:rPr>
+                <w:rFonts w:ascii="Calibri" w:hAnsi="Calibri" w:eastAsia="Calibri"/>
+                <w:b w:val="0"/>
+                <w:sz w:val="18"/>
+              </w:rPr>
+              <w:t>Известные бренды; у Алексум — редкость Drettmann + private</w:t>
+            </w:r>
+          </w:p>
+        </w:tc>
+      </w:tr>
+      <w:tr>
+        <w:tc>
+          <w:tcPr>
+            <w:tcW w:type="dxa" w:w="2551"/>
+            <w:shd w:fill="F0F4F8" w:val="clear"/>
+          </w:tcPr>
+          <w:p>
+            <w:r/>
+            <w:r>
+              <w:rPr>
+                <w:rFonts w:ascii="Calibri" w:hAnsi="Calibri" w:eastAsia="Calibri"/>
+                <w:b w:val="0"/>
+                <w:sz w:val="18"/>
+              </w:rPr>
+              <w:t>Azimut 52 / Princess 45</w:t>
+            </w:r>
+          </w:p>
+        </w:tc>
+        <w:tc>
+          <w:tcPr>
+            <w:tcW w:type="dxa" w:w="1247"/>
+            <w:shd w:fill="F0F4F8" w:val="clear"/>
+          </w:tcPr>
+          <w:p>
+            <w:r/>
+            <w:r>
+              <w:rPr>
+                <w:rFonts w:ascii="Calibri" w:hAnsi="Calibri" w:eastAsia="Calibri"/>
+                <w:b w:val="0"/>
+                <w:sz w:val="18"/>
+              </w:rPr>
+              <w:t>14–16 м</w:t>
             </w:r>
           </w:p>
         </w:tc>
@@ -1230,13 +1853,13 @@
                 <w:b w:val="0"/>
                 <w:sz w:val="18"/>
               </w:rPr>
-              <w:t>59 000 ₽</w:t>
+              <w:t>23–26 500 ₽</w:t>
             </w:r>
           </w:p>
         </w:tc>
         <w:tc>
           <w:tcPr>
-            <w:tcW w:type="dxa" w:w="3118"/>
+            <w:tcW w:type="dxa" w:w="3969"/>
             <w:shd w:fill="F0F4F8" w:val="clear"/>
           </w:tcPr>
           <w:p>
@@ -1247,7 +1870,7 @@
                 <w:b w:val="0"/>
                 <w:sz w:val="18"/>
               </w:rPr>
-              <w:t>Дороже и больше гостей — иная ниша</w:t>
+              <w:t>Ниже статусом; отсекаем «дешёвым» трафиком минус-словами</w:t>
             </w:r>
           </w:p>
         </w:tc>
@@ -1255,7 +1878,7 @@
       <w:tr>
         <w:tc>
           <w:tcPr>
-            <w:tcW w:type="dxa" w:w="2381"/>
+            <w:tcW w:type="dxa" w:w="2551"/>
           </w:tcPr>
           <w:p>
             <w:r/>
@@ -1265,15 +1888,13 @@
                 <w:b w:val="0"/>
                 <w:sz w:val="18"/>
               </w:rPr>
-              <w:t>Princess 58</w:t>
-              <w:br/>
-              <w:t>admiral</w:t>
+              <w:t>Массовые катера 6–16 тыс.</w:t>
             </w:r>
           </w:p>
         </w:tc>
         <w:tc>
           <w:tcPr>
-            <w:tcW w:type="dxa" w:w="1134"/>
+            <w:tcW w:type="dxa" w:w="1247"/>
           </w:tcPr>
           <w:p>
             <w:r/>
@@ -1283,23 +1904,7 @@
                 <w:b w:val="0"/>
                 <w:sz w:val="18"/>
               </w:rPr>
-              <w:t>~18 м</w:t>
-            </w:r>
-          </w:p>
-        </w:tc>
-        <w:tc>
-          <w:tcPr>
-            <w:tcW w:type="dxa" w:w="1134"/>
-          </w:tcPr>
-          <w:p>
-            <w:r/>
-            <w:r>
-              <w:rPr>
-                <w:rFonts w:ascii="Calibri" w:hAnsi="Calibri" w:eastAsia="Calibri"/>
-                <w:b w:val="0"/>
-                <w:sz w:val="18"/>
-              </w:rPr>
-              <w:t>~10–12</w:t>
+              <w:t>8–12 м</w:t>
             </w:r>
           </w:p>
         </w:tc>
@@ -1315,13 +1920,13 @@
                 <w:b w:val="0"/>
                 <w:sz w:val="18"/>
               </w:rPr>
-              <w:t>~41 000 ₽</w:t>
+              <w:t>6–16 000 ₽</w:t>
             </w:r>
           </w:p>
         </w:tc>
         <w:tc>
           <w:tcPr>
-            <w:tcW w:type="dxa" w:w="3118"/>
+            <w:tcW w:type="dxa" w:w="3969"/>
           </w:tcPr>
           <w:p>
             <w:r/>
@@ -1331,269 +1936,7 @@
                 <w:b w:val="0"/>
                 <w:sz w:val="18"/>
               </w:rPr>
-              <w:t>Близкий чек; массовее бренд Princess</w:t>
-            </w:r>
-          </w:p>
-        </w:tc>
-      </w:tr>
-      <w:tr>
-        <w:tc>
-          <w:tcPr>
-            <w:tcW w:type="dxa" w:w="2381"/>
-            <w:shd w:fill="F0F4F8" w:val="clear"/>
-          </w:tcPr>
-          <w:p>
-            <w:r/>
-            <w:r>
-              <w:rPr>
-                <w:rFonts w:ascii="Calibri" w:hAnsi="Calibri" w:eastAsia="Calibri"/>
-                <w:b w:val="0"/>
-                <w:sz w:val="18"/>
-              </w:rPr>
-              <w:t>Sunseeker 72</w:t>
-              <w:br/>
-              <w:t>admiral</w:t>
-            </w:r>
-          </w:p>
-        </w:tc>
-        <w:tc>
-          <w:tcPr>
-            <w:tcW w:type="dxa" w:w="1134"/>
-            <w:shd w:fill="F0F4F8" w:val="clear"/>
-          </w:tcPr>
-          <w:p>
-            <w:r/>
-            <w:r>
-              <w:rPr>
-                <w:rFonts w:ascii="Calibri" w:hAnsi="Calibri" w:eastAsia="Calibri"/>
-                <w:b w:val="0"/>
-                <w:sz w:val="18"/>
-              </w:rPr>
-              <w:t>~22 м</w:t>
-            </w:r>
-          </w:p>
-        </w:tc>
-        <w:tc>
-          <w:tcPr>
-            <w:tcW w:type="dxa" w:w="1134"/>
-            <w:shd w:fill="F0F4F8" w:val="clear"/>
-          </w:tcPr>
-          <w:p>
-            <w:r/>
-            <w:r>
-              <w:rPr>
-                <w:rFonts w:ascii="Calibri" w:hAnsi="Calibri" w:eastAsia="Calibri"/>
-                <w:b w:val="0"/>
-                <w:sz w:val="18"/>
-              </w:rPr>
-              <w:t>больше</w:t>
-            </w:r>
-          </w:p>
-        </w:tc>
-        <w:tc>
-          <w:tcPr>
-            <w:tcW w:type="dxa" w:w="1587"/>
-            <w:shd w:fill="F0F4F8" w:val="clear"/>
-          </w:tcPr>
-          <w:p>
-            <w:r/>
-            <w:r>
-              <w:rPr>
-                <w:rFonts w:ascii="Calibri" w:hAnsi="Calibri" w:eastAsia="Calibri"/>
-                <w:b w:val="0"/>
-                <w:sz w:val="18"/>
-              </w:rPr>
-              <w:t>~50 000+ ₽</w:t>
-            </w:r>
-          </w:p>
-        </w:tc>
-        <w:tc>
-          <w:tcPr>
-            <w:tcW w:type="dxa" w:w="3118"/>
-            <w:shd w:fill="F0F4F8" w:val="clear"/>
-          </w:tcPr>
-          <w:p>
-            <w:r/>
-            <w:r>
-              <w:rPr>
-                <w:rFonts w:ascii="Calibri" w:hAnsi="Calibri" w:eastAsia="Calibri"/>
-                <w:b w:val="0"/>
-                <w:sz w:val="18"/>
-              </w:rPr>
-              <w:t>Выше класс/размер, выше чек</w:t>
-            </w:r>
-          </w:p>
-        </w:tc>
-      </w:tr>
-      <w:tr>
-        <w:tc>
-          <w:tcPr>
-            <w:tcW w:type="dxa" w:w="2381"/>
-          </w:tcPr>
-          <w:p>
-            <w:r/>
-            <w:r>
-              <w:rPr>
-                <w:rFonts w:ascii="Calibri" w:hAnsi="Calibri" w:eastAsia="Calibri"/>
-                <w:b w:val="0"/>
-                <w:sz w:val="18"/>
-              </w:rPr>
-              <w:t>Azimut 52 / Princess 45</w:t>
-              <w:br/>
-              <w:t>vip-sail</w:t>
-            </w:r>
-          </w:p>
-        </w:tc>
-        <w:tc>
-          <w:tcPr>
-            <w:tcW w:type="dxa" w:w="1134"/>
-          </w:tcPr>
-          <w:p>
-            <w:r/>
-            <w:r>
-              <w:rPr>
-                <w:rFonts w:ascii="Calibri" w:hAnsi="Calibri" w:eastAsia="Calibri"/>
-                <w:b w:val="0"/>
-                <w:sz w:val="18"/>
-              </w:rPr>
-              <w:t>14–16 м</w:t>
-            </w:r>
-          </w:p>
-        </w:tc>
-        <w:tc>
-          <w:tcPr>
-            <w:tcW w:type="dxa" w:w="1134"/>
-          </w:tcPr>
-          <w:p>
-            <w:r/>
-            <w:r>
-              <w:rPr>
-                <w:rFonts w:ascii="Calibri" w:hAnsi="Calibri" w:eastAsia="Calibri"/>
-                <w:b w:val="0"/>
-                <w:sz w:val="18"/>
-              </w:rPr>
-              <w:t>10–11</w:t>
-            </w:r>
-          </w:p>
-        </w:tc>
-        <w:tc>
-          <w:tcPr>
-            <w:tcW w:type="dxa" w:w="1587"/>
-          </w:tcPr>
-          <w:p>
-            <w:r/>
-            <w:r>
-              <w:rPr>
-                <w:rFonts w:ascii="Calibri" w:hAnsi="Calibri" w:eastAsia="Calibri"/>
-                <w:b w:val="0"/>
-                <w:sz w:val="18"/>
-              </w:rPr>
-              <w:t>23–26 500 ₽</w:t>
-            </w:r>
-          </w:p>
-        </w:tc>
-        <w:tc>
-          <w:tcPr>
-            <w:tcW w:type="dxa" w:w="3118"/>
-          </w:tcPr>
-          <w:p>
-            <w:r/>
-            <w:r>
-              <w:rPr>
-                <w:rFonts w:ascii="Calibri" w:hAnsi="Calibri" w:eastAsia="Calibri"/>
-                <w:b w:val="0"/>
-                <w:sz w:val="18"/>
-              </w:rPr>
-              <w:t>Дешевле, короче — не тот статус</w:t>
-            </w:r>
-          </w:p>
-        </w:tc>
-      </w:tr>
-      <w:tr>
-        <w:tc>
-          <w:tcPr>
-            <w:tcW w:type="dxa" w:w="2381"/>
-            <w:shd w:fill="F0F4F8" w:val="clear"/>
-          </w:tcPr>
-          <w:p>
-            <w:r/>
-            <w:r>
-              <w:rPr>
-                <w:rFonts w:ascii="Calibri" w:hAnsi="Calibri" w:eastAsia="Calibri"/>
-                <w:b w:val="0"/>
-                <w:sz w:val="18"/>
-              </w:rPr>
-              <w:t>Массовый сегмент</w:t>
-              <w:br/>
-              <w:t>(катера 8–12 м)</w:t>
-            </w:r>
-          </w:p>
-        </w:tc>
-        <w:tc>
-          <w:tcPr>
-            <w:tcW w:type="dxa" w:w="1134"/>
-            <w:shd w:fill="F0F4F8" w:val="clear"/>
-          </w:tcPr>
-          <w:p>
-            <w:r/>
-            <w:r>
-              <w:rPr>
-                <w:rFonts w:ascii="Calibri" w:hAnsi="Calibri" w:eastAsia="Calibri"/>
-                <w:b w:val="0"/>
-                <w:sz w:val="18"/>
-              </w:rPr>
-              <w:t>8–12 м</w:t>
-            </w:r>
-          </w:p>
-        </w:tc>
-        <w:tc>
-          <w:tcPr>
-            <w:tcW w:type="dxa" w:w="1134"/>
-            <w:shd w:fill="F0F4F8" w:val="clear"/>
-          </w:tcPr>
-          <w:p>
-            <w:r/>
-            <w:r>
-              <w:rPr>
-                <w:rFonts w:ascii="Calibri" w:hAnsi="Calibri" w:eastAsia="Calibri"/>
-                <w:b w:val="0"/>
-                <w:sz w:val="18"/>
-              </w:rPr>
-              <w:t>6–11</w:t>
-            </w:r>
-          </w:p>
-        </w:tc>
-        <w:tc>
-          <w:tcPr>
-            <w:tcW w:type="dxa" w:w="1587"/>
-            <w:shd w:fill="F0F4F8" w:val="clear"/>
-          </w:tcPr>
-          <w:p>
-            <w:r/>
-            <w:r>
-              <w:rPr>
-                <w:rFonts w:ascii="Calibri" w:hAnsi="Calibri" w:eastAsia="Calibri"/>
-                <w:b w:val="0"/>
-                <w:sz w:val="18"/>
-              </w:rPr>
-              <w:t>6–16 000 ₽</w:t>
-            </w:r>
-          </w:p>
-        </w:tc>
-        <w:tc>
-          <w:tcPr>
-            <w:tcW w:type="dxa" w:w="3118"/>
-            <w:shd w:fill="F0F4F8" w:val="clear"/>
-          </w:tcPr>
-          <w:p>
-            <w:r/>
-            <w:r>
-              <w:rPr>
-                <w:rFonts w:ascii="Calibri" w:hAnsi="Calibri" w:eastAsia="Calibri"/>
-                <w:b w:val="0"/>
-                <w:sz w:val="18"/>
-              </w:rPr>
-              <w:t>Не конкуренты; отсекаем минус-словами</w:t>
+              <w:t>Не конкуренты VIP — жёсткий минус в ЕПК</w:t>
             </w:r>
           </w:p>
         </w:tc>
@@ -1611,7 +1954,7 @@
           <w:color w:val="2C5F8A"/>
           <w:sz w:val="28"/>
         </w:rPr>
-        <w:t>2.1. Выводы для рекламы</w:t>
+        <w:t>2.1. Выводы</w:t>
       </w:r>
     </w:p>
     <w:p>
@@ -1625,7 +1968,7 @@
           <w:b w:val="0"/>
           <w:sz w:val="22"/>
         </w:rPr>
-        <w:t>Ценовой коридор 35–45 тыс. ₽/час — «правильный» VIP для 20 м; 40 000 ₽ на boat-sochi конкурентоспособны относительно 43 000 ₽ у части посредников.</w:t>
+        <w:t>Главный рекламный клин против агрегаторов: «собственник / без агентских переплат» + единый телефон +7 909 999-94-54.</w:t>
       </w:r>
     </w:p>
     <w:p>
@@ -1639,7 +1982,7 @@
           <w:b w:val="0"/>
           <w:sz w:val="22"/>
         </w:rPr>
-        <w:t>Не конкурировать с катерами 6–16 тыс. ₽: трафик «дёшево покататься» убивает CPA. Жёсткие минус-фразы и премиальный тон объявлений.</w:t>
+        <w:t>Цена 40 000 ₽/час в рынке VIP 20 м; усилитель конверсии — акция «от 5 часов техника бесплатно» (вместо доплаты 25 000 ₽).</w:t>
       </w:r>
     </w:p>
     <w:p>
@@ -1653,7 +1996,7 @@
           <w:b w:val="0"/>
           <w:sz w:val="22"/>
         </w:rPr>
-        <w:t>Прямой канал boat-sochi vs агрегаторы: акцент на владельца/оператора, прозрачность, стюард, отсутствие наценок посредника (если применимо).</w:t>
+        <w:t>Не конкурировать с катерами 6–16 тыс.: премиальный тон, минус-фразы, посадочная без «дёшево».</w:t>
       </w:r>
     </w:p>
     <w:p>
@@ -1667,21 +2010,7 @@
           <w:b w:val="0"/>
           <w:sz w:val="22"/>
         </w:rPr>
-        <w:t>Против 23–25 м (Багратион, Велла): не спорить размером — продавать приватность, редкость Drettmann, камерность до 10 гостей (семья / партнёры / камерный корпоратив).</w:t>
-      </w:r>
-    </w:p>
-    <w:p>
-      <w:pPr>
-        <w:pStyle w:val="ListBullet"/>
-        <w:spacing w:after="60"/>
-      </w:pPr>
-      <w:r>
-        <w:rPr>
-          <w:rFonts w:ascii="Calibri" w:hAnsi="Calibri" w:eastAsia="Calibri"/>
-          <w:b w:val="0"/>
-          <w:sz w:val="22"/>
-        </w:rPr>
-        <w:t>Сезонность: летом спрос выше; офсезон — упор на корпоративы, переговоры, круизы, «закрытый формат».</w:t>
+        <w:t>Против 23–25 м: продавать камерность до 10 гостей, редкость верфи, сервис стюарда и водный «парк».</w:t>
       </w:r>
     </w:p>
     <w:p>
@@ -1700,21 +2029,7 @@
     </w:p>
     <w:p>
       <w:pPr>
-        <w:pStyle w:val="Heading2"/>
-      </w:pPr>
-      <w:r>
-        <w:rPr>
-          <w:rFonts w:ascii="Calibri" w:hAnsi="Calibri" w:eastAsia="Calibri"/>
-          <w:b/>
-          <w:color w:val="2C5F8A"/>
-          <w:sz w:val="28"/>
-        </w:rPr>
-        <w:t>3.1. Портреты</w:t>
-      </w:r>
-    </w:p>
-    <w:p>
-      <w:pPr>
-        <w:spacing w:after="120" w:before="0" w:line="276" w:lineRule="auto"/>
+        <w:spacing w:after="120" w:line="276" w:lineRule="auto"/>
       </w:pPr>
       <w:r>
         <w:rPr>
@@ -1722,7 +2037,7 @@
           <w:b/>
           <w:sz w:val="22"/>
         </w:rPr>
-        <w:t>Сегмент A — Частный VIP / UHNW-гости Сочи</w:t>
+        <w:t>Сегмент A — Частный VIP / гости 5★ и бизнес-туризм Сочи</w:t>
       </w:r>
     </w:p>
     <w:p>
@@ -1736,7 +2051,7 @@
           <w:b w:val="0"/>
           <w:sz w:val="22"/>
         </w:rPr>
-        <w:t>Владельцы бизнеса, топ-менеджмент, гости 5★ отелей центра Сочи.</w:t>
+        <w:t>Запрос: статус, приватность, сервис «под ключ», фото/видео, водные игрушки.</w:t>
       </w:r>
     </w:p>
     <w:p>
@@ -1750,26 +2065,12 @@
           <w:b w:val="0"/>
           <w:sz w:val="22"/>
         </w:rPr>
-        <w:t>Запрос: статус, приватность, сервис «под ключ», фото/видео для личного бренда.</w:t>
+        <w:t>Чек: 2–6 часов или сутки; чувствительны к «агентской наценке» — оффер собственника работает.</w:t>
       </w:r>
     </w:p>
     <w:p>
       <w:pPr>
-        <w:pStyle w:val="ListBullet"/>
-        <w:spacing w:after="60"/>
-      </w:pPr>
-      <w:r>
-        <w:rPr>
-          <w:rFonts w:ascii="Calibri" w:hAnsi="Calibri" w:eastAsia="Calibri"/>
-          <w:b w:val="0"/>
-          <w:sz w:val="22"/>
-        </w:rPr>
-        <w:t>Чек: 2–6 часов или сутки; кейтеринг и развлечения — по запросу.</w:t>
-      </w:r>
-    </w:p>
-    <w:p>
-      <w:pPr>
-        <w:spacing w:after="120" w:before="0" w:line="276" w:lineRule="auto"/>
+        <w:spacing w:after="120" w:line="276" w:lineRule="auto"/>
       </w:pPr>
       <w:r>
         <w:rPr>
@@ -1791,40 +2092,12 @@
           <w:b w:val="0"/>
           <w:sz w:val="22"/>
         </w:rPr>
-        <w:t>Компании: переговоры, награждения, закрытые ужины на воде, клиентские мероприятия.</w:t>
+        <w:t>Переговоры, клиентские выезды, закрытые ужины; важны безнал, договорённость, предсказуемый экипаж.</w:t>
       </w:r>
     </w:p>
     <w:p>
       <w:pPr>
-        <w:pStyle w:val="ListBullet"/>
-        <w:spacing w:after="60"/>
-      </w:pPr>
-      <w:r>
-        <w:rPr>
-          <w:rFonts w:ascii="Calibri" w:hAnsi="Calibri" w:eastAsia="Calibri"/>
-          <w:b w:val="0"/>
-          <w:sz w:val="22"/>
-        </w:rPr>
-        <w:t>Важны: договор, безнал, акт, предсказуемый сервис, стюард.</w:t>
-      </w:r>
-    </w:p>
-    <w:p>
-      <w:pPr>
-        <w:pStyle w:val="ListBullet"/>
-        <w:spacing w:after="60"/>
-      </w:pPr>
-      <w:r>
-        <w:rPr>
-          <w:rFonts w:ascii="Calibri" w:hAnsi="Calibri" w:eastAsia="Calibri"/>
-          <w:b w:val="0"/>
-          <w:sz w:val="22"/>
-        </w:rPr>
-        <w:t>Чек: 4–12 часов, часто будни + высокий сезон мероприятий.</w:t>
-      </w:r>
-    </w:p>
-    <w:p>
-      <w:pPr>
-        <w:spacing w:after="120" w:before="0" w:line="276" w:lineRule="auto"/>
+        <w:spacing w:after="120" w:line="276" w:lineRule="auto"/>
       </w:pPr>
       <w:r>
         <w:rPr>
@@ -1846,13 +2119,12 @@
           <w:b w:val="0"/>
           <w:sz w:val="22"/>
         </w:rPr>
-        <w:t>Дни рождения, предложения руки, годовщины, камерные свадебные выходы (до 10 гостей).</w:t>
+        <w:t>ДР, предложение руки, камерная свадьба до 10 гостей; флайбридж, фарфор, караоке, закат.</w:t>
       </w:r>
     </w:p>
     <w:p>
       <w:pPr>
-        <w:pStyle w:val="ListBullet"/>
-        <w:spacing w:after="60"/>
+        <w:spacing w:after="120" w:line="276" w:lineRule="auto"/>
       </w:pPr>
       <w:r>
         <w:rPr>
@@ -1860,7 +2132,34 @@
           <w:b w:val="0"/>
           <w:sz w:val="22"/>
         </w:rPr>
-        <w:t>Запрос: эстетика интерьера, флайбридж, закат, караоке, декор.</w:t>
+        <w:t>Гео в Директе: Сочи + Адлер/Сириус (интерес к Морпорту) + Москва/регионы («еду в Сочи»). Возраст 30–60+. Mobile-first для звонка и мессенджеров.</w:t>
+      </w:r>
+    </w:p>
+    <w:p>
+      <w:pPr>
+        <w:pStyle w:val="Heading1"/>
+      </w:pPr>
+      <w:r>
+        <w:rPr>
+          <w:rFonts w:ascii="Calibri" w:hAnsi="Calibri" w:eastAsia="Calibri"/>
+          <w:b/>
+          <w:color w:val="1A3A5C"/>
+          <w:sz w:val="36"/>
+        </w:rPr>
+        <w:t>4. Структура ЕПК (оплата за конверсии)</w:t>
+      </w:r>
+    </w:p>
+    <w:p>
+      <w:pPr>
+        <w:spacing w:after="120" w:line="276" w:lineRule="auto"/>
+      </w:pPr>
+      <w:r>
+        <w:rPr>
+          <w:rFonts w:ascii="Calibri" w:hAnsi="Calibri" w:eastAsia="Calibri"/>
+          <w:b w:val="0"/>
+          <w:sz w:val="22"/>
+        </w:rPr>
+        <w:t>Единая перфоманс-кампания Яндекс Директ. Оптимизация и оплата — только за макроконверсии на alexumyacht.com.</w:t>
       </w:r>
     </w:p>
     <w:p>
@@ -1874,117 +2173,7 @@
           <w:color w:val="2C5F8A"/>
           <w:sz w:val="28"/>
         </w:rPr>
-        <w:t>3.2. География и демография в Директе</w:t>
-      </w:r>
-    </w:p>
-    <w:p>
-      <w:pPr>
-        <w:pStyle w:val="ListBullet"/>
-        <w:spacing w:after="60"/>
-      </w:pPr>
-      <w:r>
-        <w:rPr>
-          <w:rFonts w:ascii="Calibri" w:hAnsi="Calibri" w:eastAsia="Calibri"/>
-          <w:b w:val="0"/>
-          <w:sz w:val="22"/>
-        </w:rPr>
-        <w:t>Гео: Сочи + Адлер + Сириус (интерес к выходу из Морпорта); Москва и регионы РФ — туристы «еду в Сочи» (ретаргетинг и ключи с «Сочи»).</w:t>
-      </w:r>
-    </w:p>
-    <w:p>
-      <w:pPr>
-        <w:pStyle w:val="ListBullet"/>
-        <w:spacing w:after="60"/>
-      </w:pPr>
-      <w:r>
-        <w:rPr>
-          <w:rFonts w:ascii="Calibri" w:hAnsi="Calibri" w:eastAsia="Calibri"/>
-          <w:b w:val="0"/>
-          <w:sz w:val="22"/>
-        </w:rPr>
-        <w:t>Возраст: 30–60+; доход — верхний квартиль (если доступны сегменты Яндекса: «бизнес», «премиум-товары», «путешествия бизнес-класса»).</w:t>
-      </w:r>
-    </w:p>
-    <w:p>
-      <w:pPr>
-        <w:pStyle w:val="ListBullet"/>
-        <w:spacing w:after="60"/>
-      </w:pPr>
-      <w:r>
-        <w:rPr>
-          <w:rFonts w:ascii="Calibri" w:hAnsi="Calibri" w:eastAsia="Calibri"/>
-          <w:b w:val="0"/>
-          <w:sz w:val="22"/>
-        </w:rPr>
-        <w:t>Устройства: mobile-first (звонок / мессенджеры), но десктоп важен для корпоративных форм.</w:t>
-      </w:r>
-    </w:p>
-    <w:p>
-      <w:pPr>
-        <w:pStyle w:val="ListBullet"/>
-        <w:spacing w:after="60"/>
-      </w:pPr>
-      <w:r>
-        <w:rPr>
-          <w:rFonts w:ascii="Calibri" w:hAnsi="Calibri" w:eastAsia="Calibri"/>
-          <w:b w:val="0"/>
-          <w:sz w:val="22"/>
-        </w:rPr>
-        <w:t>Время: пик брони — вечер накануне и утро; корпоративы — будни 10:00–18:00.</w:t>
-      </w:r>
-    </w:p>
-    <w:p>
-      <w:pPr>
-        <w:pStyle w:val="Heading1"/>
-      </w:pPr>
-      <w:r>
-        <w:rPr>
-          <w:rFonts w:ascii="Calibri" w:hAnsi="Calibri" w:eastAsia="Calibri"/>
-          <w:b/>
-          <w:color w:val="1A3A5C"/>
-          <w:sz w:val="36"/>
-        </w:rPr>
-        <w:t>4. Структура ЕПК (Яндекс Директ)</w:t>
-      </w:r>
-    </w:p>
-    <w:p>
-      <w:pPr>
-        <w:spacing w:after="120" w:before="0" w:line="276" w:lineRule="auto"/>
-      </w:pPr>
-      <w:r>
-        <w:rPr>
-          <w:rFonts w:ascii="Calibri" w:hAnsi="Calibri" w:eastAsia="Calibri"/>
-          <w:b w:val="0"/>
-          <w:sz w:val="22"/>
-        </w:rPr>
-        <w:t>Формат: Единая перфоманс-кампания с оплатой за конверсии (CPA / оплата за конверсии). Цель — заявки, а не клики.</w:t>
-      </w:r>
-    </w:p>
-    <w:p>
-      <w:pPr>
-        <w:pStyle w:val="Heading2"/>
-      </w:pPr>
-      <w:r>
-        <w:rPr>
-          <w:rFonts w:ascii="Calibri" w:hAnsi="Calibri" w:eastAsia="Calibri"/>
-          <w:b/>
-          <w:color w:val="2C5F8A"/>
-          <w:sz w:val="28"/>
-        </w:rPr>
-        <w:t>4.1. Цели и конверсии</w:t>
-      </w:r>
-    </w:p>
-    <w:p>
-      <w:pPr>
-        <w:spacing w:after="120" w:before="0" w:line="276" w:lineRule="auto"/>
-      </w:pPr>
-      <w:r>
-        <w:rPr>
-          <w:rFonts w:ascii="Calibri" w:hAnsi="Calibri" w:eastAsia="Calibri"/>
-          <w:b w:val="0"/>
-          <w:sz w:val="22"/>
-        </w:rPr>
-        <w:t>Настроить в Метрике + Директе отдельные цели и передавать их в оптимизацию ЕПК:</w:t>
+        <w:t>4.1. Конверсии</w:t>
       </w:r>
     </w:p>
     <w:tbl>
@@ -2002,18 +2191,14 @@
       <w:tr>
         <w:tc>
           <w:tcPr>
-            <w:tcW w:type="dxa" w:w="2835"/>
+            <w:tcW w:type="dxa" w:w="3118"/>
             <w:shd w:fill="1A3A5C" w:val="clear"/>
           </w:tcPr>
           <w:p>
             <w:pPr>
               <w:jc w:val="center"/>
             </w:pPr>
-            <w:r>
-              <w:rPr>
-                <w:color w:val="FFFFFF"/>
-              </w:rPr>
-            </w:r>
+            <w:r/>
             <w:r>
               <w:rPr>
                 <w:rFonts w:ascii="Calibri" w:hAnsi="Calibri" w:eastAsia="Calibri"/>
@@ -2027,18 +2212,14 @@
         </w:tc>
         <w:tc>
           <w:tcPr>
-            <w:tcW w:type="dxa" w:w="3685"/>
+            <w:tcW w:type="dxa" w:w="3969"/>
             <w:shd w:fill="1A3A5C" w:val="clear"/>
           </w:tcPr>
           <w:p>
             <w:pPr>
               <w:jc w:val="center"/>
             </w:pPr>
-            <w:r>
-              <w:rPr>
-                <w:color w:val="FFFFFF"/>
-              </w:rPr>
-            </w:r>
+            <w:r/>
             <w:r>
               <w:rPr>
                 <w:rFonts w:ascii="Calibri" w:hAnsi="Calibri" w:eastAsia="Calibri"/>
@@ -2052,6 +2233,1132 @@
         </w:tc>
         <w:tc>
           <w:tcPr>
+            <w:tcW w:type="dxa" w:w="2268"/>
+            <w:shd w:fill="1A3A5C" w:val="clear"/>
+          </w:tcPr>
+          <w:p>
+            <w:pPr>
+              <w:jc w:val="center"/>
+            </w:pPr>
+            <w:r/>
+            <w:r>
+              <w:rPr>
+                <w:rFonts w:ascii="Calibri" w:hAnsi="Calibri" w:eastAsia="Calibri"/>
+                <w:b/>
+                <w:color w:val="FFFFFF"/>
+                <w:sz w:val="18"/>
+              </w:rPr>
+              <w:t>Ценность</w:t>
+            </w:r>
+          </w:p>
+        </w:tc>
+      </w:tr>
+      <w:tr>
+        <w:tc>
+          <w:tcPr>
+            <w:tcW w:type="dxa" w:w="3118"/>
+          </w:tcPr>
+          <w:p>
+            <w:r/>
+            <w:r>
+              <w:rPr>
+                <w:rFonts w:ascii="Calibri" w:hAnsi="Calibri" w:eastAsia="Calibri"/>
+                <w:b w:val="0"/>
+                <w:sz w:val="18"/>
+              </w:rPr>
+              <w:t>Звонок / клик по tel:+79099999454</w:t>
+            </w:r>
+          </w:p>
+        </w:tc>
+        <w:tc>
+          <w:tcPr>
+            <w:tcW w:type="dxa" w:w="3969"/>
+          </w:tcPr>
+          <w:p>
+            <w:r/>
+            <w:r>
+              <w:rPr>
+                <w:rFonts w:ascii="Calibri" w:hAnsi="Calibri" w:eastAsia="Calibri"/>
+                <w:b w:val="0"/>
+                <w:sz w:val="18"/>
+              </w:rPr>
+              <w:t>Коллтрекинг + цель клика по телефону</w:t>
+            </w:r>
+          </w:p>
+        </w:tc>
+        <w:tc>
+          <w:tcPr>
+            <w:tcW w:type="dxa" w:w="2268"/>
+          </w:tcPr>
+          <w:p>
+            <w:r/>
+            <w:r>
+              <w:rPr>
+                <w:rFonts w:ascii="Calibri" w:hAnsi="Calibri" w:eastAsia="Calibri"/>
+                <w:b w:val="0"/>
+                <w:sz w:val="18"/>
+              </w:rPr>
+              <w:t>1,0</w:t>
+            </w:r>
+          </w:p>
+        </w:tc>
+      </w:tr>
+      <w:tr>
+        <w:tc>
+          <w:tcPr>
+            <w:tcW w:type="dxa" w:w="3118"/>
+            <w:shd w:fill="F0F4F8" w:val="clear"/>
+          </w:tcPr>
+          <w:p>
+            <w:r/>
+            <w:r>
+              <w:rPr>
+                <w:rFonts w:ascii="Calibri" w:hAnsi="Calibri" w:eastAsia="Calibri"/>
+                <w:b w:val="0"/>
+                <w:sz w:val="18"/>
+              </w:rPr>
+              <w:t>WhatsApp / Telegram / Max</w:t>
+            </w:r>
+          </w:p>
+        </w:tc>
+        <w:tc>
+          <w:tcPr>
+            <w:tcW w:type="dxa" w:w="3969"/>
+            <w:shd w:fill="F0F4F8" w:val="clear"/>
+          </w:tcPr>
+          <w:p>
+            <w:r/>
+            <w:r>
+              <w:rPr>
+                <w:rFonts w:ascii="Calibri" w:hAnsi="Calibri" w:eastAsia="Calibri"/>
+                <w:b w:val="0"/>
+                <w:sz w:val="18"/>
+              </w:rPr>
+              <w:t>Цель на клик по мессенджеру</w:t>
+            </w:r>
+          </w:p>
+        </w:tc>
+        <w:tc>
+          <w:tcPr>
+            <w:tcW w:type="dxa" w:w="2268"/>
+            <w:shd w:fill="F0F4F8" w:val="clear"/>
+          </w:tcPr>
+          <w:p>
+            <w:r/>
+            <w:r>
+              <w:rPr>
+                <w:rFonts w:ascii="Calibri" w:hAnsi="Calibri" w:eastAsia="Calibri"/>
+                <w:b w:val="0"/>
+                <w:sz w:val="18"/>
+              </w:rPr>
+              <w:t>0,9</w:t>
+            </w:r>
+          </w:p>
+        </w:tc>
+      </w:tr>
+      <w:tr>
+        <w:tc>
+          <w:tcPr>
+            <w:tcW w:type="dxa" w:w="3118"/>
+          </w:tcPr>
+          <w:p>
+            <w:r/>
+            <w:r>
+              <w:rPr>
+                <w:rFonts w:ascii="Calibri" w:hAnsi="Calibri" w:eastAsia="Calibri"/>
+                <w:b w:val="0"/>
+                <w:sz w:val="18"/>
+              </w:rPr>
+              <w:t>Отправка формы заявки</w:t>
+            </w:r>
+          </w:p>
+        </w:tc>
+        <w:tc>
+          <w:tcPr>
+            <w:tcW w:type="dxa" w:w="3969"/>
+          </w:tcPr>
+          <w:p>
+            <w:r/>
+            <w:r>
+              <w:rPr>
+                <w:rFonts w:ascii="Calibri" w:hAnsi="Calibri" w:eastAsia="Calibri"/>
+                <w:b w:val="0"/>
+                <w:sz w:val="18"/>
+              </w:rPr>
+              <w:t>reachGoal на submit формы Tilda</w:t>
+            </w:r>
+          </w:p>
+        </w:tc>
+        <w:tc>
+          <w:tcPr>
+            <w:tcW w:type="dxa" w:w="2268"/>
+          </w:tcPr>
+          <w:p>
+            <w:r/>
+            <w:r>
+              <w:rPr>
+                <w:rFonts w:ascii="Calibri" w:hAnsi="Calibri" w:eastAsia="Calibri"/>
+                <w:b w:val="0"/>
+                <w:sz w:val="18"/>
+              </w:rPr>
+              <w:t>1,0</w:t>
+            </w:r>
+          </w:p>
+        </w:tc>
+      </w:tr>
+      <w:tr>
+        <w:tc>
+          <w:tcPr>
+            <w:tcW w:type="dxa" w:w="3118"/>
+            <w:shd w:fill="F0F4F8" w:val="clear"/>
+          </w:tcPr>
+          <w:p>
+            <w:r/>
+            <w:r>
+              <w:rPr>
+                <w:rFonts w:ascii="Calibri" w:hAnsi="Calibri" w:eastAsia="Calibri"/>
+                <w:b w:val="0"/>
+                <w:sz w:val="18"/>
+              </w:rPr>
+              <w:t>Микро: время на сайте / скролл</w:t>
+            </w:r>
+          </w:p>
+        </w:tc>
+        <w:tc>
+          <w:tcPr>
+            <w:tcW w:type="dxa" w:w="3969"/>
+            <w:shd w:fill="F0F4F8" w:val="clear"/>
+          </w:tcPr>
+          <w:p>
+            <w:r/>
+            <w:r>
+              <w:rPr>
+                <w:rFonts w:ascii="Calibri" w:hAnsi="Calibri" w:eastAsia="Calibri"/>
+                <w:b w:val="0"/>
+                <w:sz w:val="18"/>
+              </w:rPr>
+              <w:t>Только обучение, без оплаты</w:t>
+            </w:r>
+          </w:p>
+        </w:tc>
+        <w:tc>
+          <w:tcPr>
+            <w:tcW w:type="dxa" w:w="2268"/>
+            <w:shd w:fill="F0F4F8" w:val="clear"/>
+          </w:tcPr>
+          <w:p>
+            <w:r/>
+            <w:r>
+              <w:rPr>
+                <w:rFonts w:ascii="Calibri" w:hAnsi="Calibri" w:eastAsia="Calibri"/>
+                <w:b w:val="0"/>
+                <w:sz w:val="18"/>
+              </w:rPr>
+              <w:t>—</w:t>
+            </w:r>
+          </w:p>
+        </w:tc>
+      </w:tr>
+    </w:tbl>
+    <w:p/>
+    <w:p>
+      <w:pPr>
+        <w:pStyle w:val="Heading2"/>
+      </w:pPr>
+      <w:r>
+        <w:rPr>
+          <w:rFonts w:ascii="Calibri" w:hAnsi="Calibri" w:eastAsia="Calibri"/>
+          <w:b/>
+          <w:color w:val="2C5F8A"/>
+          <w:sz w:val="28"/>
+        </w:rPr>
+        <w:t>4.2. Техподготовка alexumyacht.com</w:t>
+      </w:r>
+    </w:p>
+    <w:p>
+      <w:pPr>
+        <w:pStyle w:val="ListBullet"/>
+        <w:spacing w:after="60"/>
+      </w:pPr>
+      <w:r>
+        <w:rPr>
+          <w:rFonts w:ascii="Calibri" w:hAnsi="Calibri" w:eastAsia="Calibri"/>
+          <w:b w:val="0"/>
+          <w:sz w:val="22"/>
+        </w:rPr>
+        <w:t>Проверить Метрику и цели: form_submit, click_phone, click_whatsapp, click_telegram, click_max.</w:t>
+      </w:r>
+    </w:p>
+    <w:p>
+      <w:pPr>
+        <w:pStyle w:val="ListBullet"/>
+        <w:spacing w:after="60"/>
+      </w:pPr>
+      <w:r>
+        <w:rPr>
+          <w:rFonts w:ascii="Calibri" w:hAnsi="Calibri" w:eastAsia="Calibri"/>
+          <w:b w:val="0"/>
+          <w:sz w:val="22"/>
+        </w:rPr>
+        <w:t>Коллтрекинг на номер +7 909 999-94-54 (подмена в объявлениях и на сайте).</w:t>
+      </w:r>
+    </w:p>
+    <w:p>
+      <w:pPr>
+        <w:pStyle w:val="ListBullet"/>
+        <w:spacing w:after="60"/>
+      </w:pPr>
+      <w:r>
+        <w:rPr>
+          <w:rFonts w:ascii="Calibri" w:hAnsi="Calibri" w:eastAsia="Calibri"/>
+          <w:b w:val="0"/>
+          <w:sz w:val="22"/>
+        </w:rPr>
+        <w:t>UTM: utm_source=yandex&amp;utm_medium=cpc&amp;utm_campaign=epk_alexumyacht_vip&amp;utm_content={ad_id}&amp;utm_term={keyword}.</w:t>
+      </w:r>
+    </w:p>
+    <w:p>
+      <w:pPr>
+        <w:pStyle w:val="ListBullet"/>
+        <w:spacing w:after="60"/>
+      </w:pPr>
+      <w:r>
+        <w:rPr>
+          <w:rFonts w:ascii="Calibri" w:hAnsi="Calibri" w:eastAsia="Calibri"/>
+          <w:b w:val="0"/>
+          <w:sz w:val="22"/>
+        </w:rPr>
+        <w:t>CTA выше первого экрана: телефон + WhatsApp/Telegram/Max + «Забронировать».</w:t>
+      </w:r>
+    </w:p>
+    <w:p>
+      <w:pPr>
+        <w:pStyle w:val="ListBullet"/>
+        <w:spacing w:after="60"/>
+      </w:pPr>
+      <w:r>
+        <w:rPr>
+          <w:rFonts w:ascii="Calibri" w:hAnsi="Calibri" w:eastAsia="Calibri"/>
+          <w:b w:val="0"/>
+          <w:sz w:val="22"/>
+        </w:rPr>
+        <w:t>Не вести платный трафик на boat-sochi.ru/alexum в этой кампании собственника (другой телефон/юрлицо) — либо отдельная кампания партнёра.</w:t>
+      </w:r>
+    </w:p>
+    <w:p>
+      <w:pPr>
+        <w:pStyle w:val="Heading2"/>
+      </w:pPr>
+      <w:r>
+        <w:rPr>
+          <w:rFonts w:ascii="Calibri" w:hAnsi="Calibri" w:eastAsia="Calibri"/>
+          <w:b/>
+          <w:color w:val="2C5F8A"/>
+          <w:sz w:val="28"/>
+        </w:rPr>
+        <w:t>4.3. Кампании и группы</w:t>
+      </w:r>
+    </w:p>
+    <w:tbl>
+      <w:tblPr>
+        <w:tblStyle w:val="TableGrid"/>
+        <w:tblW w:type="auto" w:w="0"/>
+        <w:jc w:val="center"/>
+        <w:tblLook w:firstColumn="1" w:firstRow="1" w:lastColumn="0" w:lastRow="0" w:noHBand="0" w:noVBand="1" w:val="04A0"/>
+      </w:tblPr>
+      <w:tblGrid>
+        <w:gridCol w:w="4873"/>
+        <w:gridCol w:w="4873"/>
+      </w:tblGrid>
+      <w:tr>
+        <w:tc>
+          <w:tcPr>
+            <w:tcW w:type="dxa" w:w="3685"/>
+            <w:shd w:fill="1A3A5C" w:val="clear"/>
+          </w:tcPr>
+          <w:p>
+            <w:pPr>
+              <w:jc w:val="center"/>
+            </w:pPr>
+            <w:r/>
+            <w:r>
+              <w:rPr>
+                <w:rFonts w:ascii="Calibri" w:hAnsi="Calibri" w:eastAsia="Calibri"/>
+                <w:b/>
+                <w:color w:val="FFFFFF"/>
+                <w:sz w:val="18"/>
+              </w:rPr>
+              <w:t>Кампания</w:t>
+            </w:r>
+          </w:p>
+        </w:tc>
+        <w:tc>
+          <w:tcPr>
+            <w:tcW w:type="dxa" w:w="5669"/>
+            <w:shd w:fill="1A3A5C" w:val="clear"/>
+          </w:tcPr>
+          <w:p>
+            <w:pPr>
+              <w:jc w:val="center"/>
+            </w:pPr>
+            <w:r/>
+            <w:r>
+              <w:rPr>
+                <w:rFonts w:ascii="Calibri" w:hAnsi="Calibri" w:eastAsia="Calibri"/>
+                <w:b/>
+                <w:color w:val="FFFFFF"/>
+                <w:sz w:val="18"/>
+              </w:rPr>
+              <w:t>Фокус</w:t>
+            </w:r>
+          </w:p>
+        </w:tc>
+      </w:tr>
+      <w:tr>
+        <w:tc>
+          <w:tcPr>
+            <w:tcW w:type="dxa" w:w="3685"/>
+          </w:tcPr>
+          <w:p>
+            <w:r/>
+            <w:r>
+              <w:rPr>
+                <w:rFonts w:ascii="Calibri" w:hAnsi="Calibri" w:eastAsia="Calibri"/>
+                <w:b w:val="0"/>
+                <w:sz w:val="18"/>
+              </w:rPr>
+              <w:t>EPK_AlexumYacht_VIP_Conv</w:t>
+            </w:r>
+          </w:p>
+        </w:tc>
+        <w:tc>
+          <w:tcPr>
+            <w:tcW w:type="dxa" w:w="5669"/>
+          </w:tcPr>
+          <w:p>
+            <w:r/>
+            <w:r>
+              <w:rPr>
+                <w:rFonts w:ascii="Calibri" w:hAnsi="Calibri" w:eastAsia="Calibri"/>
+                <w:b w:val="0"/>
+                <w:sz w:val="18"/>
+              </w:rPr>
+              <w:t>Основная ЕПК: поиск+сеть, VIP-семантика → alexumyacht.com</w:t>
+            </w:r>
+          </w:p>
+        </w:tc>
+      </w:tr>
+      <w:tr>
+        <w:tc>
+          <w:tcPr>
+            <w:tcW w:type="dxa" w:w="3685"/>
+            <w:shd w:fill="F0F4F8" w:val="clear"/>
+          </w:tcPr>
+          <w:p>
+            <w:r/>
+            <w:r>
+              <w:rPr>
+                <w:rFonts w:ascii="Calibri" w:hAnsi="Calibri" w:eastAsia="Calibri"/>
+                <w:b w:val="0"/>
+                <w:sz w:val="18"/>
+              </w:rPr>
+              <w:t>EPK_Alexum_Brand</w:t>
+            </w:r>
+          </w:p>
+        </w:tc>
+        <w:tc>
+          <w:tcPr>
+            <w:tcW w:type="dxa" w:w="5669"/>
+            <w:shd w:fill="F0F4F8" w:val="clear"/>
+          </w:tcPr>
+          <w:p>
+            <w:r/>
+            <w:r>
+              <w:rPr>
+                <w:rFonts w:ascii="Calibri" w:hAnsi="Calibri" w:eastAsia="Calibri"/>
+                <w:b w:val="0"/>
+                <w:sz w:val="18"/>
+              </w:rPr>
+              <w:t>Бренд: алексум, alexumyacht, алексум тур</w:t>
+            </w:r>
+          </w:p>
+        </w:tc>
+      </w:tr>
+      <w:tr>
+        <w:tc>
+          <w:tcPr>
+            <w:tcW w:type="dxa" w:w="3685"/>
+          </w:tcPr>
+          <w:p>
+            <w:r/>
+            <w:r>
+              <w:rPr>
+                <w:rFonts w:ascii="Calibri" w:hAnsi="Calibri" w:eastAsia="Calibri"/>
+                <w:b w:val="0"/>
+                <w:sz w:val="18"/>
+              </w:rPr>
+              <w:t>RM_AlexumYacht_RT</w:t>
+            </w:r>
+          </w:p>
+        </w:tc>
+        <w:tc>
+          <w:tcPr>
+            <w:tcW w:type="dxa" w:w="5669"/>
+          </w:tcPr>
+          <w:p>
+            <w:r/>
+            <w:r>
+              <w:rPr>
+                <w:rFonts w:ascii="Calibri" w:hAnsi="Calibri" w:eastAsia="Calibri"/>
+                <w:b w:val="0"/>
+                <w:sz w:val="18"/>
+              </w:rPr>
+              <w:t>Ретаргетинг визитов без заявки (после накопления аудитории)</w:t>
+            </w:r>
+          </w:p>
+        </w:tc>
+      </w:tr>
+    </w:tbl>
+    <w:p/>
+    <w:p>
+      <w:pPr>
+        <w:pStyle w:val="ListBullet"/>
+        <w:spacing w:after="60"/>
+      </w:pPr>
+      <w:r>
+        <w:rPr>
+          <w:rFonts w:ascii="Calibri" w:hAnsi="Calibri" w:eastAsia="Calibri"/>
+          <w:b w:val="0"/>
+          <w:sz w:val="22"/>
+        </w:rPr>
+        <w:t>G1 · Аренда VIP/премиум яхты Сочи</w:t>
+      </w:r>
+    </w:p>
+    <w:p>
+      <w:pPr>
+        <w:pStyle w:val="ListBullet"/>
+        <w:spacing w:after="60"/>
+      </w:pPr>
+      <w:r>
+        <w:rPr>
+          <w:rFonts w:ascii="Calibri" w:hAnsi="Calibri" w:eastAsia="Calibri"/>
+          <w:b w:val="0"/>
+          <w:sz w:val="22"/>
+        </w:rPr>
+        <w:t>G2 · Яхта 20 м / люкс / Морпорт / частная яхта</w:t>
+      </w:r>
+    </w:p>
+    <w:p>
+      <w:pPr>
+        <w:pStyle w:val="ListBullet"/>
+        <w:spacing w:after="60"/>
+      </w:pPr>
+      <w:r>
+        <w:rPr>
+          <w:rFonts w:ascii="Calibri" w:hAnsi="Calibri" w:eastAsia="Calibri"/>
+          <w:b w:val="0"/>
+          <w:sz w:val="22"/>
+        </w:rPr>
+        <w:t>G3 · Корпоратив / ДР / свадьба на яхте</w:t>
+      </w:r>
+    </w:p>
+    <w:p>
+      <w:pPr>
+        <w:pStyle w:val="ListBullet"/>
+        <w:spacing w:after="60"/>
+      </w:pPr>
+      <w:r>
+        <w:rPr>
+          <w:rFonts w:ascii="Calibri" w:hAnsi="Calibri" w:eastAsia="Calibri"/>
+          <w:b w:val="0"/>
+          <w:sz w:val="22"/>
+        </w:rPr>
+        <w:t>G4 · Круиз сутки / Геленджик / Крым / Турция</w:t>
+      </w:r>
+    </w:p>
+    <w:p>
+      <w:pPr>
+        <w:pStyle w:val="ListBullet"/>
+        <w:spacing w:after="60"/>
+      </w:pPr>
+      <w:r>
+        <w:rPr>
+          <w:rFonts w:ascii="Calibri" w:hAnsi="Calibri" w:eastAsia="Calibri"/>
+          <w:b w:val="0"/>
+          <w:sz w:val="22"/>
+        </w:rPr>
+        <w:t>G5 · Drettmann / Elegance 64</w:t>
+      </w:r>
+    </w:p>
+    <w:p>
+      <w:pPr>
+        <w:pStyle w:val="ListBullet"/>
+        <w:spacing w:after="60"/>
+      </w:pPr>
+      <w:r>
+        <w:rPr>
+          <w:rFonts w:ascii="Calibri" w:hAnsi="Calibri" w:eastAsia="Calibri"/>
+          <w:b w:val="0"/>
+          <w:sz w:val="22"/>
+        </w:rPr>
+        <w:t>G6 · Автотаргетинг (отдельный контроль CPA)</w:t>
+      </w:r>
+    </w:p>
+    <w:p>
+      <w:pPr>
+        <w:pStyle w:val="Heading1"/>
+      </w:pPr>
+      <w:r>
+        <w:rPr>
+          <w:rFonts w:ascii="Calibri" w:hAnsi="Calibri" w:eastAsia="Calibri"/>
+          <w:b/>
+          <w:color w:val="1A3A5C"/>
+          <w:sz w:val="36"/>
+        </w:rPr>
+        <w:t>5. Семантика</w:t>
+      </w:r>
+    </w:p>
+    <w:p>
+      <w:pPr>
+        <w:pStyle w:val="Heading2"/>
+      </w:pPr>
+      <w:r>
+        <w:rPr>
+          <w:rFonts w:ascii="Calibri" w:hAnsi="Calibri" w:eastAsia="Calibri"/>
+          <w:b/>
+          <w:color w:val="2C5F8A"/>
+          <w:sz w:val="28"/>
+        </w:rPr>
+        <w:t>5.1. Горячие</w:t>
+      </w:r>
+    </w:p>
+    <w:p>
+      <w:pPr>
+        <w:pStyle w:val="ListBullet"/>
+        <w:spacing w:after="60"/>
+      </w:pPr>
+      <w:r>
+        <w:rPr>
+          <w:rFonts w:ascii="Calibri" w:hAnsi="Calibri" w:eastAsia="Calibri"/>
+          <w:b w:val="0"/>
+          <w:sz w:val="22"/>
+        </w:rPr>
+        <w:t>аренда вип яхты сочи</w:t>
+      </w:r>
+    </w:p>
+    <w:p>
+      <w:pPr>
+        <w:pStyle w:val="ListBullet"/>
+        <w:spacing w:after="60"/>
+      </w:pPr>
+      <w:r>
+        <w:rPr>
+          <w:rFonts w:ascii="Calibri" w:hAnsi="Calibri" w:eastAsia="Calibri"/>
+          <w:b w:val="0"/>
+          <w:sz w:val="22"/>
+        </w:rPr>
+        <w:t>аренда vip яхты сочи</w:t>
+      </w:r>
+    </w:p>
+    <w:p>
+      <w:pPr>
+        <w:pStyle w:val="ListBullet"/>
+        <w:spacing w:after="60"/>
+      </w:pPr>
+      <w:r>
+        <w:rPr>
+          <w:rFonts w:ascii="Calibri" w:hAnsi="Calibri" w:eastAsia="Calibri"/>
+          <w:b w:val="0"/>
+          <w:sz w:val="22"/>
+        </w:rPr>
+        <w:t>аренда премиум яхты сочи</w:t>
+      </w:r>
+    </w:p>
+    <w:p>
+      <w:pPr>
+        <w:pStyle w:val="ListBullet"/>
+        <w:spacing w:after="60"/>
+      </w:pPr>
+      <w:r>
+        <w:rPr>
+          <w:rFonts w:ascii="Calibri" w:hAnsi="Calibri" w:eastAsia="Calibri"/>
+          <w:b w:val="0"/>
+          <w:sz w:val="22"/>
+        </w:rPr>
+        <w:t>аренда частной яхты сочи</w:t>
+      </w:r>
+    </w:p>
+    <w:p>
+      <w:pPr>
+        <w:pStyle w:val="ListBullet"/>
+        <w:spacing w:after="60"/>
+      </w:pPr>
+      <w:r>
+        <w:rPr>
+          <w:rFonts w:ascii="Calibri" w:hAnsi="Calibri" w:eastAsia="Calibri"/>
+          <w:b w:val="0"/>
+          <w:sz w:val="22"/>
+        </w:rPr>
+        <w:t>аренда яхты морпорт сочи</w:t>
+      </w:r>
+    </w:p>
+    <w:p>
+      <w:pPr>
+        <w:pStyle w:val="ListBullet"/>
+        <w:spacing w:after="60"/>
+      </w:pPr>
+      <w:r>
+        <w:rPr>
+          <w:rFonts w:ascii="Calibri" w:hAnsi="Calibri" w:eastAsia="Calibri"/>
+          <w:b w:val="0"/>
+          <w:sz w:val="22"/>
+        </w:rPr>
+        <w:t>снять яхту сочи на сутки вип</w:t>
+      </w:r>
+    </w:p>
+    <w:p>
+      <w:pPr>
+        <w:pStyle w:val="ListBullet"/>
+        <w:spacing w:after="60"/>
+      </w:pPr>
+      <w:r>
+        <w:rPr>
+          <w:rFonts w:ascii="Calibri" w:hAnsi="Calibri" w:eastAsia="Calibri"/>
+          <w:b w:val="0"/>
+          <w:sz w:val="22"/>
+        </w:rPr>
+        <w:t>яхта 20 метров аренда сочи</w:t>
+      </w:r>
+    </w:p>
+    <w:p>
+      <w:pPr>
+        <w:pStyle w:val="ListBullet"/>
+        <w:spacing w:after="60"/>
+      </w:pPr>
+      <w:r>
+        <w:rPr>
+          <w:rFonts w:ascii="Calibri" w:hAnsi="Calibri" w:eastAsia="Calibri"/>
+          <w:b w:val="0"/>
+          <w:sz w:val="22"/>
+        </w:rPr>
+        <w:t>индивидуальная аренда яхты сочи</w:t>
+      </w:r>
+    </w:p>
+    <w:p>
+      <w:pPr>
+        <w:pStyle w:val="Heading2"/>
+      </w:pPr>
+      <w:r>
+        <w:rPr>
+          <w:rFonts w:ascii="Calibri" w:hAnsi="Calibri" w:eastAsia="Calibri"/>
+          <w:b/>
+          <w:color w:val="2C5F8A"/>
+          <w:sz w:val="28"/>
+        </w:rPr>
+        <w:t>5.2. Бренд</w:t>
+      </w:r>
+    </w:p>
+    <w:p>
+      <w:pPr>
+        <w:pStyle w:val="ListBullet"/>
+        <w:spacing w:after="60"/>
+      </w:pPr>
+      <w:r>
+        <w:rPr>
+          <w:rFonts w:ascii="Calibri" w:hAnsi="Calibri" w:eastAsia="Calibri"/>
+          <w:b w:val="0"/>
+          <w:sz w:val="22"/>
+        </w:rPr>
+        <w:t>яхта алексум</w:t>
+      </w:r>
+    </w:p>
+    <w:p>
+      <w:pPr>
+        <w:pStyle w:val="ListBullet"/>
+        <w:spacing w:after="60"/>
+      </w:pPr>
+      <w:r>
+        <w:rPr>
+          <w:rFonts w:ascii="Calibri" w:hAnsi="Calibri" w:eastAsia="Calibri"/>
+          <w:b w:val="0"/>
+          <w:sz w:val="22"/>
+        </w:rPr>
+        <w:t>алексум сочи</w:t>
+      </w:r>
+    </w:p>
+    <w:p>
+      <w:pPr>
+        <w:pStyle w:val="ListBullet"/>
+        <w:spacing w:after="60"/>
+      </w:pPr>
+      <w:r>
+        <w:rPr>
+          <w:rFonts w:ascii="Calibri" w:hAnsi="Calibri" w:eastAsia="Calibri"/>
+          <w:b w:val="0"/>
+          <w:sz w:val="22"/>
+        </w:rPr>
+        <w:t>алексум тур</w:t>
+      </w:r>
+    </w:p>
+    <w:p>
+      <w:pPr>
+        <w:pStyle w:val="ListBullet"/>
+        <w:spacing w:after="60"/>
+      </w:pPr>
+      <w:r>
+        <w:rPr>
+          <w:rFonts w:ascii="Calibri" w:hAnsi="Calibri" w:eastAsia="Calibri"/>
+          <w:b w:val="0"/>
+          <w:sz w:val="22"/>
+        </w:rPr>
+        <w:t>alexumyacht</w:t>
+      </w:r>
+    </w:p>
+    <w:p>
+      <w:pPr>
+        <w:pStyle w:val="ListBullet"/>
+        <w:spacing w:after="60"/>
+      </w:pPr>
+      <w:r>
+        <w:rPr>
+          <w:rFonts w:ascii="Calibri" w:hAnsi="Calibri" w:eastAsia="Calibri"/>
+          <w:b w:val="0"/>
+          <w:sz w:val="22"/>
+        </w:rPr>
+        <w:t>alexum yacht sochi</w:t>
+      </w:r>
+    </w:p>
+    <w:p>
+      <w:pPr>
+        <w:pStyle w:val="ListBullet"/>
+        <w:spacing w:after="60"/>
+      </w:pPr>
+      <w:r>
+        <w:rPr>
+          <w:rFonts w:ascii="Calibri" w:hAnsi="Calibri" w:eastAsia="Calibri"/>
+          <w:b w:val="0"/>
+          <w:sz w:val="22"/>
+        </w:rPr>
+        <w:t>drettmann elegance 64 аренда</w:t>
+      </w:r>
+    </w:p>
+    <w:p>
+      <w:pPr>
+        <w:pStyle w:val="Heading2"/>
+      </w:pPr>
+      <w:r>
+        <w:rPr>
+          <w:rFonts w:ascii="Calibri" w:hAnsi="Calibri" w:eastAsia="Calibri"/>
+          <w:b/>
+          <w:color w:val="2C5F8A"/>
+          <w:sz w:val="28"/>
+        </w:rPr>
+        <w:t>5.3. События / B2B</w:t>
+      </w:r>
+    </w:p>
+    <w:p>
+      <w:pPr>
+        <w:pStyle w:val="ListBullet"/>
+        <w:spacing w:after="60"/>
+      </w:pPr>
+      <w:r>
+        <w:rPr>
+          <w:rFonts w:ascii="Calibri" w:hAnsi="Calibri" w:eastAsia="Calibri"/>
+          <w:b w:val="0"/>
+          <w:sz w:val="22"/>
+        </w:rPr>
+        <w:t>корпоратив на яхте сочи</w:t>
+      </w:r>
+    </w:p>
+    <w:p>
+      <w:pPr>
+        <w:pStyle w:val="ListBullet"/>
+        <w:spacing w:after="60"/>
+      </w:pPr>
+      <w:r>
+        <w:rPr>
+          <w:rFonts w:ascii="Calibri" w:hAnsi="Calibri" w:eastAsia="Calibri"/>
+          <w:b w:val="0"/>
+          <w:sz w:val="22"/>
+        </w:rPr>
+        <w:t>день рождения на яхте сочи вип</w:t>
+      </w:r>
+    </w:p>
+    <w:p>
+      <w:pPr>
+        <w:pStyle w:val="ListBullet"/>
+        <w:spacing w:after="60"/>
+      </w:pPr>
+      <w:r>
+        <w:rPr>
+          <w:rFonts w:ascii="Calibri" w:hAnsi="Calibri" w:eastAsia="Calibri"/>
+          <w:b w:val="0"/>
+          <w:sz w:val="22"/>
+        </w:rPr>
+        <w:t>яхта для переговоров сочи</w:t>
+      </w:r>
+    </w:p>
+    <w:p>
+      <w:pPr>
+        <w:pStyle w:val="ListBullet"/>
+        <w:spacing w:after="60"/>
+      </w:pPr>
+      <w:r>
+        <w:rPr>
+          <w:rFonts w:ascii="Calibri" w:hAnsi="Calibri" w:eastAsia="Calibri"/>
+          <w:b w:val="0"/>
+          <w:sz w:val="22"/>
+        </w:rPr>
+        <w:t>круиз сочи геленджик на яхте</w:t>
+      </w:r>
+    </w:p>
+    <w:p>
+      <w:pPr>
+        <w:pStyle w:val="ListBullet"/>
+        <w:spacing w:after="60"/>
+      </w:pPr>
+      <w:r>
+        <w:rPr>
+          <w:rFonts w:ascii="Calibri" w:hAnsi="Calibri" w:eastAsia="Calibri"/>
+          <w:b w:val="0"/>
+          <w:sz w:val="22"/>
+        </w:rPr>
+        <w:t>аренда яхты сочи турция</w:t>
+      </w:r>
+    </w:p>
+    <w:p>
+      <w:pPr>
+        <w:pStyle w:val="Heading2"/>
+      </w:pPr>
+      <w:r>
+        <w:rPr>
+          <w:rFonts w:ascii="Calibri" w:hAnsi="Calibri" w:eastAsia="Calibri"/>
+          <w:b/>
+          <w:color w:val="2C5F8A"/>
+          <w:sz w:val="28"/>
+        </w:rPr>
+        <w:t>5.4. Минус-фразы</w:t>
+      </w:r>
+    </w:p>
+    <w:p>
+      <w:pPr>
+        <w:spacing w:after="120" w:line="276" w:lineRule="auto"/>
+      </w:pPr>
+      <w:r>
+        <w:rPr>
+          <w:rFonts w:ascii="Calibri" w:hAnsi="Calibri" w:eastAsia="Calibri"/>
+          <w:b w:val="0"/>
+          <w:sz w:val="22"/>
+        </w:rPr>
+        <w:t>дёшево, недорого, бюджетн, групповая, билет, цена за человека, от 2000, бесплатно, вакансия, работа, своими руками, чертеж, скачать, игра, купить яхту, продажа яхты, симулятор, школа, курсы капитана, катер 6000, прогулка за 2000</w:t>
+      </w:r>
+    </w:p>
+    <w:p>
+      <w:pPr>
+        <w:pStyle w:val="Heading1"/>
+      </w:pPr>
+      <w:r>
+        <w:rPr>
+          <w:rFonts w:ascii="Calibri" w:hAnsi="Calibri" w:eastAsia="Calibri"/>
+          <w:b/>
+          <w:color w:val="1A3A5C"/>
+          <w:sz w:val="36"/>
+        </w:rPr>
+        <w:t>6. Объявления</w:t>
+      </w:r>
+    </w:p>
+    <w:p>
+      <w:pPr>
+        <w:spacing w:after="120" w:line="276" w:lineRule="auto"/>
+      </w:pPr>
+      <w:r>
+        <w:rPr>
+          <w:rFonts w:ascii="Calibri" w:hAnsi="Calibri" w:eastAsia="Calibri"/>
+          <w:b w:val="0"/>
+          <w:sz w:val="22"/>
+        </w:rPr>
+        <w:t>Тон: статусный, без «скидок −50%». Акценты: собственник, 20 м, Морпорт, стюард, акция от 5 часов.</w:t>
+      </w:r>
+    </w:p>
+    <w:p>
+      <w:pPr>
+        <w:pStyle w:val="Heading2"/>
+      </w:pPr>
+      <w:r>
+        <w:rPr>
+          <w:rFonts w:ascii="Calibri" w:hAnsi="Calibri" w:eastAsia="Calibri"/>
+          <w:b/>
+          <w:color w:val="2C5F8A"/>
+          <w:sz w:val="28"/>
+        </w:rPr>
+        <w:t>6.1. Заголовки</w:t>
+      </w:r>
+    </w:p>
+    <w:p>
+      <w:pPr>
+        <w:pStyle w:val="ListBullet"/>
+        <w:spacing w:after="60"/>
+      </w:pPr>
+      <w:r>
+        <w:rPr>
+          <w:rFonts w:ascii="Calibri" w:hAnsi="Calibri" w:eastAsia="Calibri"/>
+          <w:b w:val="0"/>
+          <w:sz w:val="22"/>
+        </w:rPr>
+        <w:t>VIP-яхта «Алексум» — бронь у собственника</w:t>
+      </w:r>
+    </w:p>
+    <w:p>
+      <w:pPr>
+        <w:pStyle w:val="ListBullet"/>
+        <w:spacing w:after="60"/>
+      </w:pPr>
+      <w:r>
+        <w:rPr>
+          <w:rFonts w:ascii="Calibri" w:hAnsi="Calibri" w:eastAsia="Calibri"/>
+          <w:b w:val="0"/>
+          <w:sz w:val="22"/>
+        </w:rPr>
+        <w:t>Drettmann 20 м · Морпорт Сочи · private</w:t>
+      </w:r>
+    </w:p>
+    <w:p>
+      <w:pPr>
+        <w:pStyle w:val="ListBullet"/>
+        <w:spacing w:after="60"/>
+      </w:pPr>
+      <w:r>
+        <w:rPr>
+          <w:rFonts w:ascii="Calibri" w:hAnsi="Calibri" w:eastAsia="Calibri"/>
+          <w:b w:val="0"/>
+          <w:sz w:val="22"/>
+        </w:rPr>
+        <w:t>Частная яхта 20 м со стюардом · Сочи</w:t>
+      </w:r>
+    </w:p>
+    <w:p>
+      <w:pPr>
+        <w:pStyle w:val="ListBullet"/>
+        <w:spacing w:after="60"/>
+      </w:pPr>
+      <w:r>
+        <w:rPr>
+          <w:rFonts w:ascii="Calibri" w:hAnsi="Calibri" w:eastAsia="Calibri"/>
+          <w:b w:val="0"/>
+          <w:sz w:val="22"/>
+        </w:rPr>
+        <w:t>Алексум · от 40 000 ₽/час · без агентов</w:t>
+      </w:r>
+    </w:p>
+    <w:p>
+      <w:pPr>
+        <w:pStyle w:val="ListBullet"/>
+        <w:spacing w:after="60"/>
+      </w:pPr>
+      <w:r>
+        <w:rPr>
+          <w:rFonts w:ascii="Calibri" w:hAnsi="Calibri" w:eastAsia="Calibri"/>
+          <w:b w:val="0"/>
+          <w:sz w:val="22"/>
+        </w:rPr>
+        <w:t>От 5 часов — водная техника бесплатно</w:t>
+      </w:r>
+    </w:p>
+    <w:p>
+      <w:pPr>
+        <w:pStyle w:val="ListBullet"/>
+        <w:spacing w:after="60"/>
+      </w:pPr>
+      <w:r>
+        <w:rPr>
+          <w:rFonts w:ascii="Calibri" w:hAnsi="Calibri" w:eastAsia="Calibri"/>
+          <w:b w:val="0"/>
+          <w:sz w:val="22"/>
+        </w:rPr>
+        <w:t>Круиз Сочи–Геленджик / Крым на «Алексум»</w:t>
+      </w:r>
+    </w:p>
+    <w:p>
+      <w:pPr>
+        <w:pStyle w:val="Heading2"/>
+      </w:pPr>
+      <w:r>
+        <w:rPr>
+          <w:rFonts w:ascii="Calibri" w:hAnsi="Calibri" w:eastAsia="Calibri"/>
+          <w:b/>
+          <w:color w:val="2C5F8A"/>
+          <w:sz w:val="28"/>
+        </w:rPr>
+        <w:t>6.2. Тексты</w:t>
+      </w:r>
+    </w:p>
+    <w:p>
+      <w:pPr>
+        <w:spacing w:after="120" w:line="276" w:lineRule="auto"/>
+      </w:pPr>
+      <w:r>
+        <w:rPr>
+          <w:rFonts w:ascii="Calibri" w:hAnsi="Calibri" w:eastAsia="Calibri"/>
+          <w:b w:val="0"/>
+          <w:sz w:val="22"/>
+        </w:rPr>
+        <w:t>A: Drettmann Elegance 64, 20 м. Бронь напрямую у владельца — без агентских. Стюард включён. Морпорт Сочи, линия В. Звонок, WhatsApp, Telegram или форма.</w:t>
+      </w:r>
+    </w:p>
+    <w:p>
+      <w:pPr>
+        <w:spacing w:after="120" w:line="276" w:lineRule="auto"/>
+      </w:pPr>
+      <w:r>
+        <w:rPr>
+          <w:rFonts w:ascii="Calibri" w:hAnsi="Calibri" w:eastAsia="Calibri"/>
+          <w:b w:val="0"/>
+          <w:sz w:val="22"/>
+        </w:rPr>
+        <w:t>B: До 10 гостей, 3 каюты, флайбридж, тик. От 40 000 ₽/час. От 5 часов — гидроциклы и водная техника бесплатно. Организуем сутки и круизы.</w:t>
+      </w:r>
+    </w:p>
+    <w:p>
+      <w:pPr>
+        <w:spacing w:after="120" w:line="276" w:lineRule="auto"/>
+      </w:pPr>
+      <w:r>
+        <w:rPr>
+          <w:rFonts w:ascii="Calibri" w:hAnsi="Calibri" w:eastAsia="Calibri"/>
+          <w:b w:val="0"/>
+          <w:sz w:val="22"/>
+        </w:rPr>
+        <w:t>C (B2B): Закрытые корпоративы и переговоры на воде. Безнал. Яхта «Алексум», собственник. Оставьте заявку — подтвердим дату.</w:t>
+      </w:r>
+    </w:p>
+    <w:p>
+      <w:pPr>
+        <w:pStyle w:val="Heading2"/>
+      </w:pPr>
+      <w:r>
+        <w:rPr>
+          <w:rFonts w:ascii="Calibri" w:hAnsi="Calibri" w:eastAsia="Calibri"/>
+          <w:b/>
+          <w:color w:val="2C5F8A"/>
+          <w:sz w:val="28"/>
+        </w:rPr>
+        <w:t>6.3. Быстрые ссылки и уточнения</w:t>
+      </w:r>
+    </w:p>
+    <w:tbl>
+      <w:tblPr>
+        <w:tblStyle w:val="TableGrid"/>
+        <w:tblW w:type="auto" w:w="0"/>
+        <w:jc w:val="center"/>
+        <w:tblLook w:firstColumn="1" w:firstRow="1" w:lastColumn="0" w:lastRow="0" w:noHBand="0" w:noVBand="1" w:val="04A0"/>
+      </w:tblPr>
+      <w:tblGrid>
+        <w:gridCol w:w="4873"/>
+        <w:gridCol w:w="4873"/>
+      </w:tblGrid>
+      <w:tr>
+        <w:tc>
+          <w:tcPr>
             <w:tcW w:type="dxa" w:w="2835"/>
             <w:shd w:fill="1A3A5C" w:val="clear"/>
           </w:tcPr>
@@ -2059,11 +3366,7 @@
             <w:pPr>
               <w:jc w:val="center"/>
             </w:pPr>
-            <w:r>
-              <w:rPr>
-                <w:color w:val="FFFFFF"/>
-              </w:rPr>
-            </w:r>
+            <w:r/>
             <w:r>
               <w:rPr>
                 <w:rFonts w:ascii="Calibri" w:hAnsi="Calibri" w:eastAsia="Calibri"/>
@@ -2071,7 +3374,28 @@
                 <w:color w:val="FFFFFF"/>
                 <w:sz w:val="18"/>
               </w:rPr>
-              <w:t>Приоритет / ценность</w:t>
+              <w:t>Ссылка</w:t>
+            </w:r>
+          </w:p>
+        </w:tc>
+        <w:tc>
+          <w:tcPr>
+            <w:tcW w:type="dxa" w:w="6803"/>
+            <w:shd w:fill="1A3A5C" w:val="clear"/>
+          </w:tcPr>
+          <w:p>
+            <w:pPr>
+              <w:jc w:val="center"/>
+            </w:pPr>
+            <w:r/>
+            <w:r>
+              <w:rPr>
+                <w:rFonts w:ascii="Calibri" w:hAnsi="Calibri" w:eastAsia="Calibri"/>
+                <w:b/>
+                <w:color w:val="FFFFFF"/>
+                <w:sz w:val="18"/>
+              </w:rPr>
+              <w:t>Суть</w:t>
             </w:r>
           </w:p>
         </w:tc>
@@ -2089,13 +3413,13 @@
                 <w:b w:val="0"/>
                 <w:sz w:val="18"/>
               </w:rPr>
-              <w:t>Звонок с сайта / клик по телефону</w:t>
+              <w:t>Цены</w:t>
             </w:r>
           </w:p>
         </w:tc>
         <w:tc>
           <w:tcPr>
-            <w:tcW w:type="dxa" w:w="3685"/>
+            <w:tcW w:type="dxa" w:w="6803"/>
           </w:tcPr>
           <w:p>
             <w:r/>
@@ -2105,23 +3429,7 @@
                 <w:b w:val="0"/>
                 <w:sz w:val="18"/>
               </w:rPr>
-              <w:t>Calltracking или цель «клик по tel:» + коллтрекинг</w:t>
-            </w:r>
-          </w:p>
-        </w:tc>
-        <w:tc>
-          <w:tcPr>
-            <w:tcW w:type="dxa" w:w="2835"/>
-          </w:tcPr>
-          <w:p>
-            <w:r/>
-            <w:r>
-              <w:rPr>
-                <w:rFonts w:ascii="Calibri" w:hAnsi="Calibri" w:eastAsia="Calibri"/>
-                <w:b w:val="0"/>
-                <w:sz w:val="18"/>
-              </w:rPr>
-              <w:t>Высокая · ценность 1,0</w:t>
+              <w:t>40 000 ₽/час · 400 000 ₽/сутки</w:t>
             </w:r>
           </w:p>
         </w:tc>
@@ -2140,13 +3448,13 @@
                 <w:b w:val="0"/>
                 <w:sz w:val="18"/>
               </w:rPr>
-              <w:t>Клик в WhatsApp / Telegram / MAX</w:t>
+              <w:t>Водная техника</w:t>
             </w:r>
           </w:p>
         </w:tc>
         <w:tc>
           <w:tcPr>
-            <w:tcW w:type="dxa" w:w="3685"/>
+            <w:tcW w:type="dxa" w:w="6803"/>
             <w:shd w:fill="F0F4F8" w:val="clear"/>
           </w:tcPr>
           <w:p>
@@ -2157,24 +3465,7 @@
                 <w:b w:val="0"/>
                 <w:sz w:val="18"/>
               </w:rPr>
-              <w:t>Цель на клик по ссылке мессенджера</w:t>
-            </w:r>
-          </w:p>
-        </w:tc>
-        <w:tc>
-          <w:tcPr>
-            <w:tcW w:type="dxa" w:w="2835"/>
-            <w:shd w:fill="F0F4F8" w:val="clear"/>
-          </w:tcPr>
-          <w:p>
-            <w:r/>
-            <w:r>
-              <w:rPr>
-                <w:rFonts w:ascii="Calibri" w:hAnsi="Calibri" w:eastAsia="Calibri"/>
-                <w:b w:val="0"/>
-                <w:sz w:val="18"/>
-              </w:rPr>
-              <w:t>Высокая · ценность 0,9</w:t>
+              <w:t>Акция от 5 часов — бесплатно</w:t>
             </w:r>
           </w:p>
         </w:tc>
@@ -2192,13 +3483,13 @@
                 <w:b w:val="0"/>
                 <w:sz w:val="18"/>
               </w:rPr>
-              <w:t>Отправка формы заявки</w:t>
+              <w:t>Маршруты</w:t>
             </w:r>
           </w:p>
         </w:tc>
         <w:tc>
           <w:tcPr>
-            <w:tcW w:type="dxa" w:w="3685"/>
+            <w:tcW w:type="dxa" w:w="6803"/>
           </w:tcPr>
           <w:p>
             <w:r/>
@@ -2208,23 +3499,7 @@
                 <w:b w:val="0"/>
                 <w:sz w:val="18"/>
               </w:rPr>
-              <w:t>Цель «отправка формы» (reachGoal)</w:t>
-            </w:r>
-          </w:p>
-        </w:tc>
-        <w:tc>
-          <w:tcPr>
-            <w:tcW w:type="dxa" w:w="2835"/>
-          </w:tcPr>
-          <w:p>
-            <w:r/>
-            <w:r>
-              <w:rPr>
-                <w:rFonts w:ascii="Calibri" w:hAnsi="Calibri" w:eastAsia="Calibri"/>
-                <w:b w:val="0"/>
-                <w:sz w:val="18"/>
-              </w:rPr>
-              <w:t>Высокая · ценность 1,0</w:t>
+              <w:t>Геленджик · Крым · Турция</w:t>
             </w:r>
           </w:p>
         </w:tc>
@@ -2243,13 +3518,13 @@
                 <w:b w:val="0"/>
                 <w:sz w:val="18"/>
               </w:rPr>
-              <w:t>Заказ обратного звонка</w:t>
+              <w:t>Забронировать</w:t>
             </w:r>
           </w:p>
         </w:tc>
         <w:tc>
           <w:tcPr>
-            <w:tcW w:type="dxa" w:w="3685"/>
+            <w:tcW w:type="dxa" w:w="6803"/>
             <w:shd w:fill="F0F4F8" w:val="clear"/>
           </w:tcPr>
           <w:p>
@@ -2260,74 +3535,7 @@
                 <w:b w:val="0"/>
                 <w:sz w:val="18"/>
               </w:rPr>
-              <w:t>Отдельная цель формы «перезвоните»</w:t>
-            </w:r>
-          </w:p>
-        </w:tc>
-        <w:tc>
-          <w:tcPr>
-            <w:tcW w:type="dxa" w:w="2835"/>
-            <w:shd w:fill="F0F4F8" w:val="clear"/>
-          </w:tcPr>
-          <w:p>
-            <w:r/>
-            <w:r>
-              <w:rPr>
-                <w:rFonts w:ascii="Calibri" w:hAnsi="Calibri" w:eastAsia="Calibri"/>
-                <w:b w:val="0"/>
-                <w:sz w:val="18"/>
-              </w:rPr>
-              <w:t>Средняя · 0,8</w:t>
-            </w:r>
-          </w:p>
-        </w:tc>
-      </w:tr>
-      <w:tr>
-        <w:tc>
-          <w:tcPr>
-            <w:tcW w:type="dxa" w:w="2835"/>
-          </w:tcPr>
-          <w:p>
-            <w:r/>
-            <w:r>
-              <w:rPr>
-                <w:rFonts w:ascii="Calibri" w:hAnsi="Calibri" w:eastAsia="Calibri"/>
-                <w:b w:val="0"/>
-                <w:sz w:val="18"/>
-              </w:rPr>
-              <w:t>Микро: скролл 50% / время &gt; 60 с</w:t>
-            </w:r>
-          </w:p>
-        </w:tc>
-        <w:tc>
-          <w:tcPr>
-            <w:tcW w:type="dxa" w:w="3685"/>
-          </w:tcPr>
-          <w:p>
-            <w:r/>
-            <w:r>
-              <w:rPr>
-                <w:rFonts w:ascii="Calibri" w:hAnsi="Calibri" w:eastAsia="Calibri"/>
-                <w:b w:val="0"/>
-                <w:sz w:val="18"/>
-              </w:rPr>
-              <w:t>Для обучения, не для CPA-оплаты</w:t>
-            </w:r>
-          </w:p>
-        </w:tc>
-        <w:tc>
-          <w:tcPr>
-            <w:tcW w:type="dxa" w:w="2835"/>
-          </w:tcPr>
-          <w:p>
-            <w:r/>
-            <w:r>
-              <w:rPr>
-                <w:rFonts w:ascii="Calibri" w:hAnsi="Calibri" w:eastAsia="Calibri"/>
-                <w:b w:val="0"/>
-                <w:sz w:val="18"/>
-              </w:rPr>
-              <w:t>Только вспомогательные</w:t>
+              <w:t>Форма / мессенджеры</w:t>
             </w:r>
           </w:p>
         </w:tc>
@@ -2336,7 +3544,7 @@
     <w:p/>
     <w:p>
       <w:pPr>
-        <w:spacing w:after="120" w:before="0" w:line="276" w:lineRule="auto"/>
+        <w:spacing w:after="120" w:line="276" w:lineRule="auto"/>
       </w:pPr>
       <w:r>
         <w:rPr>
@@ -2344,473 +3552,7 @@
           <w:b w:val="0"/>
           <w:sz w:val="22"/>
         </w:rPr>
-        <w:t>Рекомендация: в ЕПК включить оплату/оптимизацию только по макроконверсиям (телефон + мессенджеры + форма). Микроконверсии — в модели атрибуции как вспомогательные сигналы, без оплаты за них.</w:t>
-      </w:r>
-    </w:p>
-    <w:p>
-      <w:pPr>
-        <w:pStyle w:val="Heading2"/>
-      </w:pPr>
-      <w:r>
-        <w:rPr>
-          <w:rFonts w:ascii="Calibri" w:hAnsi="Calibri" w:eastAsia="Calibri"/>
-          <w:b/>
-          <w:color w:val="2C5F8A"/>
-          <w:sz w:val="28"/>
-        </w:rPr>
-        <w:t>4.2. Техническая подготовка посадочной</w:t>
-      </w:r>
-    </w:p>
-    <w:p>
-      <w:pPr>
-        <w:pStyle w:val="ListBullet"/>
-        <w:spacing w:after="60"/>
-      </w:pPr>
-      <w:r>
-        <w:rPr>
-          <w:rFonts w:ascii="Calibri" w:hAnsi="Calibri" w:eastAsia="Calibri"/>
-          <w:b w:val="0"/>
-          <w:sz w:val="22"/>
-        </w:rPr>
-        <w:t>Яндекс Метрика на https://boat-sochi.ru/alexum (счётчик уже может быть на Tilda — проверить цели).</w:t>
-      </w:r>
-    </w:p>
-    <w:p>
-      <w:pPr>
-        <w:pStyle w:val="ListBullet"/>
-        <w:spacing w:after="60"/>
-      </w:pPr>
-      <w:r>
-        <w:rPr>
-          <w:rFonts w:ascii="Calibri" w:hAnsi="Calibri" w:eastAsia="Calibri"/>
-          <w:b w:val="0"/>
-          <w:sz w:val="22"/>
-        </w:rPr>
-        <w:t>Цели: form_submit_alexum, click_phone, click_whatsapp, click_telegram, click_max, click_callback.</w:t>
-      </w:r>
-    </w:p>
-    <w:p>
-      <w:pPr>
-        <w:pStyle w:val="ListBullet"/>
-        <w:spacing w:after="60"/>
-      </w:pPr>
-      <w:r>
-        <w:rPr>
-          <w:rFonts w:ascii="Calibri" w:hAnsi="Calibri" w:eastAsia="Calibri"/>
-          <w:b w:val="0"/>
-          <w:sz w:val="22"/>
-        </w:rPr>
-        <w:t>Коллтрекинг (Calltouch / Mango / Ройстат) — подмена номера на посадочной и в объявлениях.</w:t>
-      </w:r>
-    </w:p>
-    <w:p>
-      <w:pPr>
-        <w:pStyle w:val="ListBullet"/>
-        <w:spacing w:after="60"/>
-      </w:pPr>
-      <w:r>
-        <w:rPr>
-          <w:rFonts w:ascii="Calibri" w:hAnsi="Calibri" w:eastAsia="Calibri"/>
-          <w:b w:val="0"/>
-          <w:sz w:val="22"/>
-        </w:rPr>
-        <w:t>UTM: utm_source=yandex&amp;utm_medium=cpc&amp;utm_campaign=epk_alexum_vip&amp;utm_content={ad_id}&amp;utm_term={keyword}.</w:t>
-      </w:r>
-    </w:p>
-    <w:p>
-      <w:pPr>
-        <w:pStyle w:val="ListBullet"/>
-        <w:spacing w:after="60"/>
-      </w:pPr>
-      <w:r>
-        <w:rPr>
-          <w:rFonts w:ascii="Calibri" w:hAnsi="Calibri" w:eastAsia="Calibri"/>
-          <w:b w:val="0"/>
-          <w:sz w:val="22"/>
-        </w:rPr>
-        <w:t>Скорость мобильной страницы, кликабельный телефон в шапке, крупные кнопки «WhatsApp / Telegram / Заказать».</w:t>
-      </w:r>
-    </w:p>
-    <w:p>
-      <w:pPr>
-        <w:pStyle w:val="ListBullet"/>
-        <w:spacing w:after="60"/>
-      </w:pPr>
-      <w:r>
-        <w:rPr>
-          <w:rFonts w:ascii="Calibri" w:hAnsi="Calibri" w:eastAsia="Calibri"/>
-          <w:b w:val="0"/>
-          <w:sz w:val="22"/>
-        </w:rPr>
-        <w:t>Один экран — один CTA для VIP: без отвлечения на дешёвые катера с главной (по возможности отдельный шаблон без «от 6 000 ₽»).</w:t>
-      </w:r>
-    </w:p>
-    <w:p>
-      <w:pPr>
-        <w:pStyle w:val="Heading2"/>
-      </w:pPr>
-      <w:r>
-        <w:rPr>
-          <w:rFonts w:ascii="Calibri" w:hAnsi="Calibri" w:eastAsia="Calibri"/>
-          <w:b/>
-          <w:color w:val="2C5F8A"/>
-          <w:sz w:val="28"/>
-        </w:rPr>
-        <w:t>4.3. Кампании и группы объявлений</w:t>
-      </w:r>
-    </w:p>
-    <w:p>
-      <w:pPr>
-        <w:spacing w:after="120" w:before="0" w:line="276" w:lineRule="auto"/>
-      </w:pPr>
-      <w:r>
-        <w:rPr>
-          <w:rFonts w:ascii="Calibri" w:hAnsi="Calibri" w:eastAsia="Calibri"/>
-          <w:b w:val="0"/>
-          <w:sz w:val="22"/>
-        </w:rPr>
-        <w:t>Рекомендуется 1 основная ЕПК + отдельные вспомогательные (при необходимости):</w:t>
-      </w:r>
-    </w:p>
-    <w:tbl>
-      <w:tblPr>
-        <w:tblStyle w:val="TableGrid"/>
-        <w:tblW w:type="auto" w:w="0"/>
-        <w:jc w:val="center"/>
-        <w:tblLook w:firstColumn="1" w:firstRow="1" w:lastColumn="0" w:lastRow="0" w:noHBand="0" w:noVBand="1" w:val="04A0"/>
-      </w:tblPr>
-      <w:tblGrid>
-        <w:gridCol w:w="3249"/>
-        <w:gridCol w:w="3249"/>
-        <w:gridCol w:w="3249"/>
-      </w:tblGrid>
-      <w:tr>
-        <w:tc>
-          <w:tcPr>
-            <w:tcW w:type="dxa" w:w="3402"/>
-            <w:shd w:fill="1A3A5C" w:val="clear"/>
-          </w:tcPr>
-          <w:p>
-            <w:pPr>
-              <w:jc w:val="center"/>
-            </w:pPr>
-            <w:r>
-              <w:rPr>
-                <w:color w:val="FFFFFF"/>
-              </w:rPr>
-            </w:r>
-            <w:r>
-              <w:rPr>
-                <w:rFonts w:ascii="Calibri" w:hAnsi="Calibri" w:eastAsia="Calibri"/>
-                <w:b/>
-                <w:color w:val="FFFFFF"/>
-                <w:sz w:val="18"/>
-              </w:rPr>
-              <w:t>Кампания</w:t>
-            </w:r>
-          </w:p>
-        </w:tc>
-        <w:tc>
-          <w:tcPr>
-            <w:tcW w:type="dxa" w:w="2835"/>
-            <w:shd w:fill="1A3A5C" w:val="clear"/>
-          </w:tcPr>
-          <w:p>
-            <w:pPr>
-              <w:jc w:val="center"/>
-            </w:pPr>
-            <w:r>
-              <w:rPr>
-                <w:color w:val="FFFFFF"/>
-              </w:rPr>
-            </w:r>
-            <w:r>
-              <w:rPr>
-                <w:rFonts w:ascii="Calibri" w:hAnsi="Calibri" w:eastAsia="Calibri"/>
-                <w:b/>
-                <w:color w:val="FFFFFF"/>
-                <w:sz w:val="18"/>
-              </w:rPr>
-              <w:t>Тип</w:t>
-            </w:r>
-          </w:p>
-        </w:tc>
-        <w:tc>
-          <w:tcPr>
-            <w:tcW w:type="dxa" w:w="3402"/>
-            <w:shd w:fill="1A3A5C" w:val="clear"/>
-          </w:tcPr>
-          <w:p>
-            <w:pPr>
-              <w:jc w:val="center"/>
-            </w:pPr>
-            <w:r>
-              <w:rPr>
-                <w:color w:val="FFFFFF"/>
-              </w:rPr>
-            </w:r>
-            <w:r>
-              <w:rPr>
-                <w:rFonts w:ascii="Calibri" w:hAnsi="Calibri" w:eastAsia="Calibri"/>
-                <w:b/>
-                <w:color w:val="FFFFFF"/>
-                <w:sz w:val="18"/>
-              </w:rPr>
-              <w:t>Фокус</w:t>
-            </w:r>
-          </w:p>
-        </w:tc>
-      </w:tr>
-      <w:tr>
-        <w:tc>
-          <w:tcPr>
-            <w:tcW w:type="dxa" w:w="3402"/>
-          </w:tcPr>
-          <w:p>
-            <w:r/>
-            <w:r>
-              <w:rPr>
-                <w:rFonts w:ascii="Calibri" w:hAnsi="Calibri" w:eastAsia="Calibri"/>
-                <w:b w:val="0"/>
-                <w:sz w:val="18"/>
-              </w:rPr>
-              <w:t>EPK_Alexum_VIP_Conversions</w:t>
-            </w:r>
-          </w:p>
-        </w:tc>
-        <w:tc>
-          <w:tcPr>
-            <w:tcW w:type="dxa" w:w="2835"/>
-          </w:tcPr>
-          <w:p>
-            <w:r/>
-            <w:r>
-              <w:rPr>
-                <w:rFonts w:ascii="Calibri" w:hAnsi="Calibri" w:eastAsia="Calibri"/>
-                <w:b w:val="0"/>
-                <w:sz w:val="18"/>
-              </w:rPr>
-              <w:t>ЕПК, оплата за конверсии</w:t>
-            </w:r>
-          </w:p>
-        </w:tc>
-        <w:tc>
-          <w:tcPr>
-            <w:tcW w:type="dxa" w:w="3402"/>
-          </w:tcPr>
-          <w:p>
-            <w:r/>
-            <w:r>
-              <w:rPr>
-                <w:rFonts w:ascii="Calibri" w:hAnsi="Calibri" w:eastAsia="Calibri"/>
-                <w:b w:val="0"/>
-                <w:sz w:val="18"/>
-              </w:rPr>
-              <w:t>Поиск + сеть (авто), ключи VIP</w:t>
-            </w:r>
-          </w:p>
-        </w:tc>
-      </w:tr>
-      <w:tr>
-        <w:tc>
-          <w:tcPr>
-            <w:tcW w:type="dxa" w:w="3402"/>
-            <w:shd w:fill="F0F4F8" w:val="clear"/>
-          </w:tcPr>
-          <w:p>
-            <w:r/>
-            <w:r>
-              <w:rPr>
-                <w:rFonts w:ascii="Calibri" w:hAnsi="Calibri" w:eastAsia="Calibri"/>
-                <w:b w:val="0"/>
-                <w:sz w:val="18"/>
-              </w:rPr>
-              <w:t>EPK_Alexum_Brand</w:t>
-            </w:r>
-          </w:p>
-        </w:tc>
-        <w:tc>
-          <w:tcPr>
-            <w:tcW w:type="dxa" w:w="2835"/>
-            <w:shd w:fill="F0F4F8" w:val="clear"/>
-          </w:tcPr>
-          <w:p>
-            <w:r/>
-            <w:r>
-              <w:rPr>
-                <w:rFonts w:ascii="Calibri" w:hAnsi="Calibri" w:eastAsia="Calibri"/>
-                <w:b w:val="0"/>
-                <w:sz w:val="18"/>
-              </w:rPr>
-              <w:t>ЕПК / Поиск</w:t>
-            </w:r>
-          </w:p>
-        </w:tc>
-        <w:tc>
-          <w:tcPr>
-            <w:tcW w:type="dxa" w:w="3402"/>
-            <w:shd w:fill="F0F4F8" w:val="clear"/>
-          </w:tcPr>
-          <w:p>
-            <w:r/>
-            <w:r>
-              <w:rPr>
-                <w:rFonts w:ascii="Calibri" w:hAnsi="Calibri" w:eastAsia="Calibri"/>
-                <w:b w:val="0"/>
-                <w:sz w:val="18"/>
-              </w:rPr>
-              <w:t>Бренд: Алексум, Alexum, Drettmann Elegance</w:t>
-            </w:r>
-          </w:p>
-        </w:tc>
-      </w:tr>
-      <w:tr>
-        <w:tc>
-          <w:tcPr>
-            <w:tcW w:type="dxa" w:w="3402"/>
-          </w:tcPr>
-          <w:p>
-            <w:r/>
-            <w:r>
-              <w:rPr>
-                <w:rFonts w:ascii="Calibri" w:hAnsi="Calibri" w:eastAsia="Calibri"/>
-                <w:b w:val="0"/>
-                <w:sz w:val="18"/>
-              </w:rPr>
-              <w:t>RM_Alexum_Retargeting</w:t>
-            </w:r>
-          </w:p>
-        </w:tc>
-        <w:tc>
-          <w:tcPr>
-            <w:tcW w:type="dxa" w:w="2835"/>
-          </w:tcPr>
-          <w:p>
-            <w:r/>
-            <w:r>
-              <w:rPr>
-                <w:rFonts w:ascii="Calibri" w:hAnsi="Calibri" w:eastAsia="Calibri"/>
-                <w:b w:val="0"/>
-                <w:sz w:val="18"/>
-              </w:rPr>
-              <w:t>Ретаргетинг (при объёме)</w:t>
-            </w:r>
-          </w:p>
-        </w:tc>
-        <w:tc>
-          <w:tcPr>
-            <w:tcW w:type="dxa" w:w="3402"/>
-          </w:tcPr>
-          <w:p>
-            <w:r/>
-            <w:r>
-              <w:rPr>
-                <w:rFonts w:ascii="Calibri" w:hAnsi="Calibri" w:eastAsia="Calibri"/>
-                <w:b w:val="0"/>
-                <w:sz w:val="18"/>
-              </w:rPr>
-              <w:t>Были на /alexum, не оставили заявку</w:t>
-            </w:r>
-          </w:p>
-        </w:tc>
-      </w:tr>
-    </w:tbl>
-    <w:p/>
-    <w:p>
-      <w:pPr>
-        <w:spacing w:after="120" w:before="0" w:line="276" w:lineRule="auto"/>
-      </w:pPr>
-      <w:r>
-        <w:rPr>
-          <w:rFonts w:ascii="Calibri" w:hAnsi="Calibri" w:eastAsia="Calibri"/>
-          <w:b/>
-          <w:sz w:val="22"/>
-        </w:rPr>
-        <w:t>Группы объявлений внутри основной ЕПК:</w:t>
-      </w:r>
-    </w:p>
-    <w:p>
-      <w:pPr>
-        <w:pStyle w:val="ListBullet"/>
-        <w:spacing w:after="60"/>
-      </w:pPr>
-      <w:r>
-        <w:rPr>
-          <w:rFonts w:ascii="Calibri" w:hAnsi="Calibri" w:eastAsia="Calibri"/>
-          <w:b w:val="0"/>
-          <w:sz w:val="22"/>
-        </w:rPr>
-        <w:t>G1 · Аренда VIP-яхты Сочи (коммерческие ключи)</w:t>
-      </w:r>
-    </w:p>
-    <w:p>
-      <w:pPr>
-        <w:pStyle w:val="ListBullet"/>
-        <w:spacing w:after="60"/>
-      </w:pPr>
-      <w:r>
-        <w:rPr>
-          <w:rFonts w:ascii="Calibri" w:hAnsi="Calibri" w:eastAsia="Calibri"/>
-          <w:b w:val="0"/>
-          <w:sz w:val="22"/>
-        </w:rPr>
-        <w:t>G2 · Яхта 20 метров / премиум / люкс Морпорт</w:t>
-      </w:r>
-    </w:p>
-    <w:p>
-      <w:pPr>
-        <w:pStyle w:val="ListBullet"/>
-        <w:spacing w:after="60"/>
-      </w:pPr>
-      <w:r>
-        <w:rPr>
-          <w:rFonts w:ascii="Calibri" w:hAnsi="Calibri" w:eastAsia="Calibri"/>
-          <w:b w:val="0"/>
-          <w:sz w:val="22"/>
-        </w:rPr>
-        <w:t>G3 · Корпоратив / день рождения / предложение на яхте</w:t>
-      </w:r>
-    </w:p>
-    <w:p>
-      <w:pPr>
-        <w:pStyle w:val="ListBullet"/>
-        <w:spacing w:after="60"/>
-      </w:pPr>
-      <w:r>
-        <w:rPr>
-          <w:rFonts w:ascii="Calibri" w:hAnsi="Calibri" w:eastAsia="Calibri"/>
-          <w:b w:val="0"/>
-          <w:sz w:val="22"/>
-        </w:rPr>
-        <w:t>G4 · Круиз Сочи–Геленджик / сутки на яхте</w:t>
-      </w:r>
-    </w:p>
-    <w:p>
-      <w:pPr>
-        <w:pStyle w:val="ListBullet"/>
-        <w:spacing w:after="60"/>
-      </w:pPr>
-      <w:r>
-        <w:rPr>
-          <w:rFonts w:ascii="Calibri" w:hAnsi="Calibri" w:eastAsia="Calibri"/>
-          <w:b w:val="0"/>
-          <w:sz w:val="22"/>
-        </w:rPr>
-        <w:t>G5 · Drettmann / немецкая яхта (нишевые)</w:t>
-      </w:r>
-    </w:p>
-    <w:p>
-      <w:pPr>
-        <w:pStyle w:val="ListBullet"/>
-        <w:spacing w:after="60"/>
-      </w:pPr>
-      <w:r>
-        <w:rPr>
-          <w:rFonts w:ascii="Calibri" w:hAnsi="Calibri" w:eastAsia="Calibri"/>
-          <w:b w:val="0"/>
-          <w:sz w:val="22"/>
-        </w:rPr>
-        <w:t>G6 · Автотаргетинг (отдельная группа, жёсткий контроль CPA)</w:t>
+        <w:t>Уточнения: Собственник · Стюард включён · Морпорт Сочи · От 2 часов · До 10 гостей · Ространснадзор · Безнал</w:t>
       </w:r>
     </w:p>
     <w:p>
@@ -2824,21 +3566,7 @@
           <w:color w:val="1A3A5C"/>
           <w:sz w:val="36"/>
         </w:rPr>
-        <w:t>5. Семантика</w:t>
-      </w:r>
-    </w:p>
-    <w:p>
-      <w:pPr>
-        <w:pStyle w:val="Heading2"/>
-      </w:pPr>
-      <w:r>
-        <w:rPr>
-          <w:rFonts w:ascii="Calibri" w:hAnsi="Calibri" w:eastAsia="Calibri"/>
-          <w:b/>
-          <w:color w:val="2C5F8A"/>
-          <w:sz w:val="28"/>
-        </w:rPr>
-        <w:t>5.1. Высокий приоритет (горячие)</w:t>
+        <w:t>7. CPA, бюджет, KPI</w:t>
       </w:r>
     </w:p>
     <w:p>
@@ -2852,7 +3580,7 @@
           <w:b w:val="0"/>
           <w:sz w:val="22"/>
         </w:rPr>
-        <w:t>аренда вип яхты сочи</w:t>
+        <w:t>Стратегия: оптимизация/оплата за конверсии; обучение 7–14 дней или ~10–20 конверсий.</w:t>
       </w:r>
     </w:p>
     <w:p>
@@ -2866,7 +3594,7 @@
           <w:b w:val="0"/>
           <w:sz w:val="22"/>
         </w:rPr>
-        <w:t>аренда vip яхты сочи</w:t>
+        <w:t>Стартовый целевой CPA: 3 000–8 000 ₽ за квалифицированную заявку (калибровать по марже).</w:t>
       </w:r>
     </w:p>
     <w:p>
@@ -2880,7 +3608,7 @@
           <w:b w:val="0"/>
           <w:sz w:val="22"/>
         </w:rPr>
-        <w:t>аренда премиум яхты сочи</w:t>
+        <w:t>Средний чек: 3–5 ч × 40 000 = 120–200 000 ₽; сутки 400 000 ₽. При конверсии лида в оплату 30–50% CPA до ~10–15 тыс. может быть окупаемым.</w:t>
       </w:r>
     </w:p>
     <w:p>
@@ -2894,1317 +3622,7 @@
           <w:b w:val="0"/>
           <w:sz w:val="22"/>
         </w:rPr>
-        <w:t>аренда яхты морпорт сочи</w:t>
-      </w:r>
-    </w:p>
-    <w:p>
-      <w:pPr>
-        <w:pStyle w:val="ListBullet"/>
-        <w:spacing w:after="60"/>
-      </w:pPr>
-      <w:r>
-        <w:rPr>
-          <w:rFonts w:ascii="Calibri" w:hAnsi="Calibri" w:eastAsia="Calibri"/>
-          <w:b w:val="0"/>
-          <w:sz w:val="22"/>
-        </w:rPr>
-        <w:t>снять яхту сочи на сутки вип</w:t>
-      </w:r>
-    </w:p>
-    <w:p>
-      <w:pPr>
-        <w:pStyle w:val="ListBullet"/>
-        <w:spacing w:after="60"/>
-      </w:pPr>
-      <w:r>
-        <w:rPr>
-          <w:rFonts w:ascii="Calibri" w:hAnsi="Calibri" w:eastAsia="Calibri"/>
-          <w:b w:val="0"/>
-          <w:sz w:val="22"/>
-        </w:rPr>
-        <w:t>яхта 20 метров аренда сочи</w:t>
-      </w:r>
-    </w:p>
-    <w:p>
-      <w:pPr>
-        <w:pStyle w:val="ListBullet"/>
-        <w:spacing w:after="60"/>
-      </w:pPr>
-      <w:r>
-        <w:rPr>
-          <w:rFonts w:ascii="Calibri" w:hAnsi="Calibri" w:eastAsia="Calibri"/>
-          <w:b w:val="0"/>
-          <w:sz w:val="22"/>
-        </w:rPr>
-        <w:t>аренда круизной яхты сочи</w:t>
-      </w:r>
-    </w:p>
-    <w:p>
-      <w:pPr>
-        <w:pStyle w:val="ListBullet"/>
-        <w:spacing w:after="60"/>
-      </w:pPr>
-      <w:r>
-        <w:rPr>
-          <w:rFonts w:ascii="Calibri" w:hAnsi="Calibri" w:eastAsia="Calibri"/>
-          <w:b w:val="0"/>
-          <w:sz w:val="22"/>
-        </w:rPr>
-        <w:t>индивидуальная аренда яхты сочи</w:t>
-      </w:r>
-    </w:p>
-    <w:p>
-      <w:pPr>
-        <w:pStyle w:val="Heading2"/>
-      </w:pPr>
-      <w:r>
-        <w:rPr>
-          <w:rFonts w:ascii="Calibri" w:hAnsi="Calibri" w:eastAsia="Calibri"/>
-          <w:b/>
-          <w:color w:val="2C5F8A"/>
-          <w:sz w:val="28"/>
-        </w:rPr>
-        <w:t>5.2. Бренд и продукт</w:t>
-      </w:r>
-    </w:p>
-    <w:p>
-      <w:pPr>
-        <w:pStyle w:val="ListBullet"/>
-        <w:spacing w:after="60"/>
-      </w:pPr>
-      <w:r>
-        <w:rPr>
-          <w:rFonts w:ascii="Calibri" w:hAnsi="Calibri" w:eastAsia="Calibri"/>
-          <w:b w:val="0"/>
-          <w:sz w:val="22"/>
-        </w:rPr>
-        <w:t>яхта алексум</w:t>
-      </w:r>
-    </w:p>
-    <w:p>
-      <w:pPr>
-        <w:pStyle w:val="ListBullet"/>
-        <w:spacing w:after="60"/>
-      </w:pPr>
-      <w:r>
-        <w:rPr>
-          <w:rFonts w:ascii="Calibri" w:hAnsi="Calibri" w:eastAsia="Calibri"/>
-          <w:b w:val="0"/>
-          <w:sz w:val="22"/>
-        </w:rPr>
-        <w:t>алексум сочи</w:t>
-      </w:r>
-    </w:p>
-    <w:p>
-      <w:pPr>
-        <w:pStyle w:val="ListBullet"/>
-        <w:spacing w:after="60"/>
-      </w:pPr>
-      <w:r>
-        <w:rPr>
-          <w:rFonts w:ascii="Calibri" w:hAnsi="Calibri" w:eastAsia="Calibri"/>
-          <w:b w:val="0"/>
-          <w:sz w:val="22"/>
-        </w:rPr>
-        <w:t>alexum yacht sochi</w:t>
-      </w:r>
-    </w:p>
-    <w:p>
-      <w:pPr>
-        <w:pStyle w:val="ListBullet"/>
-        <w:spacing w:after="60"/>
-      </w:pPr>
-      <w:r>
-        <w:rPr>
-          <w:rFonts w:ascii="Calibri" w:hAnsi="Calibri" w:eastAsia="Calibri"/>
-          <w:b w:val="0"/>
-          <w:sz w:val="22"/>
-        </w:rPr>
-        <w:t>drettmann elegance 64 аренда</w:t>
-      </w:r>
-    </w:p>
-    <w:p>
-      <w:pPr>
-        <w:pStyle w:val="ListBullet"/>
-        <w:spacing w:after="60"/>
-      </w:pPr>
-      <w:r>
-        <w:rPr>
-          <w:rFonts w:ascii="Calibri" w:hAnsi="Calibri" w:eastAsia="Calibri"/>
-          <w:b w:val="0"/>
-          <w:sz w:val="22"/>
-        </w:rPr>
-        <w:t>drettmann сочи</w:t>
-      </w:r>
-    </w:p>
-    <w:p>
-      <w:pPr>
-        <w:pStyle w:val="Heading2"/>
-      </w:pPr>
-      <w:r>
-        <w:rPr>
-          <w:rFonts w:ascii="Calibri" w:hAnsi="Calibri" w:eastAsia="Calibri"/>
-          <w:b/>
-          <w:color w:val="2C5F8A"/>
-          <w:sz w:val="28"/>
-        </w:rPr>
-        <w:t>5.3. Событийные / B2B</w:t>
-      </w:r>
-    </w:p>
-    <w:p>
-      <w:pPr>
-        <w:pStyle w:val="ListBullet"/>
-        <w:spacing w:after="60"/>
-      </w:pPr>
-      <w:r>
-        <w:rPr>
-          <w:rFonts w:ascii="Calibri" w:hAnsi="Calibri" w:eastAsia="Calibri"/>
-          <w:b w:val="0"/>
-          <w:sz w:val="22"/>
-        </w:rPr>
-        <w:t>корпоратив на яхте сочи</w:t>
-      </w:r>
-    </w:p>
-    <w:p>
-      <w:pPr>
-        <w:pStyle w:val="ListBullet"/>
-        <w:spacing w:after="60"/>
-      </w:pPr>
-      <w:r>
-        <w:rPr>
-          <w:rFonts w:ascii="Calibri" w:hAnsi="Calibri" w:eastAsia="Calibri"/>
-          <w:b w:val="0"/>
-          <w:sz w:val="22"/>
-        </w:rPr>
-        <w:t>день рождения на яхте сочи вип</w:t>
-      </w:r>
-    </w:p>
-    <w:p>
-      <w:pPr>
-        <w:pStyle w:val="ListBullet"/>
-        <w:spacing w:after="60"/>
-      </w:pPr>
-      <w:r>
-        <w:rPr>
-          <w:rFonts w:ascii="Calibri" w:hAnsi="Calibri" w:eastAsia="Calibri"/>
-          <w:b w:val="0"/>
-          <w:sz w:val="22"/>
-        </w:rPr>
-        <w:t>аренда яхты для переговоров сочи</w:t>
-      </w:r>
-    </w:p>
-    <w:p>
-      <w:pPr>
-        <w:pStyle w:val="ListBullet"/>
-        <w:spacing w:after="60"/>
-      </w:pPr>
-      <w:r>
-        <w:rPr>
-          <w:rFonts w:ascii="Calibri" w:hAnsi="Calibri" w:eastAsia="Calibri"/>
-          <w:b w:val="0"/>
-          <w:sz w:val="22"/>
-        </w:rPr>
-        <w:t>яхта для свадьбы сочи камерная</w:t>
-      </w:r>
-    </w:p>
-    <w:p>
-      <w:pPr>
-        <w:pStyle w:val="ListBullet"/>
-        <w:spacing w:after="60"/>
-      </w:pPr>
-      <w:r>
-        <w:rPr>
-          <w:rFonts w:ascii="Calibri" w:hAnsi="Calibri" w:eastAsia="Calibri"/>
-          <w:b w:val="0"/>
-          <w:sz w:val="22"/>
-        </w:rPr>
-        <w:t>фуршет на яхте сочи</w:t>
-      </w:r>
-    </w:p>
-    <w:p>
-      <w:pPr>
-        <w:pStyle w:val="Heading2"/>
-      </w:pPr>
-      <w:r>
-        <w:rPr>
-          <w:rFonts w:ascii="Calibri" w:hAnsi="Calibri" w:eastAsia="Calibri"/>
-          <w:b/>
-          <w:color w:val="2C5F8A"/>
-          <w:sz w:val="28"/>
-        </w:rPr>
-        <w:t>5.4. Минус-фразы (обязательно)</w:t>
-      </w:r>
-    </w:p>
-    <w:p>
-      <w:pPr>
-        <w:spacing w:after="120" w:before="0" w:line="276" w:lineRule="auto"/>
-      </w:pPr>
-      <w:r>
-        <w:rPr>
-          <w:rFonts w:ascii="Calibri" w:hAnsi="Calibri" w:eastAsia="Calibri"/>
-          <w:b w:val="0"/>
-          <w:sz w:val="22"/>
-        </w:rPr>
-        <w:t>Отсекаем нецелевой и «дешёвый» спрос:</w:t>
-      </w:r>
-    </w:p>
-    <w:p>
-      <w:pPr>
-        <w:spacing w:after="120" w:before="0" w:line="276" w:lineRule="auto"/>
-      </w:pPr>
-      <w:r>
-        <w:rPr>
-          <w:rFonts w:ascii="Calibri" w:hAnsi="Calibri" w:eastAsia="Calibri"/>
-          <w:b w:val="0"/>
-          <w:sz w:val="22"/>
-        </w:rPr>
-        <w:t>дёшево, недорого, бюджетн, акция катер, групповая, билет, цена за человека, от 2000, гидроцикл один, рыбалка дёшево, бесплатно, вакансия, работа, своими руками, чертеж, скачать, игра, minecraft, купить яхту б/у, продажа яхты, симулятор, школа, курсы капитана, адлер катер 6000, прогулка 1 час за 2000</w:t>
-      </w:r>
-    </w:p>
-    <w:p>
-      <w:pPr>
-        <w:pStyle w:val="Heading1"/>
-      </w:pPr>
-      <w:r>
-        <w:rPr>
-          <w:rFonts w:ascii="Calibri" w:hAnsi="Calibri" w:eastAsia="Calibri"/>
-          <w:b/>
-          <w:color w:val="1A3A5C"/>
-          <w:sz w:val="36"/>
-        </w:rPr>
-        <w:t>6. Объявления (тексты для ЕПК)</w:t>
-      </w:r>
-    </w:p>
-    <w:p>
-      <w:pPr>
-        <w:spacing w:after="120" w:before="0" w:line="276" w:lineRule="auto"/>
-      </w:pPr>
-      <w:r>
-        <w:rPr>
-          <w:rFonts w:ascii="Calibri" w:hAnsi="Calibri" w:eastAsia="Calibri"/>
-          <w:b w:val="0"/>
-          <w:sz w:val="22"/>
-        </w:rPr>
-        <w:t>Тон: сдержанный, статусный, без «скидок» и восклицаний. Цифры — длина, стюард, private, Морпорт.</w:t>
-      </w:r>
-    </w:p>
-    <w:p>
-      <w:pPr>
-        <w:pStyle w:val="Heading2"/>
-      </w:pPr>
-      <w:r>
-        <w:rPr>
-          <w:rFonts w:ascii="Calibri" w:hAnsi="Calibri" w:eastAsia="Calibri"/>
-          <w:b/>
-          <w:color w:val="2C5F8A"/>
-          <w:sz w:val="28"/>
-        </w:rPr>
-        <w:t>6.1. Варианты заголовков (до ~56 символов)</w:t>
-      </w:r>
-    </w:p>
-    <w:p>
-      <w:pPr>
-        <w:pStyle w:val="ListBullet"/>
-        <w:spacing w:after="60"/>
-      </w:pPr>
-      <w:r>
-        <w:rPr>
-          <w:rFonts w:ascii="Calibri" w:hAnsi="Calibri" w:eastAsia="Calibri"/>
-          <w:b w:val="0"/>
-          <w:sz w:val="22"/>
-        </w:rPr>
-        <w:t>VIP-яхта «Алексум» — Морпорт Сочи</w:t>
-      </w:r>
-    </w:p>
-    <w:p>
-      <w:pPr>
-        <w:pStyle w:val="ListBullet"/>
-        <w:spacing w:after="60"/>
-      </w:pPr>
-      <w:r>
-        <w:rPr>
-          <w:rFonts w:ascii="Calibri" w:hAnsi="Calibri" w:eastAsia="Calibri"/>
-          <w:b w:val="0"/>
-          <w:sz w:val="22"/>
-        </w:rPr>
-        <w:t>Drettmann 20 м · только индивидуальная аренда</w:t>
-      </w:r>
-    </w:p>
-    <w:p>
-      <w:pPr>
-        <w:pStyle w:val="ListBullet"/>
-        <w:spacing w:after="60"/>
-      </w:pPr>
-      <w:r>
-        <w:rPr>
-          <w:rFonts w:ascii="Calibri" w:hAnsi="Calibri" w:eastAsia="Calibri"/>
-          <w:b w:val="0"/>
-          <w:sz w:val="22"/>
-        </w:rPr>
-        <w:t>Яхта 20 метров со стюардом · Сочи</w:t>
-      </w:r>
-    </w:p>
-    <w:p>
-      <w:pPr>
-        <w:pStyle w:val="ListBullet"/>
-        <w:spacing w:after="60"/>
-      </w:pPr>
-      <w:r>
-        <w:rPr>
-          <w:rFonts w:ascii="Calibri" w:hAnsi="Calibri" w:eastAsia="Calibri"/>
-          <w:b w:val="0"/>
-          <w:sz w:val="22"/>
-        </w:rPr>
-        <w:t>Премиум-чартер из Морпорта Сочи</w:t>
-      </w:r>
-    </w:p>
-    <w:p>
-      <w:pPr>
-        <w:pStyle w:val="ListBullet"/>
-        <w:spacing w:after="60"/>
-      </w:pPr>
-      <w:r>
-        <w:rPr>
-          <w:rFonts w:ascii="Calibri" w:hAnsi="Calibri" w:eastAsia="Calibri"/>
-          <w:b w:val="0"/>
-          <w:sz w:val="22"/>
-        </w:rPr>
-        <w:t>Private yacht · Алексум · от 2 часов</w:t>
-      </w:r>
-    </w:p>
-    <w:p>
-      <w:pPr>
-        <w:pStyle w:val="ListBullet"/>
-        <w:spacing w:after="60"/>
-      </w:pPr>
-      <w:r>
-        <w:rPr>
-          <w:rFonts w:ascii="Calibri" w:hAnsi="Calibri" w:eastAsia="Calibri"/>
-          <w:b w:val="0"/>
-          <w:sz w:val="22"/>
-        </w:rPr>
-        <w:t>Корпоратив и VIP-отдых на «Алексум»</w:t>
-      </w:r>
-    </w:p>
-    <w:p>
-      <w:pPr>
-        <w:pStyle w:val="ListBullet"/>
-        <w:spacing w:after="60"/>
-      </w:pPr>
-      <w:r>
-        <w:rPr>
-          <w:rFonts w:ascii="Calibri" w:hAnsi="Calibri" w:eastAsia="Calibri"/>
-          <w:b w:val="0"/>
-          <w:sz w:val="22"/>
-        </w:rPr>
-        <w:t>Немецкая яхта Elegance 64 в Сочи</w:t>
-      </w:r>
-    </w:p>
-    <w:p>
-      <w:pPr>
-        <w:pStyle w:val="Heading2"/>
-      </w:pPr>
-      <w:r>
-        <w:rPr>
-          <w:rFonts w:ascii="Calibri" w:hAnsi="Calibri" w:eastAsia="Calibri"/>
-          <w:b/>
-          <w:color w:val="2C5F8A"/>
-          <w:sz w:val="28"/>
-        </w:rPr>
-        <w:t>6.2. Тексты объявлений</w:t>
-      </w:r>
-    </w:p>
-    <w:p>
-      <w:pPr>
-        <w:spacing w:after="120" w:before="0" w:line="276" w:lineRule="auto"/>
-      </w:pPr>
-      <w:r>
-        <w:rPr>
-          <w:rFonts w:ascii="Calibri" w:hAnsi="Calibri" w:eastAsia="Calibri"/>
-          <w:b/>
-          <w:sz w:val="22"/>
-        </w:rPr>
-        <w:t>Текст A:</w:t>
-      </w:r>
-    </w:p>
-    <w:p>
-      <w:pPr>
-        <w:spacing w:after="120" w:before="0" w:line="276" w:lineRule="auto"/>
-      </w:pPr>
-      <w:r>
-        <w:rPr>
-          <w:rFonts w:ascii="Calibri" w:hAnsi="Calibri" w:eastAsia="Calibri"/>
-          <w:b w:val="0"/>
-          <w:sz w:val="22"/>
-        </w:rPr>
-        <w:t>Двухпалубная Drettmann Elegance 64, 20 м. Стюард включён. Без групповых рейсов. Причал: Морпорт Сочи, линия 1. Бронь: звонок, WhatsApp или форма.</w:t>
-      </w:r>
-    </w:p>
-    <w:p>
-      <w:pPr>
-        <w:spacing w:after="120" w:before="0" w:line="276" w:lineRule="auto"/>
-      </w:pPr>
-      <w:r>
-        <w:rPr>
-          <w:rFonts w:ascii="Calibri" w:hAnsi="Calibri" w:eastAsia="Calibri"/>
-          <w:b/>
-          <w:sz w:val="22"/>
-        </w:rPr>
-        <w:t>Текст B:</w:t>
-      </w:r>
-    </w:p>
-    <w:p>
-      <w:pPr>
-        <w:spacing w:after="120" w:before="0" w:line="276" w:lineRule="auto"/>
-      </w:pPr>
-      <w:r>
-        <w:rPr>
-          <w:rFonts w:ascii="Calibri" w:hAnsi="Calibri" w:eastAsia="Calibri"/>
-          <w:b w:val="0"/>
-          <w:sz w:val="22"/>
-        </w:rPr>
-        <w:t>Для тех, кто выбирает приватность: до 10 гостей, 3 каюты, флайбридж, тиковые палубы. От 40 000 ₽/час. Организуем кейтеринг и выход на весь день.</w:t>
-      </w:r>
-    </w:p>
-    <w:p>
-      <w:pPr>
-        <w:spacing w:after="120" w:before="0" w:line="276" w:lineRule="auto"/>
-      </w:pPr>
-      <w:r>
-        <w:rPr>
-          <w:rFonts w:ascii="Calibri" w:hAnsi="Calibri" w:eastAsia="Calibri"/>
-          <w:b/>
-          <w:sz w:val="22"/>
-        </w:rPr>
-        <w:t>Текст C (B2B):</w:t>
-      </w:r>
-    </w:p>
-    <w:p>
-      <w:pPr>
-        <w:spacing w:after="120" w:before="0" w:line="276" w:lineRule="auto"/>
-      </w:pPr>
-      <w:r>
-        <w:rPr>
-          <w:rFonts w:ascii="Calibri" w:hAnsi="Calibri" w:eastAsia="Calibri"/>
-          <w:b w:val="0"/>
-          <w:sz w:val="22"/>
-        </w:rPr>
-        <w:t>Закрытые переговоры и корпоративы на воде. Договор и безнал для юрлиц. Яхта «Алексум», Морпорт Сочи. Оставьте заявку — менеджер подтвердит дату.</w:t>
-      </w:r>
-    </w:p>
-    <w:p>
-      <w:pPr>
-        <w:pStyle w:val="Heading2"/>
-      </w:pPr>
-      <w:r>
-        <w:rPr>
-          <w:rFonts w:ascii="Calibri" w:hAnsi="Calibri" w:eastAsia="Calibri"/>
-          <w:b/>
-          <w:color w:val="2C5F8A"/>
-          <w:sz w:val="28"/>
-        </w:rPr>
-        <w:t>6.3. Быстрые ссылки</w:t>
-      </w:r>
-    </w:p>
-    <w:tbl>
-      <w:tblPr>
-        <w:tblStyle w:val="TableGrid"/>
-        <w:tblW w:type="auto" w:w="0"/>
-        <w:jc w:val="center"/>
-        <w:tblLook w:firstColumn="1" w:firstRow="1" w:lastColumn="0" w:lastRow="0" w:noHBand="0" w:noVBand="1" w:val="04A0"/>
-      </w:tblPr>
-      <w:tblGrid>
-        <w:gridCol w:w="3249"/>
-        <w:gridCol w:w="3249"/>
-        <w:gridCol w:w="3249"/>
-      </w:tblGrid>
-      <w:tr>
-        <w:tc>
-          <w:tcPr>
-            <w:tcW w:type="dxa" w:w="2268"/>
-            <w:shd w:fill="1A3A5C" w:val="clear"/>
-          </w:tcPr>
-          <w:p>
-            <w:pPr>
-              <w:jc w:val="center"/>
-            </w:pPr>
-            <w:r>
-              <w:rPr>
-                <w:color w:val="FFFFFF"/>
-              </w:rPr>
-            </w:r>
-            <w:r>
-              <w:rPr>
-                <w:rFonts w:ascii="Calibri" w:hAnsi="Calibri" w:eastAsia="Calibri"/>
-                <w:b/>
-                <w:color w:val="FFFFFF"/>
-                <w:sz w:val="18"/>
-              </w:rPr>
-              <w:t>Ссылка</w:t>
-            </w:r>
-          </w:p>
-        </w:tc>
-        <w:tc>
-          <w:tcPr>
-            <w:tcW w:type="dxa" w:w="3685"/>
-            <w:shd w:fill="1A3A5C" w:val="clear"/>
-          </w:tcPr>
-          <w:p>
-            <w:pPr>
-              <w:jc w:val="center"/>
-            </w:pPr>
-            <w:r>
-              <w:rPr>
-                <w:color w:val="FFFFFF"/>
-              </w:rPr>
-            </w:r>
-            <w:r>
-              <w:rPr>
-                <w:rFonts w:ascii="Calibri" w:hAnsi="Calibri" w:eastAsia="Calibri"/>
-                <w:b/>
-                <w:color w:val="FFFFFF"/>
-                <w:sz w:val="18"/>
-              </w:rPr>
-              <w:t>Описание</w:t>
-            </w:r>
-          </w:p>
-        </w:tc>
-        <w:tc>
-          <w:tcPr>
-            <w:tcW w:type="dxa" w:w="3402"/>
-            <w:shd w:fill="1A3A5C" w:val="clear"/>
-          </w:tcPr>
-          <w:p>
-            <w:pPr>
-              <w:jc w:val="center"/>
-            </w:pPr>
-            <w:r>
-              <w:rPr>
-                <w:color w:val="FFFFFF"/>
-              </w:rPr>
-            </w:r>
-            <w:r>
-              <w:rPr>
-                <w:rFonts w:ascii="Calibri" w:hAnsi="Calibri" w:eastAsia="Calibri"/>
-                <w:b/>
-                <w:color w:val="FFFFFF"/>
-                <w:sz w:val="18"/>
-              </w:rPr>
-              <w:t>URL</w:t>
-            </w:r>
-          </w:p>
-        </w:tc>
-      </w:tr>
-      <w:tr>
-        <w:tc>
-          <w:tcPr>
-            <w:tcW w:type="dxa" w:w="2268"/>
-          </w:tcPr>
-          <w:p>
-            <w:r/>
-            <w:r>
-              <w:rPr>
-                <w:rFonts w:ascii="Calibri" w:hAnsi="Calibri" w:eastAsia="Calibri"/>
-                <w:b w:val="0"/>
-                <w:sz w:val="18"/>
-              </w:rPr>
-              <w:t>Характеристики</w:t>
-            </w:r>
-          </w:p>
-        </w:tc>
-        <w:tc>
-          <w:tcPr>
-            <w:tcW w:type="dxa" w:w="3685"/>
-          </w:tcPr>
-          <w:p>
-            <w:r/>
-            <w:r>
-              <w:rPr>
-                <w:rFonts w:ascii="Calibri" w:hAnsi="Calibri" w:eastAsia="Calibri"/>
-                <w:b w:val="0"/>
-                <w:sz w:val="18"/>
-              </w:rPr>
-              <w:t>20 м, 10 гостей, 3 каюты</w:t>
-            </w:r>
-          </w:p>
-        </w:tc>
-        <w:tc>
-          <w:tcPr>
-            <w:tcW w:type="dxa" w:w="3402"/>
-          </w:tcPr>
-          <w:p>
-            <w:r/>
-            <w:r>
-              <w:rPr>
-                <w:rFonts w:ascii="Calibri" w:hAnsi="Calibri" w:eastAsia="Calibri"/>
-                <w:b w:val="0"/>
-                <w:sz w:val="18"/>
-              </w:rPr>
-              <w:t>…/alexum#specs или якорь</w:t>
-            </w:r>
-          </w:p>
-        </w:tc>
-      </w:tr>
-      <w:tr>
-        <w:tc>
-          <w:tcPr>
-            <w:tcW w:type="dxa" w:w="2268"/>
-            <w:shd w:fill="F0F4F8" w:val="clear"/>
-          </w:tcPr>
-          <w:p>
-            <w:r/>
-            <w:r>
-              <w:rPr>
-                <w:rFonts w:ascii="Calibri" w:hAnsi="Calibri" w:eastAsia="Calibri"/>
-                <w:b w:val="0"/>
-                <w:sz w:val="18"/>
-              </w:rPr>
-              <w:t>Цены</w:t>
-            </w:r>
-          </w:p>
-        </w:tc>
-        <w:tc>
-          <w:tcPr>
-            <w:tcW w:type="dxa" w:w="3685"/>
-            <w:shd w:fill="F0F4F8" w:val="clear"/>
-          </w:tcPr>
-          <w:p>
-            <w:r/>
-            <w:r>
-              <w:rPr>
-                <w:rFonts w:ascii="Calibri" w:hAnsi="Calibri" w:eastAsia="Calibri"/>
-                <w:b w:val="0"/>
-                <w:sz w:val="18"/>
-              </w:rPr>
-              <w:t>От 40 000 ₽/час · сутки 400 000 ₽</w:t>
-            </w:r>
-          </w:p>
-        </w:tc>
-        <w:tc>
-          <w:tcPr>
-            <w:tcW w:type="dxa" w:w="3402"/>
-            <w:shd w:fill="F0F4F8" w:val="clear"/>
-          </w:tcPr>
-          <w:p>
-            <w:r/>
-            <w:r>
-              <w:rPr>
-                <w:rFonts w:ascii="Calibri" w:hAnsi="Calibri" w:eastAsia="Calibri"/>
-                <w:b w:val="0"/>
-                <w:sz w:val="18"/>
-              </w:rPr>
-              <w:t>…/alexum#price</w:t>
-            </w:r>
-          </w:p>
-        </w:tc>
-      </w:tr>
-      <w:tr>
-        <w:tc>
-          <w:tcPr>
-            <w:tcW w:type="dxa" w:w="2268"/>
-          </w:tcPr>
-          <w:p>
-            <w:r/>
-            <w:r>
-              <w:rPr>
-                <w:rFonts w:ascii="Calibri" w:hAnsi="Calibri" w:eastAsia="Calibri"/>
-                <w:b w:val="0"/>
-                <w:sz w:val="18"/>
-              </w:rPr>
-              <w:t>Забронировать</w:t>
-            </w:r>
-          </w:p>
-        </w:tc>
-        <w:tc>
-          <w:tcPr>
-            <w:tcW w:type="dxa" w:w="3685"/>
-          </w:tcPr>
-          <w:p>
-            <w:r/>
-            <w:r>
-              <w:rPr>
-                <w:rFonts w:ascii="Calibri" w:hAnsi="Calibri" w:eastAsia="Calibri"/>
-                <w:b w:val="0"/>
-                <w:sz w:val="18"/>
-              </w:rPr>
-              <w:t>Форма заявки</w:t>
-            </w:r>
-          </w:p>
-        </w:tc>
-        <w:tc>
-          <w:tcPr>
-            <w:tcW w:type="dxa" w:w="3402"/>
-          </w:tcPr>
-          <w:p>
-            <w:r/>
-            <w:r>
-              <w:rPr>
-                <w:rFonts w:ascii="Calibri" w:hAnsi="Calibri" w:eastAsia="Calibri"/>
-                <w:b w:val="0"/>
-                <w:sz w:val="18"/>
-              </w:rPr>
-              <w:t>…/alexum#form</w:t>
-            </w:r>
-          </w:p>
-        </w:tc>
-      </w:tr>
-      <w:tr>
-        <w:tc>
-          <w:tcPr>
-            <w:tcW w:type="dxa" w:w="2268"/>
-            <w:shd w:fill="F0F4F8" w:val="clear"/>
-          </w:tcPr>
-          <w:p>
-            <w:r/>
-            <w:r>
-              <w:rPr>
-                <w:rFonts w:ascii="Calibri" w:hAnsi="Calibri" w:eastAsia="Calibri"/>
-                <w:b w:val="0"/>
-                <w:sz w:val="18"/>
-              </w:rPr>
-              <w:t>Как добраться</w:t>
-            </w:r>
-          </w:p>
-        </w:tc>
-        <w:tc>
-          <w:tcPr>
-            <w:tcW w:type="dxa" w:w="3685"/>
-            <w:shd w:fill="F0F4F8" w:val="clear"/>
-          </w:tcPr>
-          <w:p>
-            <w:r/>
-            <w:r>
-              <w:rPr>
-                <w:rFonts w:ascii="Calibri" w:hAnsi="Calibri" w:eastAsia="Calibri"/>
-                <w:b w:val="0"/>
-                <w:sz w:val="18"/>
-              </w:rPr>
-              <w:t>Морпорт, Войкова 1, линия 1</w:t>
-            </w:r>
-          </w:p>
-        </w:tc>
-        <w:tc>
-          <w:tcPr>
-            <w:tcW w:type="dxa" w:w="3402"/>
-            <w:shd w:fill="F0F4F8" w:val="clear"/>
-          </w:tcPr>
-          <w:p>
-            <w:r/>
-            <w:r>
-              <w:rPr>
-                <w:rFonts w:ascii="Calibri" w:hAnsi="Calibri" w:eastAsia="Calibri"/>
-                <w:b w:val="0"/>
-                <w:sz w:val="18"/>
-              </w:rPr>
-              <w:t>…/alexum#map</w:t>
-            </w:r>
-          </w:p>
-        </w:tc>
-      </w:tr>
-    </w:tbl>
-    <w:p/>
-    <w:p>
-      <w:pPr>
-        <w:pStyle w:val="Heading2"/>
-      </w:pPr>
-      <w:r>
-        <w:rPr>
-          <w:rFonts w:ascii="Calibri" w:hAnsi="Calibri" w:eastAsia="Calibri"/>
-          <w:b/>
-          <w:color w:val="2C5F8A"/>
-          <w:sz w:val="28"/>
-        </w:rPr>
-        <w:t>6.4. Уточнения</w:t>
-      </w:r>
-    </w:p>
-    <w:p>
-      <w:pPr>
-        <w:spacing w:after="120" w:before="0" w:line="276" w:lineRule="auto"/>
-      </w:pPr>
-      <w:r>
-        <w:rPr>
-          <w:rFonts w:ascii="Calibri" w:hAnsi="Calibri" w:eastAsia="Calibri"/>
-          <w:b w:val="0"/>
-          <w:sz w:val="22"/>
-        </w:rPr>
-        <w:t>Стюард включён · Только private · Морпорт Сочи · От 2 часов · До 10 гостей · Безнал для юрлиц · Кейтеринг · Немецкая верфь</w:t>
-      </w:r>
-    </w:p>
-    <w:p>
-      <w:pPr>
-        <w:pStyle w:val="Heading2"/>
-      </w:pPr>
-      <w:r>
-        <w:rPr>
-          <w:rFonts w:ascii="Calibri" w:hAnsi="Calibri" w:eastAsia="Calibri"/>
-          <w:b/>
-          <w:color w:val="2C5F8A"/>
-          <w:sz w:val="28"/>
-        </w:rPr>
-        <w:t>6.5. Визитка и мессенджеры</w:t>
-      </w:r>
-    </w:p>
-    <w:p>
-      <w:pPr>
-        <w:pStyle w:val="ListBullet"/>
-        <w:spacing w:after="60"/>
-      </w:pPr>
-      <w:r>
-        <w:rPr>
-          <w:rFonts w:ascii="Calibri" w:hAnsi="Calibri" w:eastAsia="Calibri"/>
-          <w:b w:val="0"/>
-          <w:sz w:val="22"/>
-        </w:rPr>
-        <w:t>Телефон: +7 917 675 0555 (с коллтрекингом в объявлениях).</w:t>
-      </w:r>
-    </w:p>
-    <w:p>
-      <w:pPr>
-        <w:pStyle w:val="ListBullet"/>
-        <w:spacing w:after="60"/>
-      </w:pPr>
-      <w:r>
-        <w:rPr>
-          <w:rFonts w:ascii="Calibri" w:hAnsi="Calibri" w:eastAsia="Calibri"/>
-          <w:b w:val="0"/>
-          <w:sz w:val="22"/>
-        </w:rPr>
-        <w:t>Подключить расширения мессенджеров: WhatsApp, Telegram (и MAX, если доступно в кабинете).</w:t>
-      </w:r>
-    </w:p>
-    <w:p>
-      <w:pPr>
-        <w:pStyle w:val="ListBullet"/>
-        <w:spacing w:after="60"/>
-      </w:pPr>
-      <w:r>
-        <w:rPr>
-          <w:rFonts w:ascii="Calibri" w:hAnsi="Calibri" w:eastAsia="Calibri"/>
-          <w:b w:val="0"/>
-          <w:sz w:val="22"/>
-        </w:rPr>
-        <w:t>Адрес: Сочи, ул. Войкова, 1, Морпорт — для локальных запросов.</w:t>
-      </w:r>
-    </w:p>
-    <w:p>
-      <w:pPr>
-        <w:pStyle w:val="Heading1"/>
-      </w:pPr>
-      <w:r>
-        <w:rPr>
-          <w:rFonts w:ascii="Calibri" w:hAnsi="Calibri" w:eastAsia="Calibri"/>
-          <w:b/>
-          <w:color w:val="1A3A5C"/>
-          <w:sz w:val="36"/>
-        </w:rPr>
-        <w:t>7. Стратегия оплаты за конверсии и бюджет</w:t>
-      </w:r>
-    </w:p>
-    <w:p>
-      <w:pPr>
-        <w:pStyle w:val="Heading2"/>
-      </w:pPr>
-      <w:r>
-        <w:rPr>
-          <w:rFonts w:ascii="Calibri" w:hAnsi="Calibri" w:eastAsia="Calibri"/>
-          <w:b/>
-          <w:color w:val="2C5F8A"/>
-          <w:sz w:val="28"/>
-        </w:rPr>
-        <w:t>7.1. Модель</w:t>
-      </w:r>
-    </w:p>
-    <w:p>
-      <w:pPr>
-        <w:pStyle w:val="ListBullet"/>
-        <w:spacing w:after="60"/>
-      </w:pPr>
-      <w:r>
-        <w:rPr>
-          <w:rFonts w:ascii="Calibri" w:hAnsi="Calibri" w:eastAsia="Calibri"/>
-          <w:b w:val="0"/>
-          <w:sz w:val="22"/>
-        </w:rPr>
-        <w:t>Стратегия ЕПК: «Оптимизация конверсий» / оплата за конверсии (по доступу в кабинете).</w:t>
-      </w:r>
-    </w:p>
-    <w:p>
-      <w:pPr>
-        <w:pStyle w:val="ListBullet"/>
-        <w:spacing w:after="60"/>
-      </w:pPr>
-      <w:r>
-        <w:rPr>
-          <w:rFonts w:ascii="Calibri" w:hAnsi="Calibri" w:eastAsia="Calibri"/>
-          <w:b w:val="0"/>
-          <w:sz w:val="22"/>
-        </w:rPr>
-        <w:t>Обучающий период: 7–14 дней или до ~10–20 конверсий — не крутить ставки вручную каждый день.</w:t>
-      </w:r>
-    </w:p>
-    <w:p>
-      <w:pPr>
-        <w:pStyle w:val="ListBullet"/>
-        <w:spacing w:after="60"/>
-      </w:pPr>
-      <w:r>
-        <w:rPr>
-          <w:rFonts w:ascii="Calibri" w:hAnsi="Calibri" w:eastAsia="Calibri"/>
-          <w:b w:val="0"/>
-          <w:sz w:val="22"/>
-        </w:rPr>
-        <w:t>Целевая цена конверсии (ориентир): 3 000–8 000 ₽ за квалифицированную заявку (звонок/форма/мессенджер), исходя из LTV чартера.</w:t>
-      </w:r>
-    </w:p>
-    <w:p>
-      <w:pPr>
-        <w:spacing w:after="120" w:before="0" w:line="276" w:lineRule="auto"/>
-      </w:pPr>
-      <w:r>
-        <w:rPr>
-          <w:rFonts w:ascii="Calibri" w:hAnsi="Calibri" w:eastAsia="Calibri"/>
-          <w:b/>
-          <w:sz w:val="22"/>
-        </w:rPr>
-        <w:t>Экономика (для калибровки CPA):</w:t>
-      </w:r>
-    </w:p>
-    <w:p>
-      <w:pPr>
-        <w:spacing w:after="120" w:before="0" w:line="276" w:lineRule="auto"/>
-      </w:pPr>
-      <w:r>
-        <w:rPr>
-          <w:rFonts w:ascii="Calibri" w:hAnsi="Calibri" w:eastAsia="Calibri"/>
-          <w:b w:val="0"/>
-          <w:sz w:val="22"/>
-        </w:rPr>
-        <w:t>Средний чек чартера: 3–5 часов × 40 000 = 120–200 000 ₽ (без кейтеринга). Сутки — 400 000 ₽. При марже владельца/оператора даже 20–30% окупают CPA до ~10–15 тыс. ₽ при конверсии заявки в оплату 30–50%. Стартовый лимит CPA — консервативнее (5–7 тыс. ₽), затем повышать при качественных лидах.</w:t>
-      </w:r>
-    </w:p>
-    <w:p>
-      <w:pPr>
-        <w:pStyle w:val="Heading2"/>
-      </w:pPr>
-      <w:r>
-        <w:rPr>
-          <w:rFonts w:ascii="Calibri" w:hAnsi="Calibri" w:eastAsia="Calibri"/>
-          <w:b/>
-          <w:color w:val="2C5F8A"/>
-          <w:sz w:val="28"/>
-        </w:rPr>
-        <w:t>7.2. Бюджет (старт)</w:t>
-      </w:r>
-    </w:p>
-    <w:tbl>
-      <w:tblPr>
-        <w:tblStyle w:val="TableGrid"/>
-        <w:tblW w:type="auto" w:w="0"/>
-        <w:jc w:val="center"/>
-        <w:tblLook w:firstColumn="1" w:firstRow="1" w:lastColumn="0" w:lastRow="0" w:noHBand="0" w:noVBand="1" w:val="04A0"/>
-      </w:tblPr>
-      <w:tblGrid>
-        <w:gridCol w:w="3249"/>
-        <w:gridCol w:w="3249"/>
-        <w:gridCol w:w="3249"/>
-      </w:tblGrid>
-      <w:tr>
-        <w:tc>
-          <w:tcPr>
-            <w:tcW w:type="dxa" w:w="2835"/>
-            <w:shd w:fill="1A3A5C" w:val="clear"/>
-          </w:tcPr>
-          <w:p>
-            <w:pPr>
-              <w:jc w:val="center"/>
-            </w:pPr>
-            <w:r>
-              <w:rPr>
-                <w:color w:val="FFFFFF"/>
-              </w:rPr>
-            </w:r>
-            <w:r>
-              <w:rPr>
-                <w:rFonts w:ascii="Calibri" w:hAnsi="Calibri" w:eastAsia="Calibri"/>
-                <w:b/>
-                <w:color w:val="FFFFFF"/>
-                <w:sz w:val="18"/>
-              </w:rPr>
-              <w:t>Статья</w:t>
-            </w:r>
-          </w:p>
-        </w:tc>
-        <w:tc>
-          <w:tcPr>
-            <w:tcW w:type="dxa" w:w="2835"/>
-            <w:shd w:fill="1A3A5C" w:val="clear"/>
-          </w:tcPr>
-          <w:p>
-            <w:pPr>
-              <w:jc w:val="center"/>
-            </w:pPr>
-            <w:r>
-              <w:rPr>
-                <w:color w:val="FFFFFF"/>
-              </w:rPr>
-            </w:r>
-            <w:r>
-              <w:rPr>
-                <w:rFonts w:ascii="Calibri" w:hAnsi="Calibri" w:eastAsia="Calibri"/>
-                <w:b/>
-                <w:color w:val="FFFFFF"/>
-                <w:sz w:val="18"/>
-              </w:rPr>
-              <w:t>Сумма / период</w:t>
-            </w:r>
-          </w:p>
-        </w:tc>
-        <w:tc>
-          <w:tcPr>
-            <w:tcW w:type="dxa" w:w="3969"/>
-            <w:shd w:fill="1A3A5C" w:val="clear"/>
-          </w:tcPr>
-          <w:p>
-            <w:pPr>
-              <w:jc w:val="center"/>
-            </w:pPr>
-            <w:r>
-              <w:rPr>
-                <w:color w:val="FFFFFF"/>
-              </w:rPr>
-            </w:r>
-            <w:r>
-              <w:rPr>
-                <w:rFonts w:ascii="Calibri" w:hAnsi="Calibri" w:eastAsia="Calibri"/>
-                <w:b/>
-                <w:color w:val="FFFFFF"/>
-                <w:sz w:val="18"/>
-              </w:rPr>
-              <w:t>Комментарий</w:t>
-            </w:r>
-          </w:p>
-        </w:tc>
-      </w:tr>
-      <w:tr>
-        <w:tc>
-          <w:tcPr>
-            <w:tcW w:type="dxa" w:w="2835"/>
-          </w:tcPr>
-          <w:p>
-            <w:r/>
-            <w:r>
-              <w:rPr>
-                <w:rFonts w:ascii="Calibri" w:hAnsi="Calibri" w:eastAsia="Calibri"/>
-                <w:b w:val="0"/>
-                <w:sz w:val="18"/>
-              </w:rPr>
-              <w:t>Дневной бюджет ЕПК</w:t>
-            </w:r>
-          </w:p>
-        </w:tc>
-        <w:tc>
-          <w:tcPr>
-            <w:tcW w:type="dxa" w:w="2835"/>
-          </w:tcPr>
-          <w:p>
-            <w:r/>
-            <w:r>
-              <w:rPr>
-                <w:rFonts w:ascii="Calibri" w:hAnsi="Calibri" w:eastAsia="Calibri"/>
-                <w:b w:val="0"/>
-                <w:sz w:val="18"/>
-              </w:rPr>
-              <w:t>5 000–12 000 ₽/день</w:t>
-            </w:r>
-          </w:p>
-        </w:tc>
-        <w:tc>
-          <w:tcPr>
-            <w:tcW w:type="dxa" w:w="3969"/>
-          </w:tcPr>
-          <w:p>
-            <w:r/>
-            <w:r>
-              <w:rPr>
-                <w:rFonts w:ascii="Calibri" w:hAnsi="Calibri" w:eastAsia="Calibri"/>
-                <w:b w:val="0"/>
-                <w:sz w:val="18"/>
-              </w:rPr>
-              <w:t>Сезон (май–окт) — верх коридора</w:t>
-            </w:r>
-          </w:p>
-        </w:tc>
-      </w:tr>
-      <w:tr>
-        <w:tc>
-          <w:tcPr>
-            <w:tcW w:type="dxa" w:w="2835"/>
-            <w:shd w:fill="F0F4F8" w:val="clear"/>
-          </w:tcPr>
-          <w:p>
-            <w:r/>
-            <w:r>
-              <w:rPr>
-                <w:rFonts w:ascii="Calibri" w:hAnsi="Calibri" w:eastAsia="Calibri"/>
-                <w:b w:val="0"/>
-                <w:sz w:val="18"/>
-              </w:rPr>
-              <w:t>Недельный ориентир</w:t>
-            </w:r>
-          </w:p>
-        </w:tc>
-        <w:tc>
-          <w:tcPr>
-            <w:tcW w:type="dxa" w:w="2835"/>
-            <w:shd w:fill="F0F4F8" w:val="clear"/>
-          </w:tcPr>
-          <w:p>
-            <w:r/>
-            <w:r>
-              <w:rPr>
-                <w:rFonts w:ascii="Calibri" w:hAnsi="Calibri" w:eastAsia="Calibri"/>
-                <w:b w:val="0"/>
-                <w:sz w:val="18"/>
-              </w:rPr>
-              <w:t>40–80 000 ₽</w:t>
-            </w:r>
-          </w:p>
-        </w:tc>
-        <w:tc>
-          <w:tcPr>
-            <w:tcW w:type="dxa" w:w="3969"/>
-            <w:shd w:fill="F0F4F8" w:val="clear"/>
-          </w:tcPr>
-          <w:p>
-            <w:r/>
-            <w:r>
-              <w:rPr>
-                <w:rFonts w:ascii="Calibri" w:hAnsi="Calibri" w:eastAsia="Calibri"/>
-                <w:b w:val="0"/>
-                <w:sz w:val="18"/>
-              </w:rPr>
-              <w:t>Пока копится статистика конверсий</w:t>
-            </w:r>
-          </w:p>
-        </w:tc>
-      </w:tr>
-      <w:tr>
-        <w:tc>
-          <w:tcPr>
-            <w:tcW w:type="dxa" w:w="2835"/>
-          </w:tcPr>
-          <w:p>
-            <w:r/>
-            <w:r>
-              <w:rPr>
-                <w:rFonts w:ascii="Calibri" w:hAnsi="Calibri" w:eastAsia="Calibri"/>
-                <w:b w:val="0"/>
-                <w:sz w:val="18"/>
-              </w:rPr>
-              <w:t>Доля бренда</w:t>
-            </w:r>
-          </w:p>
-        </w:tc>
-        <w:tc>
-          <w:tcPr>
-            <w:tcW w:type="dxa" w:w="2835"/>
-          </w:tcPr>
-          <w:p>
-            <w:r/>
-            <w:r>
-              <w:rPr>
-                <w:rFonts w:ascii="Calibri" w:hAnsi="Calibri" w:eastAsia="Calibri"/>
-                <w:b w:val="0"/>
-                <w:sz w:val="18"/>
-              </w:rPr>
-              <w:t>10–15% бюджета</w:t>
-            </w:r>
-          </w:p>
-        </w:tc>
-        <w:tc>
-          <w:tcPr>
-            <w:tcW w:type="dxa" w:w="3969"/>
-          </w:tcPr>
-          <w:p>
-            <w:r/>
-            <w:r>
-              <w:rPr>
-                <w:rFonts w:ascii="Calibri" w:hAnsi="Calibri" w:eastAsia="Calibri"/>
-                <w:b w:val="0"/>
-                <w:sz w:val="18"/>
-              </w:rPr>
-              <w:t>Защита запросов «Алексум»</w:t>
-            </w:r>
-          </w:p>
-        </w:tc>
-      </w:tr>
-      <w:tr>
-        <w:tc>
-          <w:tcPr>
-            <w:tcW w:type="dxa" w:w="2835"/>
-            <w:shd w:fill="F0F4F8" w:val="clear"/>
-          </w:tcPr>
-          <w:p>
-            <w:r/>
-            <w:r>
-              <w:rPr>
-                <w:rFonts w:ascii="Calibri" w:hAnsi="Calibri" w:eastAsia="Calibri"/>
-                <w:b w:val="0"/>
-                <w:sz w:val="18"/>
-              </w:rPr>
-              <w:t>Ретаргетинг</w:t>
-            </w:r>
-          </w:p>
-        </w:tc>
-        <w:tc>
-          <w:tcPr>
-            <w:tcW w:type="dxa" w:w="2835"/>
-            <w:shd w:fill="F0F4F8" w:val="clear"/>
-          </w:tcPr>
-          <w:p>
-            <w:r/>
-            <w:r>
-              <w:rPr>
-                <w:rFonts w:ascii="Calibri" w:hAnsi="Calibri" w:eastAsia="Calibri"/>
-                <w:b w:val="0"/>
-                <w:sz w:val="18"/>
-              </w:rPr>
-              <w:t>после 50+ визитов /alexum</w:t>
-            </w:r>
-          </w:p>
-        </w:tc>
-        <w:tc>
-          <w:tcPr>
-            <w:tcW w:type="dxa" w:w="3969"/>
-            <w:shd w:fill="F0F4F8" w:val="clear"/>
-          </w:tcPr>
-          <w:p>
-            <w:r/>
-            <w:r>
-              <w:rPr>
-                <w:rFonts w:ascii="Calibri" w:hAnsi="Calibri" w:eastAsia="Calibri"/>
-                <w:b w:val="0"/>
-                <w:sz w:val="18"/>
-              </w:rPr>
-              <w:t>Не раньше накопления аудитории</w:t>
-            </w:r>
-          </w:p>
-        </w:tc>
-      </w:tr>
-    </w:tbl>
-    <w:p/>
-    <w:p>
-      <w:pPr>
-        <w:pStyle w:val="Heading2"/>
-      </w:pPr>
-      <w:r>
-        <w:rPr>
-          <w:rFonts w:ascii="Calibri" w:hAnsi="Calibri" w:eastAsia="Calibri"/>
-          <w:b/>
-          <w:color w:val="2C5F8A"/>
-          <w:sz w:val="28"/>
-        </w:rPr>
-        <w:t>7.3. KPI на первые 30 дней</w:t>
+        <w:t>Дневной бюджет старт: 5 000–12 000 ₽ (сезон — верх коридора). Бренд 10–15% бюджета.</w:t>
       </w:r>
     </w:p>
     <w:tbl>
@@ -4221,18 +3639,14 @@
       <w:tr>
         <w:tc>
           <w:tcPr>
-            <w:tcW w:type="dxa" w:w="4535"/>
+            <w:tcW w:type="dxa" w:w="3969"/>
             <w:shd w:fill="1A3A5C" w:val="clear"/>
           </w:tcPr>
           <w:p>
             <w:pPr>
               <w:jc w:val="center"/>
             </w:pPr>
-            <w:r>
-              <w:rPr>
-                <w:color w:val="FFFFFF"/>
-              </w:rPr>
-            </w:r>
+            <w:r/>
             <w:r>
               <w:rPr>
                 <w:rFonts w:ascii="Calibri" w:hAnsi="Calibri" w:eastAsia="Calibri"/>
@@ -4240,24 +3654,20 @@
                 <w:color w:val="FFFFFF"/>
                 <w:sz w:val="18"/>
               </w:rPr>
-              <w:t>Метрика</w:t>
+              <w:t>KPI 30 дней</w:t>
             </w:r>
           </w:p>
         </w:tc>
         <w:tc>
           <w:tcPr>
-            <w:tcW w:type="dxa" w:w="5102"/>
+            <w:tcW w:type="dxa" w:w="5669"/>
             <w:shd w:fill="1A3A5C" w:val="clear"/>
           </w:tcPr>
           <w:p>
             <w:pPr>
               <w:jc w:val="center"/>
             </w:pPr>
-            <w:r>
-              <w:rPr>
-                <w:color w:val="FFFFFF"/>
-              </w:rPr>
-            </w:r>
+            <w:r/>
             <w:r>
               <w:rPr>
                 <w:rFonts w:ascii="Calibri" w:hAnsi="Calibri" w:eastAsia="Calibri"/>
@@ -4273,7 +3683,7 @@
       <w:tr>
         <w:tc>
           <w:tcPr>
-            <w:tcW w:type="dxa" w:w="4535"/>
+            <w:tcW w:type="dxa" w:w="3969"/>
           </w:tcPr>
           <w:p>
             <w:r/>
@@ -4283,13 +3693,13 @@
                 <w:b w:val="0"/>
                 <w:sz w:val="18"/>
               </w:rPr>
-              <w:t>Целевые конверсии (звонок+MSG+форма)</w:t>
+              <w:t>Конверсии (звонок+MSG+форма)</w:t>
             </w:r>
           </w:p>
         </w:tc>
         <w:tc>
           <w:tcPr>
-            <w:tcW w:type="dxa" w:w="5102"/>
+            <w:tcW w:type="dxa" w:w="5669"/>
           </w:tcPr>
           <w:p>
             <w:r/>
@@ -4299,7 +3709,7 @@
                 <w:b w:val="0"/>
                 <w:sz w:val="18"/>
               </w:rPr>
-              <w:t>25–60 / мес. (зависит от бюджета)</w:t>
+              <w:t>25–60 / мес. при указанном бюджете</w:t>
             </w:r>
           </w:p>
         </w:tc>
@@ -4307,7 +3717,7 @@
       <w:tr>
         <w:tc>
           <w:tcPr>
-            <w:tcW w:type="dxa" w:w="4535"/>
+            <w:tcW w:type="dxa" w:w="3969"/>
             <w:shd w:fill="F0F4F8" w:val="clear"/>
           </w:tcPr>
           <w:p>
@@ -4318,13 +3728,13 @@
                 <w:b w:val="0"/>
                 <w:sz w:val="18"/>
               </w:rPr>
-              <w:t>Доля релевантных лидов (VIP/корп.)</w:t>
+              <w:t>Доля VIP/корп. лидов</w:t>
             </w:r>
           </w:p>
         </w:tc>
         <w:tc>
           <w:tcPr>
-            <w:tcW w:type="dxa" w:w="5102"/>
+            <w:tcW w:type="dxa" w:w="5669"/>
             <w:shd w:fill="F0F4F8" w:val="clear"/>
           </w:tcPr>
           <w:p>
@@ -4343,7 +3753,7 @@
       <w:tr>
         <w:tc>
           <w:tcPr>
-            <w:tcW w:type="dxa" w:w="4535"/>
+            <w:tcW w:type="dxa" w:w="3969"/>
           </w:tcPr>
           <w:p>
             <w:r/>
@@ -4353,13 +3763,13 @@
                 <w:b w:val="0"/>
                 <w:sz w:val="18"/>
               </w:rPr>
-              <w:t>Стоимость целевой конверсии</w:t>
+              <w:t>CPA целевой</w:t>
             </w:r>
           </w:p>
         </w:tc>
         <w:tc>
           <w:tcPr>
-            <w:tcW w:type="dxa" w:w="5102"/>
+            <w:tcW w:type="dxa" w:w="5669"/>
           </w:tcPr>
           <w:p>
             <w:r/>
@@ -4369,7 +3779,7 @@
                 <w:b w:val="0"/>
                 <w:sz w:val="18"/>
               </w:rPr>
-              <w:t>≤ 7 000 ₽ (старт), затем по факту маржи</w:t>
+              <w:t>≤ 7 000 ₽ на старте</w:t>
             </w:r>
           </w:p>
         </w:tc>
@@ -4377,7 +3787,7 @@
       <w:tr>
         <w:tc>
           <w:tcPr>
-            <w:tcW w:type="dxa" w:w="4535"/>
+            <w:tcW w:type="dxa" w:w="3969"/>
             <w:shd w:fill="F0F4F8" w:val="clear"/>
           </w:tcPr>
           <w:p>
@@ -4388,13 +3798,13 @@
                 <w:b w:val="0"/>
                 <w:sz w:val="18"/>
               </w:rPr>
-              <w:t>Конверсия лендинга в заявку</w:t>
+              <w:t>Ответ на лид</w:t>
             </w:r>
           </w:p>
         </w:tc>
         <w:tc>
           <w:tcPr>
-            <w:tcW w:type="dxa" w:w="5102"/>
+            <w:tcW w:type="dxa" w:w="5669"/>
             <w:shd w:fill="F0F4F8" w:val="clear"/>
           </w:tcPr>
           <w:p>
@@ -4405,41 +3815,7 @@
                 <w:b w:val="0"/>
                 <w:sz w:val="18"/>
               </w:rPr>
-              <w:t>≥ 3–5% мобильных визитов с рекламы</w:t>
-            </w:r>
-          </w:p>
-        </w:tc>
-      </w:tr>
-      <w:tr>
-        <w:tc>
-          <w:tcPr>
-            <w:tcW w:type="dxa" w:w="4535"/>
-          </w:tcPr>
-          <w:p>
-            <w:r/>
-            <w:r>
-              <w:rPr>
-                <w:rFonts w:ascii="Calibri" w:hAnsi="Calibri" w:eastAsia="Calibri"/>
-                <w:b w:val="0"/>
-                <w:sz w:val="18"/>
-              </w:rPr>
-              <w:t>Скорость ответа на лид</w:t>
-            </w:r>
-          </w:p>
-        </w:tc>
-        <w:tc>
-          <w:tcPr>
-            <w:tcW w:type="dxa" w:w="5102"/>
-          </w:tcPr>
-          <w:p>
-            <w:r/>
-            <w:r>
-              <w:rPr>
-                <w:rFonts w:ascii="Calibri" w:hAnsi="Calibri" w:eastAsia="Calibri"/>
-                <w:b w:val="0"/>
-                <w:sz w:val="18"/>
-              </w:rPr>
-              <w:t>≤ 5–10 минут в сезон</w:t>
+              <w:t>≤ 5–10 мин в сезон</w:t>
             </w:r>
           </w:p>
         </w:tc>
@@ -4457,7 +3833,7 @@
           <w:color w:val="1A3A5C"/>
           <w:sz w:val="36"/>
         </w:rPr>
-        <w:t>8. Посадочная и креативы под состоятельных</w:t>
+        <w:t>8. Посадочная и креативы</w:t>
       </w:r>
     </w:p>
     <w:p>
@@ -4471,7 +3847,7 @@
           <w:b w:val="0"/>
           <w:sz w:val="22"/>
         </w:rPr>
-        <w:t>Hero: крупный кадр яхты с флайбриджа / на фоне Морпорта — без бейджей «скидка −20%».</w:t>
+        <w:t>URL объявлений: https://alexumyacht.com/</w:t>
       </w:r>
     </w:p>
     <w:p>
@@ -4485,7 +3861,7 @@
           <w:b w:val="0"/>
           <w:sz w:val="22"/>
         </w:rPr>
-        <w:t>Первый экран: название «Алексум», «Drettmann Elegance 64», «Private charter», CTA «Забронировать» + телефон.</w:t>
+        <w:t>Hero без «массовых скидок»; бренд Алексум / собственник / 20 м.</w:t>
       </w:r>
     </w:p>
     <w:p>
@@ -4499,7 +3875,7 @@
           <w:b w:val="0"/>
           <w:sz w:val="22"/>
         </w:rPr>
-        <w:t>Социальные доказательства: «только индивидуальная аренда», «стюард включён», «немецкая верфь».</w:t>
+        <w:t>На первом экране: телефон +7 909 999-94-54 и кнопки мессенджеров.</w:t>
       </w:r>
     </w:p>
     <w:p>
@@ -4513,7 +3889,7 @@
           <w:b w:val="0"/>
           <w:sz w:val="22"/>
         </w:rPr>
-        <w:t>Не вести трафик на главную boat-sochi с катерами от 6–8 тыс. — только /alexum.</w:t>
+        <w:t>В креативах РСЯ: тёмная/графитовая палитра, длина 20 м, «VIP», «у собственника».</w:t>
       </w:r>
     </w:p>
     <w:p>
@@ -4527,21 +3903,7 @@
           <w:b w:val="0"/>
           <w:sz w:val="22"/>
         </w:rPr>
-        <w:t>РСЯ/смарт-баннеры: тёмно-синяя / графитовая палитра, минимум текста, акцент на длине 20 м и «VIP».</w:t>
-      </w:r>
-    </w:p>
-    <w:p>
-      <w:pPr>
-        <w:pStyle w:val="ListBullet"/>
-        <w:spacing w:after="60"/>
-      </w:pPr>
-      <w:r>
-        <w:rPr>
-          <w:rFonts w:ascii="Calibri" w:hAnsi="Calibri" w:eastAsia="Calibri"/>
-          <w:b w:val="0"/>
-          <w:sz w:val="22"/>
-        </w:rPr>
-        <w:t>Видео (если есть обзор): 15–30 сек. для видеодополнений и ретаргетинга.</w:t>
+        <w:t>Отдельно можно amplify акцию «от 5 часов — техника бесплатно» для удлинения среднего чека.</w:t>
       </w:r>
     </w:p>
     <w:p>
@@ -4555,12 +3917,13 @@
           <w:color w:val="1A3A5C"/>
           <w:sz w:val="36"/>
         </w:rPr>
-        <w:t>9. Скрипт обработки лидов (качество CPA)</w:t>
+        <w:t>9. Обработка лидов</w:t>
       </w:r>
     </w:p>
     <w:p>
       <w:pPr>
-        <w:spacing w:after="120" w:before="0" w:line="276" w:lineRule="auto"/>
+        <w:pStyle w:val="ListBullet"/>
+        <w:spacing w:after="60"/>
       </w:pPr>
       <w:r>
         <w:rPr>
@@ -4568,7 +3931,7 @@
           <w:b w:val="0"/>
           <w:sz w:val="22"/>
         </w:rPr>
-        <w:t>Чтобы оплата за конверсии не «сгорала» на пустых диалогах:</w:t>
+        <w:t>Квалификация: дата, гости, формат (часы/сутки/круиз), ок ли тариф 40 тыс./час?</w:t>
       </w:r>
     </w:p>
     <w:p>
@@ -4582,7 +3945,7 @@
           <w:b w:val="0"/>
           <w:sz w:val="22"/>
         </w:rPr>
-        <w:t>Квалификация за 1 минуту: дата, число гостей, формат (прогулка / сутки / корпоратив), бюджет ок с 40 тыс./час?</w:t>
+        <w:t>Запрос «подешевле/катер» — не удерживать на Алексуме; не тратить CPA впустую.</w:t>
       </w:r>
     </w:p>
     <w:p>
@@ -4596,7 +3959,7 @@
           <w:b w:val="0"/>
           <w:sz w:val="22"/>
         </w:rPr>
-        <w:t>Если запрос «подешевле / катер» — мягко отправить на флот Сириуса, не удерживать на Алексуме.</w:t>
+        <w:t>Фиксация: предоплата по правилам собственника + погодные условия.</w:t>
       </w:r>
     </w:p>
     <w:p>
@@ -4610,21 +3973,7 @@
           <w:b w:val="0"/>
           <w:sz w:val="22"/>
         </w:rPr>
-        <w:t>Фиксация слота: предоплата (как в практике рынка ~20%) + подтверждение погоды.</w:t>
-      </w:r>
-    </w:p>
-    <w:p>
-      <w:pPr>
-        <w:pStyle w:val="ListBullet"/>
-        <w:spacing w:after="60"/>
-      </w:pPr>
-      <w:r>
-        <w:rPr>
-          <w:rFonts w:ascii="Calibri" w:hAnsi="Calibri" w:eastAsia="Calibri"/>
-          <w:b w:val="0"/>
-          <w:sz w:val="22"/>
-        </w:rPr>
-        <w:t>CRM / таблица: источник (Директ), тип конверсии, сумма сделки, причина отказа.</w:t>
+        <w:t>Учёт в CRM: источник Директ, тип конверсии, сумма, отказ.</w:t>
       </w:r>
     </w:p>
     <w:p>
@@ -4652,7 +4001,7 @@
           <w:b w:val="0"/>
           <w:sz w:val="22"/>
         </w:rPr>
-        <w:t>Метрика + цели конверсий на /alexum проверены тестовыми отправками.</w:t>
+        <w:t>Цели Метрики на alexumyacht.com протестированы.</w:t>
       </w:r>
     </w:p>
     <w:p>
@@ -4666,7 +4015,7 @@
           <w:b w:val="0"/>
           <w:sz w:val="22"/>
         </w:rPr>
-        <w:t>Коллтрекинг и клики мессенджеров пишутся в Метрику.</w:t>
+        <w:t>Коллтрекинг на +7 909 999-94-54.</w:t>
       </w:r>
     </w:p>
     <w:p>
@@ -4680,7 +4029,7 @@
           <w:b w:val="0"/>
           <w:sz w:val="22"/>
         </w:rPr>
-        <w:t>ЕПК создана, стратегия — конверсии, дневной бюджет задан.</w:t>
+        <w:t>ЕПК → URL https://alexumyacht.com/, стратегия конверсии, бюджет.</w:t>
       </w:r>
     </w:p>
     <w:p>
@@ -4694,7 +4043,7 @@
           <w:b w:val="0"/>
           <w:sz w:val="22"/>
         </w:rPr>
-        <w:t>Минус-фразы загружены; отдельная брендовая группа.</w:t>
+        <w:t>Минус-фразы + брендовая группа.</w:t>
       </w:r>
     </w:p>
     <w:p>
@@ -4708,7 +4057,7 @@
           <w:b w:val="0"/>
           <w:sz w:val="22"/>
         </w:rPr>
-        <w:t>Объявления + быстрые ссылки + визитка + мессенджеры.</w:t>
+        <w:t>Объявления, быстрые ссылки, визитка, мессенджеры.</w:t>
       </w:r>
     </w:p>
     <w:p>
@@ -4722,7 +4071,7 @@
           <w:b w:val="0"/>
           <w:sz w:val="22"/>
         </w:rPr>
-        <w:t>Модерация пройдена; UTM в шаблоне ссылок.</w:t>
+        <w:t>UTM в шаблоне; ответственный на линии и в MSG.</w:t>
       </w:r>
     </w:p>
     <w:p>
@@ -4736,35 +4085,7 @@
           <w:b w:val="0"/>
           <w:sz w:val="22"/>
         </w:rPr>
-        <w:t>Ответственный на линии +7 917 675 0555 и в мессенджерах в часы кампании.</w:t>
-      </w:r>
-    </w:p>
-    <w:p>
-      <w:pPr>
-        <w:pStyle w:val="ListBullet"/>
-        <w:spacing w:after="60"/>
-      </w:pPr>
-      <w:r>
-        <w:rPr>
-          <w:rFonts w:ascii="Calibri" w:hAnsi="Calibri" w:eastAsia="Calibri"/>
-          <w:b w:val="0"/>
-          <w:sz w:val="22"/>
-        </w:rPr>
-        <w:t>Через 7 дней — срез: CPA, % мусорных лидов, правки минус-слов и текстов.</w:t>
-      </w:r>
-    </w:p>
-    <w:p>
-      <w:pPr>
-        <w:pStyle w:val="ListBullet"/>
-        <w:spacing w:after="60"/>
-      </w:pPr>
-      <w:r>
-        <w:rPr>
-          <w:rFonts w:ascii="Calibri" w:hAnsi="Calibri" w:eastAsia="Calibri"/>
-          <w:b w:val="0"/>
-          <w:sz w:val="22"/>
-        </w:rPr>
-        <w:t>Через 30 дней — пересмотр целевой цены конверсии и бюджета сезона.</w:t>
+        <w:t>День 7 — срез CPA и минус-слов; день 30 — пересмотр цены конверсии.</w:t>
       </w:r>
     </w:p>
     <w:p>
@@ -4778,7 +4099,7 @@
           <w:color w:val="1A3A5C"/>
           <w:sz w:val="36"/>
         </w:rPr>
-        <w:t>11. Контакты и ссылки</w:t>
+        <w:t>11. Контакты (для кампании собственника)</w:t>
       </w:r>
     </w:p>
     <w:p>
@@ -4792,7 +4113,7 @@
           <w:b w:val="0"/>
           <w:sz w:val="22"/>
         </w:rPr>
-        <w:t>Посадочная: https://boat-sochi.ru/alexum</w:t>
+        <w:t>Сайт: https://alexumyacht.com/</w:t>
       </w:r>
     </w:p>
     <w:p>
@@ -4806,7 +4127,7 @@
           <w:b w:val="0"/>
           <w:sz w:val="22"/>
         </w:rPr>
-        <w:t>Телефон: +7 917 675 0555</w:t>
+        <w:t>Телефон: +7 909 999-94-54</w:t>
       </w:r>
     </w:p>
     <w:p>
@@ -4820,7 +4141,7 @@
           <w:b w:val="0"/>
           <w:sz w:val="22"/>
         </w:rPr>
-        <w:t>Причал: Сочи, ул. Войкова, 1, Морпорт, линия 1</w:t>
+        <w:t>WhatsApp / Telegram / Max — кнопки на сайте</w:t>
       </w:r>
     </w:p>
     <w:p>
@@ -4834,7 +4155,7 @@
           <w:b w:val="0"/>
           <w:sz w:val="22"/>
         </w:rPr>
-        <w:t>Оператор: ИП Евсюков О.П.</w:t>
+        <w:t>Адрес: Морпорт г. Сочи, линия В, ул. Войкова, 1</w:t>
       </w:r>
     </w:p>
     <w:p>
@@ -4848,7 +4169,21 @@
           <w:b w:val="0"/>
           <w:sz w:val="22"/>
         </w:rPr>
-        <w:t>Доп. материалы по яхте у партнёров (для сверки фактов): admiralsochi.ru/catalog/yahta-elegance-64, карточки на vip-sail.ru</w:t>
+        <w:t>Юрлицо сайта: ИП Кушнир Ю.А., ИНН 502478289527 (АЛЕКСУМТУР)</w:t>
+      </w:r>
+    </w:p>
+    <w:p>
+      <w:pPr>
+        <w:pStyle w:val="ListBullet"/>
+        <w:spacing w:after="60"/>
+      </w:pPr>
+      <w:r>
+        <w:rPr>
+          <w:rFonts w:ascii="Calibri" w:hAnsi="Calibri" w:eastAsia="Calibri"/>
+          <w:b w:val="0"/>
+          <w:sz w:val="22"/>
+        </w:rPr>
+        <w:t>Витрина партнёра (не путать): https://boat-sochi.ru/alexum · +7 917 675-05-55 · ИП Евсюков О.П.</w:t>
       </w:r>
     </w:p>
     <w:p>
@@ -4862,12 +4197,12 @@
           <w:color w:val="1A3A5C"/>
           <w:sz w:val="36"/>
         </w:rPr>
-        <w:t>12. Краткие выводы</w:t>
+        <w:t>12. Краткий вывод</w:t>
       </w:r>
     </w:p>
     <w:p>
       <w:pPr>
-        <w:spacing w:after="120" w:before="0" w:line="276" w:lineRule="auto"/>
+        <w:spacing w:after="120" w:line="276" w:lineRule="auto"/>
       </w:pPr>
       <w:r>
         <w:rPr>
@@ -4875,7 +4210,7 @@
           <w:b w:val="0"/>
           <w:sz w:val="22"/>
         </w:rPr>
-        <w:t>Кампания строится вокруг редкого VIP-продукта Drettmann «Алексум» с посадочной boat-sochi.ru/alexum, оплаты за реальные обращения (телефон, мессенджеры, форма) и жёсткого отсечения массового «катерного» спроса. Конкурентное преимущество в рекламе — private-формат, стюард в цене, Морпорт и прямой контакт, а не гонка за самым низким CPC.</w:t>
+        <w:t>Кампания завязана на официальный сайт собственника alexumyacht.com: ЕПК с оплатой за звонки, мессенджеры и формы; позиционирование «private VIP / без агентов / Drettmann 20 м»; жёсткий отсев массового катерного спроса. boat-sochi.ru/alexum — отдельная витрина с другим контактом, в эту ЕПК не смешивать.</w:t>
       </w:r>
     </w:p>
     <w:p>
@@ -4889,7 +4224,7 @@
           <w:color w:val="888888"/>
           <w:sz w:val="18"/>
         </w:rPr>
-        <w:t>Документ подготовлен для запуска в Яндекс Директ. Цифры CPA и бюджета — стартовые ориентиры; финальные значения калибруются по фактической марже чартера и качеству лидов.</w:t>
+        <w:t>Цифры CPA и бюджета — стартовые ориентиры; финальные значения калибруются по марже чартера и качеству лидов. Источник продуктовых данных: alexumyacht.com (проверено при обновлении документа).</w:t>
       </w:r>
     </w:p>
     <w:sectPr>

--- a/cursor/Alexum_Reklamnaya_Kampaniya_EPK.docx
+++ b/cursor/Alexum_Reklamnaya_Kampaniya_EPK.docx
@@ -41,9 +41,9 @@
           <w:color w:val="555555"/>
           <w:sz w:val="24"/>
         </w:rPr>
-        <w:t>Яндекс Директ · Единая перфоманс-кампания (ЕПК)</w:t>
+        <w:t>Яндекс Директ · ЕПК · оплата за конверсии</w:t>
         <w:br/>
-        <w:t>Оплата за конверсии: телефон · мессенджеры · форма заявки</w:t>
+        <w:t>Модель: перепродажа через boat-sochi</w:t>
       </w:r>
     </w:p>
     <w:p>
@@ -57,11 +57,9 @@
           <w:color w:val="777777"/>
           <w:sz w:val="20"/>
         </w:rPr>
-        <w:t>Основной источник данных и рекомендуемая посадочная:</w:t>
+        <w:t>Посадочная: https://boat-sochi.ru/alexum</w:t>
         <w:br/>
-        <w:t>https://alexumyacht.com/</w:t>
-        <w:br/>
-        <w:t>Доп. витрина: https://boat-sochi.ru/alexum</w:t>
+        <w:t>Данные о яхте (справочно): https://alexumyacht.com/</w:t>
         <w:br/>
         <w:t>Дата: 17.07.2026 · Сезон 2026</w:t>
       </w:r>
@@ -77,7 +75,7 @@
           <w:color w:val="1A3A5C"/>
           <w:sz w:val="36"/>
         </w:rPr>
-        <w:t>0. Какие сайты и зачем</w:t>
+        <w:t>0. Модель кампании</w:t>
       </w:r>
     </w:p>
     <w:p>
@@ -87,10 +85,10 @@
       <w:r>
         <w:rPr>
           <w:rFonts w:ascii="Calibri" w:hAnsi="Calibri" w:eastAsia="Calibri"/>
-          <w:b w:val="0"/>
+          <w:b/>
           <w:sz w:val="22"/>
         </w:rPr>
-        <w:t>Ранее в брифе фигурировал адрес alexumyacht.com — это и есть официальный сайт яхты. Ниже — роли площадок.</w:t>
+        <w:t>Вы перепродаёте аренду яхты «Алексум» через свой канал boat-sochi. Вся платная реклама ведёт на посадочную партнёра/витрины, заявки принимает ваш контакт.</w:t>
       </w:r>
     </w:p>
     <w:tbl>
@@ -101,14 +99,13 @@
         <w:tblLook w:firstColumn="1" w:firstRow="1" w:lastColumn="0" w:lastRow="0" w:noHBand="0" w:noVBand="1" w:val="04A0"/>
       </w:tblPr>
       <w:tblGrid>
-        <w:gridCol w:w="3249"/>
-        <w:gridCol w:w="3249"/>
-        <w:gridCol w:w="3249"/>
+        <w:gridCol w:w="4873"/>
+        <w:gridCol w:w="4873"/>
       </w:tblGrid>
       <w:tr>
         <w:tc>
           <w:tcPr>
-            <w:tcW w:type="dxa" w:w="2381"/>
+            <w:tcW w:type="dxa" w:w="3118"/>
             <w:shd w:fill="1A3A5C" w:val="clear"/>
           </w:tcPr>
           <w:p>
@@ -123,13 +120,13 @@
                 <w:color w:val="FFFFFF"/>
                 <w:sz w:val="18"/>
               </w:rPr>
-              <w:t>Сайт</w:t>
+              <w:t>Элемент</w:t>
             </w:r>
           </w:p>
         </w:tc>
         <w:tc>
           <w:tcPr>
-            <w:tcW w:type="dxa" w:w="3685"/>
+            <w:tcW w:type="dxa" w:w="6520"/>
             <w:shd w:fill="1A3A5C" w:val="clear"/>
           </w:tcPr>
           <w:p>
@@ -144,28 +141,7 @@
                 <w:color w:val="FFFFFF"/>
                 <w:sz w:val="18"/>
               </w:rPr>
-              <w:t>Что это</w:t>
-            </w:r>
-          </w:p>
-        </w:tc>
-        <w:tc>
-          <w:tcPr>
-            <w:tcW w:type="dxa" w:w="3402"/>
-            <w:shd w:fill="1A3A5C" w:val="clear"/>
-          </w:tcPr>
-          <w:p>
-            <w:pPr>
-              <w:jc w:val="center"/>
-            </w:pPr>
-            <w:r/>
-            <w:r>
-              <w:rPr>
-                <w:rFonts w:ascii="Calibri" w:hAnsi="Calibri" w:eastAsia="Calibri"/>
-                <w:b/>
-                <w:color w:val="FFFFFF"/>
-                <w:sz w:val="18"/>
-              </w:rPr>
-              <w:t>Роль в рекламе</w:t>
+              <w:t>Решение</w:t>
             </w:r>
           </w:p>
         </w:tc>
@@ -173,7 +149,112 @@
       <w:tr>
         <w:tc>
           <w:tcPr>
-            <w:tcW w:type="dxa" w:w="2381"/>
+            <w:tcW w:type="dxa" w:w="3118"/>
+          </w:tcPr>
+          <w:p>
+            <w:r/>
+            <w:r>
+              <w:rPr>
+                <w:rFonts w:ascii="Calibri" w:hAnsi="Calibri" w:eastAsia="Calibri"/>
+                <w:b w:val="0"/>
+                <w:sz w:val="18"/>
+              </w:rPr>
+              <w:t>Посадочная ЕПК</w:t>
+            </w:r>
+          </w:p>
+        </w:tc>
+        <w:tc>
+          <w:tcPr>
+            <w:tcW w:type="dxa" w:w="6520"/>
+          </w:tcPr>
+          <w:p>
+            <w:r/>
+            <w:r>
+              <w:rPr>
+                <w:rFonts w:ascii="Calibri" w:hAnsi="Calibri" w:eastAsia="Calibri"/>
+                <w:b w:val="0"/>
+                <w:sz w:val="18"/>
+              </w:rPr>
+              <w:t>https://boat-sochi.ru/alexum</w:t>
+            </w:r>
+          </w:p>
+        </w:tc>
+      </w:tr>
+      <w:tr>
+        <w:tc>
+          <w:tcPr>
+            <w:tcW w:type="dxa" w:w="3118"/>
+            <w:shd w:fill="F0F4F8" w:val="clear"/>
+          </w:tcPr>
+          <w:p>
+            <w:r/>
+            <w:r>
+              <w:rPr>
+                <w:rFonts w:ascii="Calibri" w:hAnsi="Calibri" w:eastAsia="Calibri"/>
+                <w:b w:val="0"/>
+                <w:sz w:val="18"/>
+              </w:rPr>
+              <w:t>Контакт в объявлениях и на лендинге</w:t>
+            </w:r>
+          </w:p>
+        </w:tc>
+        <w:tc>
+          <w:tcPr>
+            <w:tcW w:type="dxa" w:w="6520"/>
+            <w:shd w:fill="F0F4F8" w:val="clear"/>
+          </w:tcPr>
+          <w:p>
+            <w:r/>
+            <w:r>
+              <w:rPr>
+                <w:rFonts w:ascii="Calibri" w:hAnsi="Calibri" w:eastAsia="Calibri"/>
+                <w:b w:val="0"/>
+                <w:sz w:val="18"/>
+              </w:rPr>
+              <w:t>+7 917 675-05-55 (boat-sochi / ИП Евсюков О.П.)</w:t>
+            </w:r>
+          </w:p>
+        </w:tc>
+      </w:tr>
+      <w:tr>
+        <w:tc>
+          <w:tcPr>
+            <w:tcW w:type="dxa" w:w="3118"/>
+          </w:tcPr>
+          <w:p>
+            <w:r/>
+            <w:r>
+              <w:rPr>
+                <w:rFonts w:ascii="Calibri" w:hAnsi="Calibri" w:eastAsia="Calibri"/>
+                <w:b w:val="0"/>
+                <w:sz w:val="18"/>
+              </w:rPr>
+              <w:t>Мессенджеры / форма</w:t>
+            </w:r>
+          </w:p>
+        </w:tc>
+        <w:tc>
+          <w:tcPr>
+            <w:tcW w:type="dxa" w:w="6520"/>
+          </w:tcPr>
+          <w:p>
+            <w:r/>
+            <w:r>
+              <w:rPr>
+                <w:rFonts w:ascii="Calibri" w:hAnsi="Calibri" w:eastAsia="Calibri"/>
+                <w:b w:val="0"/>
+                <w:sz w:val="18"/>
+              </w:rPr>
+              <w:t>WhatsApp, Telegram, MAX, форма заявки на boat-sochi.ru/alexum</w:t>
+            </w:r>
+          </w:p>
+        </w:tc>
+      </w:tr>
+      <w:tr>
+        <w:tc>
+          <w:tcPr>
+            <w:tcW w:type="dxa" w:w="3118"/>
+            <w:shd w:fill="F0F4F8" w:val="clear"/>
           </w:tcPr>
           <w:p>
             <w:r/>
@@ -184,48 +265,12 @@
                 <w:sz w:val="18"/>
               </w:rPr>
               <w:t>alexumyacht.com</w:t>
-              <w:br/>
-              <w:t>(АЛЕКСУМТУР)</w:t>
             </w:r>
           </w:p>
         </w:tc>
         <w:tc>
           <w:tcPr>
-            <w:tcW w:type="dxa" w:w="3685"/>
-          </w:tcPr>
-          <w:p>
-            <w:r/>
-            <w:r>
-              <w:rPr>
-                <w:rFonts w:ascii="Calibri" w:hAnsi="Calibri" w:eastAsia="Calibri"/>
-                <w:b w:val="0"/>
-                <w:sz w:val="18"/>
-              </w:rPr>
-              <w:t>Официальный сайт собственника яхты «Алексум». ИП Кушнир Ю.А. Тел. +7 909 999-94-54. Морпорт Сочи, линия В, Войкова 1.</w:t>
-            </w:r>
-          </w:p>
-        </w:tc>
-        <w:tc>
-          <w:tcPr>
-            <w:tcW w:type="dxa" w:w="3402"/>
-          </w:tcPr>
-          <w:p>
-            <w:r/>
-            <w:r>
-              <w:rPr>
-                <w:rFonts w:ascii="Calibri" w:hAnsi="Calibri" w:eastAsia="Calibri"/>
-                <w:b w:val="0"/>
-                <w:sz w:val="18"/>
-              </w:rPr>
-              <w:t>Основная посадочная для ЕПК: прямая бронь у владельца, УТП «без агентских переплат», полный оффер (маршруты, водная техника, экипаж).</w:t>
-            </w:r>
-          </w:p>
-        </w:tc>
-      </w:tr>
-      <w:tr>
-        <w:tc>
-          <w:tcPr>
-            <w:tcW w:type="dxa" w:w="2381"/>
+            <w:tcW w:type="dxa" w:w="6520"/>
             <w:shd w:fill="F0F4F8" w:val="clear"/>
           </w:tcPr>
           <w:p>
@@ -236,14 +281,15 @@
                 <w:b w:val="0"/>
                 <w:sz w:val="18"/>
               </w:rPr>
-              <w:t>boat-sochi.ru/alexum</w:t>
+              <w:t>Только источник характеристик и оффера яхты (собственник). В объявления и как URL — не вести.</w:t>
             </w:r>
           </w:p>
         </w:tc>
+      </w:tr>
+      <w:tr>
         <w:tc>
           <w:tcPr>
-            <w:tcW w:type="dxa" w:w="3685"/>
-            <w:shd w:fill="F0F4F8" w:val="clear"/>
+            <w:tcW w:type="dxa" w:w="3118"/>
           </w:tcPr>
           <w:p>
             <w:r/>
@@ -253,14 +299,13 @@
                 <w:b w:val="0"/>
                 <w:sz w:val="18"/>
               </w:rPr>
-              <w:t>Витрина партнёра/оператора (ИП Евсюков О.П., +7 917 675-05-55), карточка той же яхты в каталоге флота.</w:t>
+              <w:t>Конкуренция с сайтом собственника</w:t>
             </w:r>
           </w:p>
         </w:tc>
         <w:tc>
           <w:tcPr>
-            <w:tcW w:type="dxa" w:w="3402"/>
-            <w:shd w:fill="F0F4F8" w:val="clear"/>
+            <w:tcW w:type="dxa" w:w="6520"/>
           </w:tcPr>
           <w:p>
             <w:r/>
@@ -270,57 +315,7 @@
                 <w:b w:val="0"/>
                 <w:sz w:val="18"/>
               </w:rPr>
-              <w:t>Доп. канал/витрина. Не путать с сайтом собственника: другой телефон и юрлицо.</w:t>
-            </w:r>
-          </w:p>
-        </w:tc>
-      </w:tr>
-      <w:tr>
-        <w:tc>
-          <w:tcPr>
-            <w:tcW w:type="dxa" w:w="2381"/>
-          </w:tcPr>
-          <w:p>
-            <w:r/>
-            <w:r>
-              <w:rPr>
-                <w:rFonts w:ascii="Calibri" w:hAnsi="Calibri" w:eastAsia="Calibri"/>
-                <w:b w:val="0"/>
-                <w:sz w:val="18"/>
-              </w:rPr>
-              <w:t>boat-sochi.com/alexum</w:t>
-            </w:r>
-          </w:p>
-        </w:tc>
-        <w:tc>
-          <w:tcPr>
-            <w:tcW w:type="dxa" w:w="3685"/>
-          </w:tcPr>
-          <w:p>
-            <w:r/>
-            <w:r>
-              <w:rPr>
-                <w:rFonts w:ascii="Calibri" w:hAnsi="Calibri" w:eastAsia="Calibri"/>
-                <w:b w:val="0"/>
-                <w:sz w:val="18"/>
-              </w:rPr>
-              <w:t>На момент подготовки недоступен.</w:t>
-            </w:r>
-          </w:p>
-        </w:tc>
-        <w:tc>
-          <w:tcPr>
-            <w:tcW w:type="dxa" w:w="3402"/>
-          </w:tcPr>
-          <w:p>
-            <w:r/>
-            <w:r>
-              <w:rPr>
-                <w:rFonts w:ascii="Calibri" w:hAnsi="Calibri" w:eastAsia="Calibri"/>
-                <w:b w:val="0"/>
-                <w:sz w:val="18"/>
-              </w:rPr>
-              <w:t>Не использовать как URL объявлений, пока домен не отвечает.</w:t>
+              <w:t>Учитывать: у собственника свой сайт и телефон; в семантике и оффере не копировать «бронь у владельца / без агентов» — это их УТП, не ваше.</w:t>
             </w:r>
           </w:p>
         </w:tc>
@@ -334,10 +329,10 @@
       <w:r>
         <w:rPr>
           <w:rFonts w:ascii="Calibri" w:hAnsi="Calibri" w:eastAsia="Calibri"/>
-          <w:b/>
+          <w:b w:val="0"/>
           <w:sz w:val="22"/>
         </w:rPr>
-        <w:t>Вывод: в объявлениях и ЕПК вести трафик на https://alexumyacht.com/ — там актуальные цены, акция на водную технику, контакты собственника и формы/мессенджеры для конверсий.</w:t>
+        <w:t>Ваше позиционирование как перепродавца: сервис бронирования, подбор даты, сопровождение клиента, безнал/документы, единая витрина флота boat-sochi + премиум-опция «Алексум» в Морпорту.</w:t>
       </w:r>
     </w:p>
     <w:p>
@@ -351,7 +346,7 @@
           <w:color w:val="1A3A5C"/>
           <w:sz w:val="36"/>
         </w:rPr>
-        <w:t>1. Продукт и оффер (по alexumyacht.com)</w:t>
+        <w:t>1. Продукт и оффер</w:t>
       </w:r>
     </w:p>
     <w:p>
@@ -365,7 +360,7 @@
           <w:color w:val="2C5F8A"/>
           <w:sz w:val="28"/>
         </w:rPr>
-        <w:t>1.1. Яхта «Алексум»</w:t>
+        <w:t>1.1. Яхта (сводно: boat-sochi + данные alexumyacht.com)</w:t>
       </w:r>
     </w:p>
     <w:p>
@@ -378,7 +373,7 @@
           <w:b w:val="0"/>
           <w:sz w:val="22"/>
         </w:rPr>
-        <w:t>Частная двухпалубная круизная яхта премиум-класса. Верфь Drettmann Group (Германия), модель Elegance 64. Позиционирование сайта: «аренда частной яхты», «20 метров роскошных апартаментов», класс «Люкс».</w:t>
+        <w:t>Двухпалубная круизная яхта Drettmann Elegance 64, 20 м. Private charter, стюард, Морпорт Сочи. Цены на обеих витринах совпадают по публичному прайсу.</w:t>
       </w:r>
     </w:p>
     <w:tbl>
@@ -431,7 +426,7 @@
                 <w:color w:val="FFFFFF"/>
                 <w:sz w:val="18"/>
               </w:rPr>
-              <w:t>Значение (alexumyacht.com)</w:t>
+              <w:t>Значение</w:t>
             </w:r>
           </w:p>
         </w:tc>
@@ -449,7 +444,7 @@
                 <w:b w:val="0"/>
                 <w:sz w:val="18"/>
               </w:rPr>
-              <w:t>Верфь / модель</w:t>
+              <w:t>Модель / верфь</w:t>
             </w:r>
           </w:p>
         </w:tc>
@@ -465,7 +460,7 @@
                 <w:b w:val="0"/>
                 <w:sz w:val="18"/>
               </w:rPr>
-              <w:t>Drettmann Group (Германия) · Elegance 64</w:t>
+              <w:t>Drettmann Group (Германия), Elegance 64</w:t>
             </w:r>
           </w:p>
         </w:tc>
@@ -535,7 +530,7 @@
                 <w:b w:val="0"/>
                 <w:sz w:val="18"/>
               </w:rPr>
-              <w:t>2 × 1000 кВт (1360 л.с.), дизель MAN D 2842 LE423 CR, 12 цилиндров</w:t>
+              <w:t>2 × 1000 кВт (1360 л.с.), дизель MAN</w:t>
             </w:r>
           </w:p>
         </w:tc>
@@ -571,7 +566,7 @@
                 <w:b w:val="0"/>
                 <w:sz w:val="18"/>
               </w:rPr>
-              <w:t>11 узлов (~20 км/ч)</w:t>
+              <w:t>11–12 узлов</w:t>
             </w:r>
           </w:p>
         </w:tc>
@@ -605,7 +600,7 @@
                 <w:b w:val="0"/>
                 <w:sz w:val="18"/>
               </w:rPr>
-              <w:t>бак 4500 л / 1450 л</w:t>
+              <w:t>4500 л / 1450 л</w:t>
             </w:r>
           </w:p>
         </w:tc>
@@ -624,7 +619,7 @@
                 <w:b w:val="0"/>
                 <w:sz w:val="18"/>
               </w:rPr>
-              <w:t>Гости / спальные</w:t>
+              <w:t>Гости / спальные / WC</w:t>
             </w:r>
           </w:p>
         </w:tc>
@@ -641,7 +636,7 @@
                 <w:b w:val="0"/>
                 <w:sz w:val="18"/>
               </w:rPr>
-              <w:t>до 10 гостей / 6 спальных мест</w:t>
+              <w:t>до 10 / 6 / 3</w:t>
             </w:r>
           </w:p>
         </w:tc>
@@ -675,7 +670,7 @@
                 <w:b w:val="0"/>
                 <w:sz w:val="18"/>
               </w:rPr>
-              <w:t>№1–2 двухспальные; №3 — 2 односпальные; №4 — экипаж; WC — 3</w:t>
+              <w:t>3 гостевые + каюта экипажа; климат-контроль</w:t>
             </w:r>
           </w:p>
         </w:tc>
@@ -694,7 +689,7 @@
                 <w:b w:val="0"/>
                 <w:sz w:val="18"/>
               </w:rPr>
-              <w:t>Экипаж</w:t>
+              <w:t>Причал (посадочная)</w:t>
             </w:r>
           </w:p>
         </w:tc>
@@ -711,7 +706,7 @@
                 <w:b w:val="0"/>
                 <w:sz w:val="18"/>
               </w:rPr>
-              <w:t>профессиональный экипаж + стюард; опыт «15 лет в деле»</w:t>
+              <w:t>Сочи, Морпорт, Войкова 1, линия 1 (boat-sochi)</w:t>
             </w:r>
           </w:p>
         </w:tc>
@@ -729,7 +724,7 @@
                 <w:b w:val="0"/>
                 <w:sz w:val="18"/>
               </w:rPr>
-              <w:t>Причал</w:t>
+              <w:t>Экипаж</w:t>
             </w:r>
           </w:p>
         </w:tc>
@@ -745,113 +740,7 @@
                 <w:b w:val="0"/>
                 <w:sz w:val="18"/>
               </w:rPr>
-              <w:t>Морпорт г. Сочи, линия В, ул. Войкова, 1</w:t>
-            </w:r>
-          </w:p>
-        </w:tc>
-      </w:tr>
-      <w:tr>
-        <w:tc>
-          <w:tcPr>
-            <w:tcW w:type="dxa" w:w="3118"/>
-            <w:shd w:fill="F0F4F8" w:val="clear"/>
-          </w:tcPr>
-          <w:p>
-            <w:r/>
-            <w:r>
-              <w:rPr>
-                <w:rFonts w:ascii="Calibri" w:hAnsi="Calibri" w:eastAsia="Calibri"/>
-                <w:b w:val="0"/>
-                <w:sz w:val="18"/>
-              </w:rPr>
-              <w:t>Оператор сайта</w:t>
-            </w:r>
-          </w:p>
-        </w:tc>
-        <w:tc>
-          <w:tcPr>
-            <w:tcW w:type="dxa" w:w="6520"/>
-            <w:shd w:fill="F0F4F8" w:val="clear"/>
-          </w:tcPr>
-          <w:p>
-            <w:r/>
-            <w:r>
-              <w:rPr>
-                <w:rFonts w:ascii="Calibri" w:hAnsi="Calibri" w:eastAsia="Calibri"/>
-                <w:b w:val="0"/>
-                <w:sz w:val="18"/>
-              </w:rPr>
-              <w:t>АЛЕКСУМТУР · ИП Кушнир Ю.А. · ИНН 502478289527</w:t>
-            </w:r>
-          </w:p>
-        </w:tc>
-      </w:tr>
-      <w:tr>
-        <w:tc>
-          <w:tcPr>
-            <w:tcW w:type="dxa" w:w="3118"/>
-          </w:tcPr>
-          <w:p>
-            <w:r/>
-            <w:r>
-              <w:rPr>
-                <w:rFonts w:ascii="Calibri" w:hAnsi="Calibri" w:eastAsia="Calibri"/>
-                <w:b w:val="0"/>
-                <w:sz w:val="18"/>
-              </w:rPr>
-              <w:t>Телефон</w:t>
-            </w:r>
-          </w:p>
-        </w:tc>
-        <w:tc>
-          <w:tcPr>
-            <w:tcW w:type="dxa" w:w="6520"/>
-          </w:tcPr>
-          <w:p>
-            <w:r/>
-            <w:r>
-              <w:rPr>
-                <w:rFonts w:ascii="Calibri" w:hAnsi="Calibri" w:eastAsia="Calibri"/>
-                <w:b w:val="0"/>
-                <w:sz w:val="18"/>
-              </w:rPr>
-              <w:t>+7 909 999-94-54</w:t>
-            </w:r>
-          </w:p>
-        </w:tc>
-      </w:tr>
-      <w:tr>
-        <w:tc>
-          <w:tcPr>
-            <w:tcW w:type="dxa" w:w="3118"/>
-            <w:shd w:fill="F0F4F8" w:val="clear"/>
-          </w:tcPr>
-          <w:p>
-            <w:r/>
-            <w:r>
-              <w:rPr>
-                <w:rFonts w:ascii="Calibri" w:hAnsi="Calibri" w:eastAsia="Calibri"/>
-                <w:b w:val="0"/>
-                <w:sz w:val="18"/>
-              </w:rPr>
-              <w:t>Мессенджеры</w:t>
-            </w:r>
-          </w:p>
-        </w:tc>
-        <w:tc>
-          <w:tcPr>
-            <w:tcW w:type="dxa" w:w="6520"/>
-            <w:shd w:fill="F0F4F8" w:val="clear"/>
-          </w:tcPr>
-          <w:p>
-            <w:r/>
-            <w:r>
-              <w:rPr>
-                <w:rFonts w:ascii="Calibri" w:hAnsi="Calibri" w:eastAsia="Calibri"/>
-                <w:b w:val="0"/>
-                <w:sz w:val="18"/>
-              </w:rPr>
-              <w:t>WhatsApp · Telegram · Max</w:t>
+              <w:t>капитан + стюард (стюард в стоимости)</w:t>
             </w:r>
           </w:p>
         </w:tc>
@@ -869,7 +758,7 @@
           <w:color w:val="2C5F8A"/>
           <w:sz w:val="28"/>
         </w:rPr>
-        <w:t>1.2. Цены и что входит</w:t>
+        <w:t>1.2. Цены (публично на boat-sochi.ru/alexum)</w:t>
       </w:r>
     </w:p>
     <w:p>
@@ -882,7 +771,7 @@
           <w:b/>
           <w:sz w:val="22"/>
         </w:rPr>
-        <w:t>40 000 ₽/час · минимум от 2 часов</w:t>
+        <w:t>40 000 ₽/час · аренда от 2 часов</w:t>
       </w:r>
     </w:p>
     <w:p>
@@ -908,7 +797,34 @@
           <w:b w:val="0"/>
           <w:sz w:val="22"/>
         </w:rPr>
-        <w:t>В стоимость входит:</w:t>
+        <w:t>В стоимость (по посадочной boat-sochi): топливо, завтраки / приветственный кофе-чай, гигиена, полотенца, тапочки, стюард. Водные развлечения — по условиям тарифа; при аренде от 5 часов — бесплатно (согласовано с оффером собственника: иначе ~25 000 ₽ за период).</w:t>
+      </w:r>
+    </w:p>
+    <w:p>
+      <w:pPr>
+        <w:spacing w:after="120" w:line="276" w:lineRule="auto"/>
+      </w:pPr>
+      <w:r>
+        <w:rPr>
+          <w:rFonts w:ascii="Calibri" w:hAnsi="Calibri" w:eastAsia="Calibri"/>
+          <w:b w:val="0"/>
+          <w:sz w:val="22"/>
+        </w:rPr>
+        <w:t>Дополнительно: кейтеринг (~10 000 ₽/сутки + продукты); гидроцикл/лыжи при коротких арендах.</w:t>
+      </w:r>
+    </w:p>
+    <w:p>
+      <w:pPr>
+        <w:pStyle w:val="Heading2"/>
+      </w:pPr>
+      <w:r>
+        <w:rPr>
+          <w:rFonts w:ascii="Calibri" w:hAnsi="Calibri" w:eastAsia="Calibri"/>
+          <w:b/>
+          <w:color w:val="2C5F8A"/>
+          <w:sz w:val="28"/>
+        </w:rPr>
+        <w:t>1.3. Что взять с alexumyacht.com в аргументацию (не в URL)</w:t>
       </w:r>
     </w:p>
     <w:p>
@@ -922,7 +838,7 @@
           <w:b w:val="0"/>
           <w:sz w:val="22"/>
         </w:rPr>
-        <w:t>Топливо (в рамках тарифа сайта)</w:t>
+        <w:t>Детализация водной техники: BRP Wake Pro, Benelli, Spark, флайборд, SUP, подводный буксировщик — усиливает VIP-оффер в объявлениях и на лендинге (если добавите блок).</w:t>
       </w:r>
     </w:p>
     <w:p>
@@ -936,7 +852,7 @@
           <w:b w:val="0"/>
           <w:sz w:val="22"/>
         </w:rPr>
-        <w:t>Водные развлечения — по правилам акции (см. ниже)</w:t>
+        <w:t>Маршруты: Сочи–Геленджик, Крым, Турция — для группы объявлений «круизы/сутки».</w:t>
       </w:r>
     </w:p>
     <w:p>
@@ -950,7 +866,7 @@
           <w:b w:val="0"/>
           <w:sz w:val="22"/>
         </w:rPr>
-        <w:t>Завтраки (в суточном пакете по блоку сайта)</w:t>
+        <w:t>Лицензия Ространснадзора, 15+ лет опыта экипажа — доверие (формулировать нейтрально, без «мы собственники»).</w:t>
       </w:r>
     </w:p>
     <w:p>
@@ -964,117 +880,7 @@
           <w:b w:val="0"/>
           <w:sz w:val="22"/>
         </w:rPr>
-        <w:t>Приветственный зерновой кофе / чай</w:t>
-      </w:r>
-    </w:p>
-    <w:p>
-      <w:pPr>
-        <w:pStyle w:val="ListBullet"/>
-        <w:spacing w:after="60"/>
-      </w:pPr>
-      <w:r>
-        <w:rPr>
-          <w:rFonts w:ascii="Calibri" w:hAnsi="Calibri" w:eastAsia="Calibri"/>
-          <w:b w:val="0"/>
-          <w:sz w:val="22"/>
-        </w:rPr>
-        <w:t>Полотенца, средства гигиены, одноразовые тапочки</w:t>
-      </w:r>
-    </w:p>
-    <w:p>
-      <w:pPr>
-        <w:pStyle w:val="ListBullet"/>
-        <w:spacing w:after="60"/>
-      </w:pPr>
-      <w:r>
-        <w:rPr>
-          <w:rFonts w:ascii="Calibri" w:hAnsi="Calibri" w:eastAsia="Calibri"/>
-          <w:b w:val="0"/>
-          <w:sz w:val="22"/>
-        </w:rPr>
-        <w:t>Постельные принадлежности (суточный формат)</w:t>
-      </w:r>
-    </w:p>
-    <w:p>
-      <w:pPr>
-        <w:pStyle w:val="ListBullet"/>
-        <w:spacing w:after="60"/>
-      </w:pPr>
-      <w:r>
-        <w:rPr>
-          <w:rFonts w:ascii="Calibri" w:hAnsi="Calibri" w:eastAsia="Calibri"/>
-          <w:b w:val="0"/>
-          <w:sz w:val="22"/>
-        </w:rPr>
-        <w:t>Обслуживание стюардом</w:t>
-      </w:r>
-    </w:p>
-    <w:p>
-      <w:pPr>
-        <w:spacing w:after="120" w:line="276" w:lineRule="auto"/>
-      </w:pPr>
-      <w:r>
-        <w:rPr>
-          <w:rFonts w:ascii="Calibri" w:hAnsi="Calibri" w:eastAsia="Calibri"/>
-          <w:b w:val="0"/>
-          <w:sz w:val="22"/>
-        </w:rPr>
-        <w:t>Дополнительно:</w:t>
-      </w:r>
-    </w:p>
-    <w:p>
-      <w:pPr>
-        <w:pStyle w:val="ListBullet"/>
-        <w:spacing w:after="60"/>
-      </w:pPr>
-      <w:r>
-        <w:rPr>
-          <w:rFonts w:ascii="Calibri" w:hAnsi="Calibri" w:eastAsia="Calibri"/>
-          <w:b w:val="0"/>
-          <w:sz w:val="22"/>
-        </w:rPr>
-        <w:t>Водные развлечения (гидроцикл, лыжи и т.п.) — 25 000 ₽ на весь период (топливо включено), если аренда короче 5 часов.</w:t>
-      </w:r>
-    </w:p>
-    <w:p>
-      <w:pPr>
-        <w:pStyle w:val="ListBullet"/>
-        <w:spacing w:after="60"/>
-      </w:pPr>
-      <w:r>
-        <w:rPr>
-          <w:rFonts w:ascii="Calibri" w:hAnsi="Calibri" w:eastAsia="Calibri"/>
-          <w:b w:val="0"/>
-          <w:sz w:val="22"/>
-        </w:rPr>
-        <w:t>Акция: при аренде от 5 часов вся водная техника — бесплатно.</w:t>
-      </w:r>
-    </w:p>
-    <w:p>
-      <w:pPr>
-        <w:pStyle w:val="ListBullet"/>
-        <w:spacing w:after="60"/>
-      </w:pPr>
-      <w:r>
-        <w:rPr>
-          <w:rFonts w:ascii="Calibri" w:hAnsi="Calibri" w:eastAsia="Calibri"/>
-          <w:b w:val="0"/>
-          <w:sz w:val="22"/>
-        </w:rPr>
-        <w:t>Кейтеринг (3-разовое питание) — 10 000 ₽/сутки + стоимость продуктов.</w:t>
-      </w:r>
-    </w:p>
-    <w:p>
-      <w:pPr>
-        <w:spacing w:after="120" w:line="276" w:lineRule="auto"/>
-      </w:pPr>
-      <w:r>
-        <w:rPr>
-          <w:rFonts w:ascii="Calibri" w:hAnsi="Calibri" w:eastAsia="Calibri"/>
-          <w:b w:val="0"/>
-          <w:sz w:val="22"/>
-        </w:rPr>
-        <w:t>Оплата: наличные, банковская карта, безнал.</w:t>
+        <w:t>Не использовать в вашей рекламе: «без агентских», «бронь у владельца», телефон +7 909 999-94-54.</w:t>
       </w:r>
     </w:p>
     <w:p>
@@ -1088,229 +894,7 @@
           <w:color w:val="2C5F8A"/>
           <w:sz w:val="28"/>
         </w:rPr>
-        <w:t>1.3. Водная техника и маршруты (сильные аргументы для VIP)</w:t>
-      </w:r>
-    </w:p>
-    <w:p>
-      <w:pPr>
-        <w:spacing w:after="120" w:line="276" w:lineRule="auto"/>
-      </w:pPr>
-      <w:r>
-        <w:rPr>
-          <w:rFonts w:ascii="Calibri" w:hAnsi="Calibri" w:eastAsia="Calibri"/>
-          <w:b w:val="0"/>
-          <w:sz w:val="22"/>
-        </w:rPr>
-        <w:t>На борту / к чартеру (по сайту собственника):</w:t>
-      </w:r>
-    </w:p>
-    <w:p>
-      <w:pPr>
-        <w:pStyle w:val="ListBullet"/>
-        <w:spacing w:after="60"/>
-      </w:pPr>
-      <w:r>
-        <w:rPr>
-          <w:rFonts w:ascii="Calibri" w:hAnsi="Calibri" w:eastAsia="Calibri"/>
-          <w:b w:val="0"/>
-          <w:sz w:val="22"/>
-        </w:rPr>
-        <w:t>Гидроцикл BRP WAKE PRO (3 места, 230 л.с., аудиосистема)</w:t>
-      </w:r>
-    </w:p>
-    <w:p>
-      <w:pPr>
-        <w:pStyle w:val="ListBullet"/>
-        <w:spacing w:after="60"/>
-      </w:pPr>
-      <w:r>
-        <w:rPr>
-          <w:rFonts w:ascii="Calibri" w:hAnsi="Calibri" w:eastAsia="Calibri"/>
-          <w:b w:val="0"/>
-          <w:sz w:val="22"/>
-        </w:rPr>
-        <w:t>Гидроцикл Benelli (катание стоя)</w:t>
-      </w:r>
-    </w:p>
-    <w:p>
-      <w:pPr>
-        <w:pStyle w:val="ListBullet"/>
-        <w:spacing w:after="60"/>
-      </w:pPr>
-      <w:r>
-        <w:rPr>
-          <w:rFonts w:ascii="Calibri" w:hAnsi="Calibri" w:eastAsia="Calibri"/>
-          <w:b w:val="0"/>
-          <w:sz w:val="22"/>
-        </w:rPr>
-        <w:t>Гидроцикл BRP Spark</w:t>
-      </w:r>
-    </w:p>
-    <w:p>
-      <w:pPr>
-        <w:pStyle w:val="ListBullet"/>
-        <w:spacing w:after="60"/>
-      </w:pPr>
-      <w:r>
-        <w:rPr>
-          <w:rFonts w:ascii="Calibri" w:hAnsi="Calibri" w:eastAsia="Calibri"/>
-          <w:b w:val="0"/>
-          <w:sz w:val="22"/>
-        </w:rPr>
-        <w:t>Подводный буксировщик (Sia-Dar / аналог)</w:t>
-      </w:r>
-    </w:p>
-    <w:p>
-      <w:pPr>
-        <w:pStyle w:val="ListBullet"/>
-        <w:spacing w:after="60"/>
-      </w:pPr>
-      <w:r>
-        <w:rPr>
-          <w:rFonts w:ascii="Calibri" w:hAnsi="Calibri" w:eastAsia="Calibri"/>
-          <w:b w:val="0"/>
-          <w:sz w:val="22"/>
-        </w:rPr>
-        <w:t>Флайборд (до ~17 м над водой)</w:t>
-      </w:r>
-    </w:p>
-    <w:p>
-      <w:pPr>
-        <w:pStyle w:val="ListBullet"/>
-        <w:spacing w:after="60"/>
-      </w:pPr>
-      <w:r>
-        <w:rPr>
-          <w:rFonts w:ascii="Calibri" w:hAnsi="Calibri" w:eastAsia="Calibri"/>
-          <w:b w:val="0"/>
-          <w:sz w:val="22"/>
-        </w:rPr>
-        <w:t>SUP-доски, вейкборд, водные лыжи, подушка</w:t>
-      </w:r>
-    </w:p>
-    <w:p>
-      <w:pPr>
-        <w:pStyle w:val="ListBullet"/>
-        <w:spacing w:after="60"/>
-      </w:pPr>
-      <w:r>
-        <w:rPr>
-          <w:rFonts w:ascii="Calibri" w:hAnsi="Calibri" w:eastAsia="Calibri"/>
-          <w:b w:val="0"/>
-          <w:sz w:val="22"/>
-        </w:rPr>
-        <w:t>Морская рыбалка со снастями; обучение от капитана по запросу</w:t>
-      </w:r>
-    </w:p>
-    <w:p>
-      <w:pPr>
-        <w:spacing w:after="120" w:line="276" w:lineRule="auto"/>
-      </w:pPr>
-      <w:r>
-        <w:rPr>
-          <w:rFonts w:ascii="Calibri" w:hAnsi="Calibri" w:eastAsia="Calibri"/>
-          <w:b w:val="0"/>
-          <w:sz w:val="22"/>
-        </w:rPr>
-        <w:t>Примеры маршрутов на сайте: Сочи–Геленджик · Сочи–Турция · Сочи–Крым; остановки в бухтах, при отсутствии порта — доставка на лодке с мотором.</w:t>
-      </w:r>
-    </w:p>
-    <w:p>
-      <w:pPr>
-        <w:pStyle w:val="Heading2"/>
-      </w:pPr>
-      <w:r>
-        <w:rPr>
-          <w:rFonts w:ascii="Calibri" w:hAnsi="Calibri" w:eastAsia="Calibri"/>
-          <w:b/>
-          <w:color w:val="2C5F8A"/>
-          <w:sz w:val="28"/>
-        </w:rPr>
-        <w:t>1.4. УТП собственника (для объявлений)</w:t>
-      </w:r>
-    </w:p>
-    <w:p>
-      <w:pPr>
-        <w:pStyle w:val="ListBullet"/>
-        <w:spacing w:after="60"/>
-      </w:pPr>
-      <w:r>
-        <w:rPr>
-          <w:rFonts w:ascii="Calibri" w:hAnsi="Calibri" w:eastAsia="Calibri"/>
-          <w:b w:val="0"/>
-          <w:sz w:val="22"/>
-        </w:rPr>
-        <w:t>Без переплат агентам — бронь у владельца судна (прямая формулировка сайта).</w:t>
-      </w:r>
-    </w:p>
-    <w:p>
-      <w:pPr>
-        <w:pStyle w:val="ListBullet"/>
-        <w:spacing w:after="60"/>
-      </w:pPr>
-      <w:r>
-        <w:rPr>
-          <w:rFonts w:ascii="Calibri" w:hAnsi="Calibri" w:eastAsia="Calibri"/>
-          <w:b w:val="0"/>
-          <w:sz w:val="22"/>
-        </w:rPr>
-        <w:t>Стюард в составе экипажа, посуда на борту.</w:t>
-      </w:r>
-    </w:p>
-    <w:p>
-      <w:pPr>
-        <w:pStyle w:val="ListBullet"/>
-        <w:spacing w:after="60"/>
-      </w:pPr>
-      <w:r>
-        <w:rPr>
-          <w:rFonts w:ascii="Calibri" w:hAnsi="Calibri" w:eastAsia="Calibri"/>
-          <w:b w:val="0"/>
-          <w:sz w:val="22"/>
-        </w:rPr>
-        <w:t>Более 15 лет работы, профессиональные награды.</w:t>
-      </w:r>
-    </w:p>
-    <w:p>
-      <w:pPr>
-        <w:pStyle w:val="ListBullet"/>
-        <w:spacing w:after="60"/>
-      </w:pPr>
-      <w:r>
-        <w:rPr>
-          <w:rFonts w:ascii="Calibri" w:hAnsi="Calibri" w:eastAsia="Calibri"/>
-          <w:b w:val="0"/>
-          <w:sz w:val="22"/>
-        </w:rPr>
-        <w:t>Премиум 20 м Drettmann; санитарная обработка перед каждым выходом.</w:t>
-      </w:r>
-    </w:p>
-    <w:p>
-      <w:pPr>
-        <w:pStyle w:val="ListBullet"/>
-        <w:spacing w:after="60"/>
-      </w:pPr>
-      <w:r>
-        <w:rPr>
-          <w:rFonts w:ascii="Calibri" w:hAnsi="Calibri" w:eastAsia="Calibri"/>
-          <w:b w:val="0"/>
-          <w:sz w:val="22"/>
-        </w:rPr>
-        <w:t>Судно лицензировано Ространснадзором.</w:t>
-      </w:r>
-    </w:p>
-    <w:p>
-      <w:pPr>
-        <w:pStyle w:val="ListBullet"/>
-        <w:spacing w:after="60"/>
-      </w:pPr>
-      <w:r>
-        <w:rPr>
-          <w:rFonts w:ascii="Calibri" w:hAnsi="Calibri" w:eastAsia="Calibri"/>
-          <w:b w:val="0"/>
-          <w:sz w:val="22"/>
-        </w:rPr>
-        <w:t>Только частная аренда / private charter (не «билет на прогулку»).</w:t>
+        <w:t>1.4. Оффер перепродавца для объявлений</w:t>
       </w:r>
     </w:p>
     <w:p>
@@ -1323,20 +907,7 @@
           <w:b/>
           <w:sz w:val="22"/>
         </w:rPr>
-        <w:t>Главный оффер:</w:t>
-      </w:r>
-    </w:p>
-    <w:p>
-      <w:pPr>
-        <w:spacing w:after="120" w:line="276" w:lineRule="auto"/>
-      </w:pPr>
-      <w:r>
-        <w:rPr>
-          <w:rFonts w:ascii="Calibri" w:hAnsi="Calibri" w:eastAsia="Calibri"/>
-          <w:b w:val="0"/>
-          <w:sz w:val="22"/>
-        </w:rPr>
-        <w:t>VIP-яхта «Алексум» 20 м · Морпорт Сочи · бронь у собственника · стюард включён · от 40 000 ₽/час · от 5 часов водная техника бесплатно · звонок / WhatsApp / Telegram / Max / форма.</w:t>
+        <w:t>VIP-яхта «Алексум» 20 м · Морпорт Сочи · стюард включён · только индивидуальная аренда · от 40 000 ₽/час · бронь: звонок / мессенджер / форма на boat-sochi.ru/alexum</w:t>
       </w:r>
     </w:p>
     <w:p>
@@ -1351,19 +922,6 @@
           <w:sz w:val="36"/>
         </w:rPr>
         <w:t>2. Сравнение с конкурентами</w:t>
-      </w:r>
-    </w:p>
-    <w:p>
-      <w:pPr>
-        <w:spacing w:after="120" w:line="276" w:lineRule="auto"/>
-      </w:pPr>
-      <w:r>
-        <w:rPr>
-          <w:rFonts w:ascii="Calibri" w:hAnsi="Calibri" w:eastAsia="Calibri"/>
-          <w:b w:val="0"/>
-          <w:sz w:val="22"/>
-        </w:rPr>
-        <w:t>Срез VIP-аренды Сочи / Морпорт (публичные прайсы, ориентиры 2025–2026).</w:t>
       </w:r>
     </w:p>
     <w:tbl>
@@ -1403,7 +961,7 @@
         </w:tc>
         <w:tc>
           <w:tcPr>
-            <w:tcW w:type="dxa" w:w="1247"/>
+            <w:tcW w:type="dxa" w:w="1134"/>
             <w:shd w:fill="1A3A5C" w:val="clear"/>
           </w:tcPr>
           <w:p>
@@ -1424,7 +982,7 @@
         </w:tc>
         <w:tc>
           <w:tcPr>
-            <w:tcW w:type="dxa" w:w="1587"/>
+            <w:tcW w:type="dxa" w:w="1417"/>
             <w:shd w:fill="1A3A5C" w:val="clear"/>
           </w:tcPr>
           <w:p>
@@ -1445,7 +1003,7 @@
         </w:tc>
         <w:tc>
           <w:tcPr>
-            <w:tcW w:type="dxa" w:w="3969"/>
+            <w:tcW w:type="dxa" w:w="4252"/>
             <w:shd w:fill="1A3A5C" w:val="clear"/>
           </w:tcPr>
           <w:p>
@@ -1460,7 +1018,7 @@
                 <w:color w:val="FFFFFF"/>
                 <w:sz w:val="18"/>
               </w:rPr>
-              <w:t>Vs Алексум (собственник)</w:t>
+              <w:t>Что это значит для перепродажи</w:t>
             </w:r>
           </w:p>
         </w:tc>
@@ -1478,13 +1036,13 @@
                 <w:b w:val="0"/>
                 <w:sz w:val="18"/>
               </w:rPr>
-              <w:t>Алексум · alexumyacht.com</w:t>
+              <w:t>Вы: boat-sochi.ru/alexum</w:t>
             </w:r>
           </w:p>
         </w:tc>
         <w:tc>
           <w:tcPr>
-            <w:tcW w:type="dxa" w:w="1247"/>
+            <w:tcW w:type="dxa" w:w="1134"/>
           </w:tcPr>
           <w:p>
             <w:r/>
@@ -1500,7 +1058,7 @@
         </w:tc>
         <w:tc>
           <w:tcPr>
-            <w:tcW w:type="dxa" w:w="1587"/>
+            <w:tcW w:type="dxa" w:w="1417"/>
           </w:tcPr>
           <w:p>
             <w:r/>
@@ -1516,7 +1074,7 @@
         </w:tc>
         <w:tc>
           <w:tcPr>
-            <w:tcW w:type="dxa" w:w="3969"/>
+            <w:tcW w:type="dxa" w:w="4252"/>
           </w:tcPr>
           <w:p>
             <w:r/>
@@ -1526,7 +1084,7 @@
                 <w:b w:val="0"/>
                 <w:sz w:val="18"/>
               </w:rPr>
-              <w:t>Прямой владелец, акция водной техники от 5 ч, полный пакет развлечений</w:t>
+              <w:t>Ваша посадочная; сервис бронирования + контакт boat-sochi</w:t>
             </w:r>
           </w:p>
         </w:tc>
@@ -1545,15 +1103,13 @@
                 <w:b w:val="0"/>
                 <w:sz w:val="18"/>
               </w:rPr>
-              <w:t>Та же яхта у агрегаторов</w:t>
-              <w:br/>
-              <w:t>(vip-sail, admiral и др.)</w:t>
+              <w:t>Собственник: alexumyacht.com</w:t>
             </w:r>
           </w:p>
         </w:tc>
         <w:tc>
           <w:tcPr>
-            <w:tcW w:type="dxa" w:w="1247"/>
+            <w:tcW w:type="dxa" w:w="1134"/>
             <w:shd w:fill="F0F4F8" w:val="clear"/>
           </w:tcPr>
           <w:p>
@@ -1570,7 +1126,7 @@
         </w:tc>
         <w:tc>
           <w:tcPr>
-            <w:tcW w:type="dxa" w:w="1587"/>
+            <w:tcW w:type="dxa" w:w="1417"/>
             <w:shd w:fill="F0F4F8" w:val="clear"/>
           </w:tcPr>
           <w:p>
@@ -1581,13 +1137,13 @@
                 <w:b w:val="0"/>
                 <w:sz w:val="18"/>
               </w:rPr>
-              <w:t>35–43 000 ₽</w:t>
+              <w:t>40 000 ₽</w:t>
             </w:r>
           </w:p>
         </w:tc>
         <w:tc>
           <w:tcPr>
-            <w:tcW w:type="dxa" w:w="3969"/>
+            <w:tcW w:type="dxa" w:w="4252"/>
             <w:shd w:fill="F0F4F8" w:val="clear"/>
           </w:tcPr>
           <w:p>
@@ -1598,7 +1154,7 @@
                 <w:b w:val="0"/>
                 <w:sz w:val="18"/>
               </w:rPr>
-              <w:t>Посредники; у собственника — «без агентских» + свой телефон</w:t>
+              <w:t>Прямой конкурент по той же яхте; у них УТП «без агентов». Не копировать их месседж; выигрывать сервисом, скоростью ответа, безналом, доверием к бренду boat-sochi</w:t>
             </w:r>
           </w:p>
         </w:tc>
@@ -1616,13 +1172,13 @@
                 <w:b w:val="0"/>
                 <w:sz w:val="18"/>
               </w:rPr>
-              <w:t>Велла де плата (vip-sail)</w:t>
+              <w:t>Агрегаторы (vip-sail, admiral…)</w:t>
             </w:r>
           </w:p>
         </w:tc>
         <w:tc>
           <w:tcPr>
-            <w:tcW w:type="dxa" w:w="1247"/>
+            <w:tcW w:type="dxa" w:w="1134"/>
           </w:tcPr>
           <w:p>
             <w:r/>
@@ -1632,13 +1188,13 @@
                 <w:b w:val="0"/>
                 <w:sz w:val="18"/>
               </w:rPr>
-              <w:t>25 м</w:t>
+              <w:t>20 м</w:t>
             </w:r>
           </w:p>
         </w:tc>
         <w:tc>
           <w:tcPr>
-            <w:tcW w:type="dxa" w:w="1587"/>
+            <w:tcW w:type="dxa" w:w="1417"/>
           </w:tcPr>
           <w:p>
             <w:r/>
@@ -1648,13 +1204,13 @@
                 <w:b w:val="0"/>
                 <w:sz w:val="18"/>
               </w:rPr>
-              <w:t>~45 000 ₽</w:t>
+              <w:t>35–43 000 ₽</w:t>
             </w:r>
           </w:p>
         </w:tc>
         <w:tc>
           <w:tcPr>
-            <w:tcW w:type="dxa" w:w="3969"/>
+            <w:tcW w:type="dxa" w:w="4252"/>
           </w:tcPr>
           <w:p>
             <w:r/>
@@ -1664,7 +1220,7 @@
                 <w:b w:val="0"/>
                 <w:sz w:val="18"/>
               </w:rPr>
-              <w:t>Крупнее/вместительнее — другая ниша «много гостей»</w:t>
+              <w:t>Та же/похожая выдача; конкурируйте посадочной и обработкой лида</w:t>
             </w:r>
           </w:p>
         </w:tc>
@@ -1683,13 +1239,13 @@
                 <w:b w:val="0"/>
                 <w:sz w:val="18"/>
               </w:rPr>
-              <w:t>Багратион (vip-sail)</w:t>
+              <w:t>Велла де плата / Багратион</w:t>
             </w:r>
           </w:p>
         </w:tc>
         <w:tc>
           <w:tcPr>
-            <w:tcW w:type="dxa" w:w="1247"/>
+            <w:tcW w:type="dxa" w:w="1134"/>
             <w:shd w:fill="F0F4F8" w:val="clear"/>
           </w:tcPr>
           <w:p>
@@ -1700,13 +1256,13 @@
                 <w:b w:val="0"/>
                 <w:sz w:val="18"/>
               </w:rPr>
-              <w:t>23 м</w:t>
+              <w:t>23–25 м</w:t>
             </w:r>
           </w:p>
         </w:tc>
         <w:tc>
           <w:tcPr>
-            <w:tcW w:type="dxa" w:w="1587"/>
+            <w:tcW w:type="dxa" w:w="1417"/>
             <w:shd w:fill="F0F4F8" w:val="clear"/>
           </w:tcPr>
           <w:p>
@@ -1717,13 +1273,13 @@
                 <w:b w:val="0"/>
                 <w:sz w:val="18"/>
               </w:rPr>
-              <w:t>~59 000 ₽</w:t>
+              <w:t>45–59 000 ₽</w:t>
             </w:r>
           </w:p>
         </w:tc>
         <w:tc>
           <w:tcPr>
-            <w:tcW w:type="dxa" w:w="3969"/>
+            <w:tcW w:type="dxa" w:w="4252"/>
             <w:shd w:fill="F0F4F8" w:val="clear"/>
           </w:tcPr>
           <w:p>
@@ -1734,7 +1290,7 @@
                 <w:b w:val="0"/>
                 <w:sz w:val="18"/>
               </w:rPr>
-              <w:t>Дороже и больше — не прямой ценовой конкурент</w:t>
+              <w:t>Больше гостей — другая ниша</w:t>
             </w:r>
           </w:p>
         </w:tc>
@@ -1758,7 +1314,7 @@
         </w:tc>
         <w:tc>
           <w:tcPr>
-            <w:tcW w:type="dxa" w:w="1247"/>
+            <w:tcW w:type="dxa" w:w="1134"/>
           </w:tcPr>
           <w:p>
             <w:r/>
@@ -1774,7 +1330,7 @@
         </w:tc>
         <w:tc>
           <w:tcPr>
-            <w:tcW w:type="dxa" w:w="1587"/>
+            <w:tcW w:type="dxa" w:w="1417"/>
           </w:tcPr>
           <w:p>
             <w:r/>
@@ -1784,13 +1340,13 @@
                 <w:b w:val="0"/>
                 <w:sz w:val="18"/>
               </w:rPr>
-              <w:t>~41–50 000+ ₽</w:t>
+              <w:t>41–50 000+ ₽</w:t>
             </w:r>
           </w:p>
         </w:tc>
         <w:tc>
           <w:tcPr>
-            <w:tcW w:type="dxa" w:w="3969"/>
+            <w:tcW w:type="dxa" w:w="4252"/>
           </w:tcPr>
           <w:p>
             <w:r/>
@@ -1800,7 +1356,7 @@
                 <w:b w:val="0"/>
                 <w:sz w:val="18"/>
               </w:rPr>
-              <w:t>Известные бренды; у Алексум — редкость Drettmann + private</w:t>
+              <w:t>Близкий VIP; акцент на Drettmann + private + стюард</w:t>
             </w:r>
           </w:p>
         </w:tc>
@@ -1819,82 +1375,14 @@
                 <w:b w:val="0"/>
                 <w:sz w:val="18"/>
               </w:rPr>
-              <w:t>Azimut 52 / Princess 45</w:t>
+              <w:t>Катера 6–16 тыс.</w:t>
             </w:r>
           </w:p>
         </w:tc>
         <w:tc>
           <w:tcPr>
-            <w:tcW w:type="dxa" w:w="1247"/>
+            <w:tcW w:type="dxa" w:w="1134"/>
             <w:shd w:fill="F0F4F8" w:val="clear"/>
-          </w:tcPr>
-          <w:p>
-            <w:r/>
-            <w:r>
-              <w:rPr>
-                <w:rFonts w:ascii="Calibri" w:hAnsi="Calibri" w:eastAsia="Calibri"/>
-                <w:b w:val="0"/>
-                <w:sz w:val="18"/>
-              </w:rPr>
-              <w:t>14–16 м</w:t>
-            </w:r>
-          </w:p>
-        </w:tc>
-        <w:tc>
-          <w:tcPr>
-            <w:tcW w:type="dxa" w:w="1587"/>
-            <w:shd w:fill="F0F4F8" w:val="clear"/>
-          </w:tcPr>
-          <w:p>
-            <w:r/>
-            <w:r>
-              <w:rPr>
-                <w:rFonts w:ascii="Calibri" w:hAnsi="Calibri" w:eastAsia="Calibri"/>
-                <w:b w:val="0"/>
-                <w:sz w:val="18"/>
-              </w:rPr>
-              <w:t>23–26 500 ₽</w:t>
-            </w:r>
-          </w:p>
-        </w:tc>
-        <w:tc>
-          <w:tcPr>
-            <w:tcW w:type="dxa" w:w="3969"/>
-            <w:shd w:fill="F0F4F8" w:val="clear"/>
-          </w:tcPr>
-          <w:p>
-            <w:r/>
-            <w:r>
-              <w:rPr>
-                <w:rFonts w:ascii="Calibri" w:hAnsi="Calibri" w:eastAsia="Calibri"/>
-                <w:b w:val="0"/>
-                <w:sz w:val="18"/>
-              </w:rPr>
-              <w:t>Ниже статусом; отсекаем «дешёвым» трафиком минус-словами</w:t>
-            </w:r>
-          </w:p>
-        </w:tc>
-      </w:tr>
-      <w:tr>
-        <w:tc>
-          <w:tcPr>
-            <w:tcW w:type="dxa" w:w="2551"/>
-          </w:tcPr>
-          <w:p>
-            <w:r/>
-            <w:r>
-              <w:rPr>
-                <w:rFonts w:ascii="Calibri" w:hAnsi="Calibri" w:eastAsia="Calibri"/>
-                <w:b w:val="0"/>
-                <w:sz w:val="18"/>
-              </w:rPr>
-              <w:t>Массовые катера 6–16 тыс.</w:t>
-            </w:r>
-          </w:p>
-        </w:tc>
-        <w:tc>
-          <w:tcPr>
-            <w:tcW w:type="dxa" w:w="1247"/>
           </w:tcPr>
           <w:p>
             <w:r/>
@@ -1910,7 +1398,8 @@
         </w:tc>
         <w:tc>
           <w:tcPr>
-            <w:tcW w:type="dxa" w:w="1587"/>
+            <w:tcW w:type="dxa" w:w="1417"/>
+            <w:shd w:fill="F0F4F8" w:val="clear"/>
           </w:tcPr>
           <w:p>
             <w:r/>
@@ -1926,7 +1415,8 @@
         </w:tc>
         <w:tc>
           <w:tcPr>
-            <w:tcW w:type="dxa" w:w="3969"/>
+            <w:tcW w:type="dxa" w:w="4252"/>
+            <w:shd w:fill="F0F4F8" w:val="clear"/>
           </w:tcPr>
           <w:p>
             <w:r/>
@@ -1936,7 +1426,7 @@
                 <w:b w:val="0"/>
                 <w:sz w:val="18"/>
               </w:rPr>
-              <w:t>Не конкуренты VIP — жёсткий минус в ЕПК</w:t>
+              <w:t>Отсечь минус-словами — портят CPA</w:t>
             </w:r>
           </w:p>
         </w:tc>
@@ -1954,7 +1444,7 @@
           <w:color w:val="2C5F8A"/>
           <w:sz w:val="28"/>
         </w:rPr>
-        <w:t>2.1. Выводы</w:t>
+        <w:t>2.1. Выводы для перепродажи</w:t>
       </w:r>
     </w:p>
     <w:p>
@@ -1968,7 +1458,7 @@
           <w:b w:val="0"/>
           <w:sz w:val="22"/>
         </w:rPr>
-        <w:t>Главный рекламный клин против агрегаторов: «собственник / без агентских переплат» + единый телефон +7 909 999-94-54.</w:t>
+        <w:t>Главный риск — собственник и агрегаторы на тех же ключах. Дифференциация: быстрый ответ, удобная форма, безнал/закрывающие, репутация boat-sochi, аккуратный VIP-креатив.</w:t>
       </w:r>
     </w:p>
     <w:p>
@@ -1982,7 +1472,7 @@
           <w:b w:val="0"/>
           <w:sz w:val="22"/>
         </w:rPr>
-        <w:t>Цена 40 000 ₽/час в рынке VIP 20 м; усилитель конверсии — акция «от 5 часов техника бесплатно» (вместо доплаты 25 000 ₽).</w:t>
+        <w:t>Не обещать в рекламе то, чего нет на вашей посадочной; цены и «от 5 часов техника бесплатно» сверять с актуальной страницей boat-sochi.</w:t>
       </w:r>
     </w:p>
     <w:p>
@@ -1996,21 +1486,7 @@
           <w:b w:val="0"/>
           <w:sz w:val="22"/>
         </w:rPr>
-        <w:t>Не конкурировать с катерами 6–16 тыс.: премиальный тон, минус-фразы, посадочная без «дёшево».</w:t>
-      </w:r>
-    </w:p>
-    <w:p>
-      <w:pPr>
-        <w:pStyle w:val="ListBullet"/>
-        <w:spacing w:after="60"/>
-      </w:pPr>
-      <w:r>
-        <w:rPr>
-          <w:rFonts w:ascii="Calibri" w:hAnsi="Calibri" w:eastAsia="Calibri"/>
-          <w:b w:val="0"/>
-          <w:sz w:val="22"/>
-        </w:rPr>
-        <w:t>Против 23–25 м: продавать камерность до 10 гостей, редкость верфи, сервис стюарда и водный «парк».</w:t>
+        <w:t>Жёстко резать «дешёвый» спрос — иначе CPA съест маржу перепродажи.</w:t>
       </w:r>
     </w:p>
     <w:p>
@@ -2024,102 +1500,7 @@
           <w:color w:val="1A3A5C"/>
           <w:sz w:val="36"/>
         </w:rPr>
-        <w:t>3. Целевая аудитория (состоятельные клиенты)</w:t>
-      </w:r>
-    </w:p>
-    <w:p>
-      <w:pPr>
-        <w:spacing w:after="120" w:line="276" w:lineRule="auto"/>
-      </w:pPr>
-      <w:r>
-        <w:rPr>
-          <w:rFonts w:ascii="Calibri" w:hAnsi="Calibri" w:eastAsia="Calibri"/>
-          <w:b/>
-          <w:sz w:val="22"/>
-        </w:rPr>
-        <w:t>Сегмент A — Частный VIP / гости 5★ и бизнес-туризм Сочи</w:t>
-      </w:r>
-    </w:p>
-    <w:p>
-      <w:pPr>
-        <w:pStyle w:val="ListBullet"/>
-        <w:spacing w:after="60"/>
-      </w:pPr>
-      <w:r>
-        <w:rPr>
-          <w:rFonts w:ascii="Calibri" w:hAnsi="Calibri" w:eastAsia="Calibri"/>
-          <w:b w:val="0"/>
-          <w:sz w:val="22"/>
-        </w:rPr>
-        <w:t>Запрос: статус, приватность, сервис «под ключ», фото/видео, водные игрушки.</w:t>
-      </w:r>
-    </w:p>
-    <w:p>
-      <w:pPr>
-        <w:pStyle w:val="ListBullet"/>
-        <w:spacing w:after="60"/>
-      </w:pPr>
-      <w:r>
-        <w:rPr>
-          <w:rFonts w:ascii="Calibri" w:hAnsi="Calibri" w:eastAsia="Calibri"/>
-          <w:b w:val="0"/>
-          <w:sz w:val="22"/>
-        </w:rPr>
-        <w:t>Чек: 2–6 часов или сутки; чувствительны к «агентской наценке» — оффер собственника работает.</w:t>
-      </w:r>
-    </w:p>
-    <w:p>
-      <w:pPr>
-        <w:spacing w:after="120" w:line="276" w:lineRule="auto"/>
-      </w:pPr>
-      <w:r>
-        <w:rPr>
-          <w:rFonts w:ascii="Calibri" w:hAnsi="Calibri" w:eastAsia="Calibri"/>
-          <w:b/>
-          <w:sz w:val="22"/>
-        </w:rPr>
-        <w:t>Сегмент B — Корпоратив / представительские</w:t>
-      </w:r>
-    </w:p>
-    <w:p>
-      <w:pPr>
-        <w:pStyle w:val="ListBullet"/>
-        <w:spacing w:after="60"/>
-      </w:pPr>
-      <w:r>
-        <w:rPr>
-          <w:rFonts w:ascii="Calibri" w:hAnsi="Calibri" w:eastAsia="Calibri"/>
-          <w:b w:val="0"/>
-          <w:sz w:val="22"/>
-        </w:rPr>
-        <w:t>Переговоры, клиентские выезды, закрытые ужины; важны безнал, договорённость, предсказуемый экипаж.</w:t>
-      </w:r>
-    </w:p>
-    <w:p>
-      <w:pPr>
-        <w:spacing w:after="120" w:line="276" w:lineRule="auto"/>
-      </w:pPr>
-      <w:r>
-        <w:rPr>
-          <w:rFonts w:ascii="Calibri" w:hAnsi="Calibri" w:eastAsia="Calibri"/>
-          <w:b/>
-          <w:sz w:val="22"/>
-        </w:rPr>
-        <w:t>Сегмент C — События премиум</w:t>
-      </w:r>
-    </w:p>
-    <w:p>
-      <w:pPr>
-        <w:pStyle w:val="ListBullet"/>
-        <w:spacing w:after="60"/>
-      </w:pPr>
-      <w:r>
-        <w:rPr>
-          <w:rFonts w:ascii="Calibri" w:hAnsi="Calibri" w:eastAsia="Calibri"/>
-          <w:b w:val="0"/>
-          <w:sz w:val="22"/>
-        </w:rPr>
-        <w:t>ДР, предложение руки, камерная свадьба до 10 гостей; флайбридж, фарфор, караоке, закат.</w:t>
+        <w:t>3. ЦА — состоятельные клиенты</w:t>
       </w:r>
     </w:p>
     <w:p>
@@ -2132,7 +1513,46 @@
           <w:b w:val="0"/>
           <w:sz w:val="22"/>
         </w:rPr>
-        <w:t>Гео в Директе: Сочи + Адлер/Сириус (интерес к Морпорту) + Москва/регионы («еду в Сочи»). Возраст 30–60+. Mobile-first для звонка и мессенджеров.</w:t>
+        <w:t>A. Частный VIP / гости 5★ — статус, приватность, водные развлечения, закат.</w:t>
+      </w:r>
+    </w:p>
+    <w:p>
+      <w:pPr>
+        <w:spacing w:after="120" w:line="276" w:lineRule="auto"/>
+      </w:pPr>
+      <w:r>
+        <w:rPr>
+          <w:rFonts w:ascii="Calibri" w:hAnsi="Calibri" w:eastAsia="Calibri"/>
+          <w:b w:val="0"/>
+          <w:sz w:val="22"/>
+        </w:rPr>
+        <w:t>B. Корпоратив — переговоры, клиентские выезды; безнал, акт, счёт (сильная сторона boat-sochi).</w:t>
+      </w:r>
+    </w:p>
+    <w:p>
+      <w:pPr>
+        <w:spacing w:after="120" w:line="276" w:lineRule="auto"/>
+      </w:pPr>
+      <w:r>
+        <w:rPr>
+          <w:rFonts w:ascii="Calibri" w:hAnsi="Calibri" w:eastAsia="Calibri"/>
+          <w:b w:val="0"/>
+          <w:sz w:val="22"/>
+        </w:rPr>
+        <w:t>C. События — ДР, предложение, камерная свадьба до 10 гостей.</w:t>
+      </w:r>
+    </w:p>
+    <w:p>
+      <w:pPr>
+        <w:spacing w:after="120" w:line="276" w:lineRule="auto"/>
+      </w:pPr>
+      <w:r>
+        <w:rPr>
+          <w:rFonts w:ascii="Calibri" w:hAnsi="Calibri" w:eastAsia="Calibri"/>
+          <w:b w:val="0"/>
+          <w:sz w:val="22"/>
+        </w:rPr>
+        <w:t>Гео: Сочи + Адлер/Сириус + туристы из Москвы/регионов. Mobile-first: звонок и мессенджеры.</w:t>
       </w:r>
     </w:p>
     <w:p>
@@ -2146,7 +1566,7 @@
           <w:color w:val="1A3A5C"/>
           <w:sz w:val="36"/>
         </w:rPr>
-        <w:t>4. Структура ЕПК (оплата за конверсии)</w:t>
+        <w:t>4. ЕПК — оплата за конверсии</w:t>
       </w:r>
     </w:p>
     <w:p>
@@ -2159,7 +1579,7 @@
           <w:b w:val="0"/>
           <w:sz w:val="22"/>
         </w:rPr>
-        <w:t>Единая перфоманс-кампания Яндекс Директ. Оптимизация и оплата — только за макроконверсии на alexumyacht.com.</w:t>
+        <w:t>Вся оптимизация — по конверсиям на https://boat-sochi.ru/alexum.</w:t>
       </w:r>
     </w:p>
     <w:p>
@@ -2227,7 +1647,7 @@
                 <w:color w:val="FFFFFF"/>
                 <w:sz w:val="18"/>
               </w:rPr>
-              <w:t>Как фиксировать</w:t>
+              <w:t>Как считать</w:t>
             </w:r>
           </w:p>
         </w:tc>
@@ -2266,7 +1686,7 @@
                 <w:b w:val="0"/>
                 <w:sz w:val="18"/>
               </w:rPr>
-              <w:t>Звонок / клик по tel:+79099999454</w:t>
+              <w:t>Звонок / клик tel:+79176750555</w:t>
             </w:r>
           </w:p>
         </w:tc>
@@ -2317,7 +1737,7 @@
                 <w:b w:val="0"/>
                 <w:sz w:val="18"/>
               </w:rPr>
-              <w:t>WhatsApp / Telegram / Max</w:t>
+              <w:t>WhatsApp / Telegram / MAX</w:t>
             </w:r>
           </w:p>
         </w:tc>
@@ -2334,7 +1754,7 @@
                 <w:b w:val="0"/>
                 <w:sz w:val="18"/>
               </w:rPr>
-              <w:t>Цель на клик по мессенджеру</w:t>
+              <w:t>Цель на клик мессенджера на /alexum</w:t>
             </w:r>
           </w:p>
         </w:tc>
@@ -2369,7 +1789,7 @@
                 <w:b w:val="0"/>
                 <w:sz w:val="18"/>
               </w:rPr>
-              <w:t>Отправка формы заявки</w:t>
+              <w:t>Форма заявки / обратный звонок</w:t>
             </w:r>
           </w:p>
         </w:tc>
@@ -2385,7 +1805,7 @@
                 <w:b w:val="0"/>
                 <w:sz w:val="18"/>
               </w:rPr>
-              <w:t>reachGoal на submit формы Tilda</w:t>
+              <w:t>reachGoal отправки формы Tilda</w:t>
             </w:r>
           </w:p>
         </w:tc>
@@ -2420,7 +1840,7 @@
                 <w:b w:val="0"/>
                 <w:sz w:val="18"/>
               </w:rPr>
-              <w:t>Микро: время на сайте / скролл</w:t>
+              <w:t>Микроконверсии</w:t>
             </w:r>
           </w:p>
         </w:tc>
@@ -2437,7 +1857,7 @@
                 <w:b w:val="0"/>
                 <w:sz w:val="18"/>
               </w:rPr>
-              <w:t>Только обучение, без оплаты</w:t>
+              <w:t>Только для обучения, без оплаты</w:t>
             </w:r>
           </w:p>
         </w:tc>
@@ -2472,7 +1892,7 @@
           <w:color w:val="2C5F8A"/>
           <w:sz w:val="28"/>
         </w:rPr>
-        <w:t>4.2. Техподготовка alexumyacht.com</w:t>
+        <w:t>4.2. Техподготовка посадочной boat-sochi.ru/alexum</w:t>
       </w:r>
     </w:p>
     <w:p>
@@ -2486,7 +1906,7 @@
           <w:b w:val="0"/>
           <w:sz w:val="22"/>
         </w:rPr>
-        <w:t>Проверить Метрику и цели: form_submit, click_phone, click_whatsapp, click_telegram, click_max.</w:t>
+        <w:t>Метрика + цели: form_submit_alexum, click_phone, click_whatsapp, click_telegram, click_max, click_callback.</w:t>
       </w:r>
     </w:p>
     <w:p>
@@ -2500,7 +1920,7 @@
           <w:b w:val="0"/>
           <w:sz w:val="22"/>
         </w:rPr>
-        <w:t>Коллтрекинг на номер +7 909 999-94-54 (подмена в объявлениях и на сайте).</w:t>
+        <w:t>Коллтрекинг на +7 917 675-05-55.</w:t>
       </w:r>
     </w:p>
     <w:p>
@@ -2514,7 +1934,7 @@
           <w:b w:val="0"/>
           <w:sz w:val="22"/>
         </w:rPr>
-        <w:t>UTM: utm_source=yandex&amp;utm_medium=cpc&amp;utm_campaign=epk_alexumyacht_vip&amp;utm_content={ad_id}&amp;utm_term={keyword}.</w:t>
+        <w:t>UTM: utm_source=yandex&amp;utm_medium=cpc&amp;utm_campaign=epk_boatsochi_alexum&amp;utm_content={ad_id}&amp;utm_term={keyword}.</w:t>
       </w:r>
     </w:p>
     <w:p>
@@ -2528,7 +1948,7 @@
           <w:b w:val="0"/>
           <w:sz w:val="22"/>
         </w:rPr>
-        <w:t>CTA выше первого экрана: телефон + WhatsApp/Telegram/Max + «Забронировать».</w:t>
+        <w:t>URL объявлений строго https://boat-sochi.ru/alexum (не главная с катерами от 6–8 тыс.).</w:t>
       </w:r>
     </w:p>
     <w:p>
@@ -2542,7 +1962,7 @@
           <w:b w:val="0"/>
           <w:sz w:val="22"/>
         </w:rPr>
-        <w:t>Не вести платный трафик на boat-sochi.ru/alexum в этой кампании собственника (другой телефон/юрлицо) — либо отдельная кампания партнёра.</w:t>
+        <w:t>На первом экране /alexum — телефон и CTA без увода на дешёвый флот.</w:t>
       </w:r>
     </w:p>
     <w:p>
@@ -2556,7 +1976,7 @@
           <w:color w:val="2C5F8A"/>
           <w:sz w:val="28"/>
         </w:rPr>
-        <w:t>4.3. Кампании и группы</w:t>
+        <w:t>4.3. Структура</w:t>
       </w:r>
     </w:p>
     <w:tbl>
@@ -2609,7 +2029,7 @@
                 <w:color w:val="FFFFFF"/>
                 <w:sz w:val="18"/>
               </w:rPr>
-              <w:t>Фокус</w:t>
+              <w:t>Назначение</w:t>
             </w:r>
           </w:p>
         </w:tc>
@@ -2627,7 +2047,7 @@
                 <w:b w:val="0"/>
                 <w:sz w:val="18"/>
               </w:rPr>
-              <w:t>EPK_AlexumYacht_VIP_Conv</w:t>
+              <w:t>EPK_BoatSochi_Alexum_VIP</w:t>
             </w:r>
           </w:p>
         </w:tc>
@@ -2643,7 +2063,7 @@
                 <w:b w:val="0"/>
                 <w:sz w:val="18"/>
               </w:rPr>
-              <w:t>Основная ЕПК: поиск+сеть, VIP-семантика → alexumyacht.com</w:t>
+              <w:t>Основная ЕПК → boat-sochi.ru/alexum</w:t>
             </w:r>
           </w:p>
         </w:tc>
@@ -2662,7 +2082,7 @@
                 <w:b w:val="0"/>
                 <w:sz w:val="18"/>
               </w:rPr>
-              <w:t>EPK_Alexum_Brand</w:t>
+              <w:t>EPK_Alexum_Brand_Reseller</w:t>
             </w:r>
           </w:p>
         </w:tc>
@@ -2679,7 +2099,7 @@
                 <w:b w:val="0"/>
                 <w:sz w:val="18"/>
               </w:rPr>
-              <w:t>Бренд: алексум, alexumyacht, алексум тур</w:t>
+              <w:t>Бренд «алексум» (защита/перехват спроса; без чужих телефонов)</w:t>
             </w:r>
           </w:p>
         </w:tc>
@@ -2697,7 +2117,7 @@
                 <w:b w:val="0"/>
                 <w:sz w:val="18"/>
               </w:rPr>
-              <w:t>RM_AlexumYacht_RT</w:t>
+              <w:t>RM_Alexum_BoatSochi</w:t>
             </w:r>
           </w:p>
         </w:tc>
@@ -2713,7 +2133,7 @@
                 <w:b w:val="0"/>
                 <w:sz w:val="18"/>
               </w:rPr>
-              <w:t>Ретаргетинг визитов без заявки (после накопления аудитории)</w:t>
+              <w:t>Ретаргетинг визитов /alexum без заявки</w:t>
             </w:r>
           </w:p>
         </w:tc>
@@ -2745,7 +2165,7 @@
           <w:b w:val="0"/>
           <w:sz w:val="22"/>
         </w:rPr>
-        <w:t>G2 · Яхта 20 м / люкс / Морпорт / частная яхта</w:t>
+        <w:t>G2 · Яхта 20 м / люкс / Морпорт</w:t>
       </w:r>
     </w:p>
     <w:p>
@@ -2759,7 +2179,7 @@
           <w:b w:val="0"/>
           <w:sz w:val="22"/>
         </w:rPr>
-        <w:t>G3 · Корпоратив / ДР / свадьба на яхте</w:t>
+        <w:t>G3 · Корпоратив / ДР / свадьба</w:t>
       </w:r>
     </w:p>
     <w:p>
@@ -2773,7 +2193,7 @@
           <w:b w:val="0"/>
           <w:sz w:val="22"/>
         </w:rPr>
-        <w:t>G4 · Круиз сутки / Геленджик / Крым / Турция</w:t>
+        <w:t>G4 · Сутки / круиз Геленджик–Крым</w:t>
       </w:r>
     </w:p>
     <w:p>
@@ -2801,7 +2221,7 @@
           <w:b w:val="0"/>
           <w:sz w:val="22"/>
         </w:rPr>
-        <w:t>G6 · Автотаргетинг (отдельный контроль CPA)</w:t>
+        <w:t>G6 · Автотаргетинг (отдельный CPA)</w:t>
       </w:r>
     </w:p>
     <w:p>
@@ -2885,20 +2305,6 @@
           <w:b w:val="0"/>
           <w:sz w:val="22"/>
         </w:rPr>
-        <w:t>аренда частной яхты сочи</w:t>
-      </w:r>
-    </w:p>
-    <w:p>
-      <w:pPr>
-        <w:pStyle w:val="ListBullet"/>
-        <w:spacing w:after="60"/>
-      </w:pPr>
-      <w:r>
-        <w:rPr>
-          <w:rFonts w:ascii="Calibri" w:hAnsi="Calibri" w:eastAsia="Calibri"/>
-          <w:b w:val="0"/>
-          <w:sz w:val="22"/>
-        </w:rPr>
         <w:t>аренда яхты морпорт сочи</w:t>
       </w:r>
     </w:p>
@@ -2946,6 +2352,20 @@
     </w:p>
     <w:p>
       <w:pPr>
+        <w:pStyle w:val="ListBullet"/>
+        <w:spacing w:after="60"/>
+      </w:pPr>
+      <w:r>
+        <w:rPr>
+          <w:rFonts w:ascii="Calibri" w:hAnsi="Calibri" w:eastAsia="Calibri"/>
+          <w:b w:val="0"/>
+          <w:sz w:val="22"/>
+        </w:rPr>
+        <w:t>круизная яхта аренда сочи</w:t>
+      </w:r>
+    </w:p>
+    <w:p>
+      <w:pPr>
         <w:pStyle w:val="Heading2"/>
       </w:pPr>
       <w:r>
@@ -2955,7 +2375,7 @@
           <w:color w:val="2C5F8A"/>
           <w:sz w:val="28"/>
         </w:rPr>
-        <w:t>5.2. Бренд</w:t>
+        <w:t>5.2. Бренд / продукт</w:t>
       </w:r>
     </w:p>
     <w:p>
@@ -2997,7 +2417,7 @@
           <w:b w:val="0"/>
           <w:sz w:val="22"/>
         </w:rPr>
-        <w:t>алексум тур</w:t>
+        <w:t>аренда яхты алексум</w:t>
       </w:r>
     </w:p>
     <w:p>
@@ -3011,7 +2431,7 @@
           <w:b w:val="0"/>
           <w:sz w:val="22"/>
         </w:rPr>
-        <w:t>alexumyacht</w:t>
+        <w:t>drettmann elegance 64 сочи</w:t>
       </w:r>
     </w:p>
     <w:p>
@@ -3025,21 +2445,7 @@
           <w:b w:val="0"/>
           <w:sz w:val="22"/>
         </w:rPr>
-        <w:t>alexum yacht sochi</w:t>
-      </w:r>
-    </w:p>
-    <w:p>
-      <w:pPr>
-        <w:pStyle w:val="ListBullet"/>
-        <w:spacing w:after="60"/>
-      </w:pPr>
-      <w:r>
-        <w:rPr>
-          <w:rFonts w:ascii="Calibri" w:hAnsi="Calibri" w:eastAsia="Calibri"/>
-          <w:b w:val="0"/>
-          <w:sz w:val="22"/>
-        </w:rPr>
-        <w:t>drettmann elegance 64 аренда</w:t>
+        <w:t>drettmann сочи аренда</w:t>
       </w:r>
     </w:p>
     <w:p>
@@ -3109,21 +2515,7 @@
           <w:b w:val="0"/>
           <w:sz w:val="22"/>
         </w:rPr>
-        <w:t>круиз сочи геленджик на яхте</w:t>
-      </w:r>
-    </w:p>
-    <w:p>
-      <w:pPr>
-        <w:pStyle w:val="ListBullet"/>
-        <w:spacing w:after="60"/>
-      </w:pPr>
-      <w:r>
-        <w:rPr>
-          <w:rFonts w:ascii="Calibri" w:hAnsi="Calibri" w:eastAsia="Calibri"/>
-          <w:b w:val="0"/>
-          <w:sz w:val="22"/>
-        </w:rPr>
-        <w:t>аренда яхты сочи турция</w:t>
+        <w:t>фуршет на яхте сочи</w:t>
       </w:r>
     </w:p>
     <w:p>
@@ -3150,7 +2542,7 @@
           <w:b w:val="0"/>
           <w:sz w:val="22"/>
         </w:rPr>
-        <w:t>дёшево, недорого, бюджетн, групповая, билет, цена за человека, от 2000, бесплатно, вакансия, работа, своими руками, чертеж, скачать, игра, купить яхту, продажа яхты, симулятор, школа, курсы капитана, катер 6000, прогулка за 2000</w:t>
+        <w:t>дёшево, недорого, бюджетн, групповая, билет, цена за человека, от 2000, бесплатно, вакансия, работа, своими руками, чертеж, скачать, игра, купить яхту, продажа яхты, симулятор, школа, курсы капитана, катер 6000, прогулка за 2000, alexumyacht (если ведёт на чужой бренд в выдаче — по ситуации), собственник яхты</w:t>
       </w:r>
     </w:p>
     <w:p>
@@ -3164,7 +2556,7 @@
           <w:color w:val="1A3A5C"/>
           <w:sz w:val="36"/>
         </w:rPr>
-        <w:t>6. Объявления</w:t>
+        <w:t>6. Объявления (тон перепродавца)</w:t>
       </w:r>
     </w:p>
     <w:p>
@@ -3177,7 +2569,7 @@
           <w:b w:val="0"/>
           <w:sz w:val="22"/>
         </w:rPr>
-        <w:t>Тон: статусный, без «скидок −50%». Акценты: собственник, 20 м, Морпорт, стюард, акция от 5 часов.</w:t>
+        <w:t>Не писать «мы владельцы / без агентов». Писать про яхту, сервис бронирования, Морпорт, стюарда, VIP-формат.</w:t>
       </w:r>
     </w:p>
     <w:p>
@@ -3205,7 +2597,7 @@
           <w:b w:val="0"/>
           <w:sz w:val="22"/>
         </w:rPr>
-        <w:t>VIP-яхта «Алексум» — бронь у собственника</w:t>
+        <w:t>VIP-яхта «Алексум» — Морпорт Сочи</w:t>
       </w:r>
     </w:p>
     <w:p>
@@ -3219,7 +2611,7 @@
           <w:b w:val="0"/>
           <w:sz w:val="22"/>
         </w:rPr>
-        <w:t>Drettmann 20 м · Морпорт Сочи · private</w:t>
+        <w:t>Drettmann 20 м · индивидуальная аренда</w:t>
       </w:r>
     </w:p>
     <w:p>
@@ -3233,7 +2625,7 @@
           <w:b w:val="0"/>
           <w:sz w:val="22"/>
         </w:rPr>
-        <w:t>Частная яхта 20 м со стюардом · Сочи</w:t>
+        <w:t>Яхта 20 метров со стюардом · Сочи</w:t>
       </w:r>
     </w:p>
     <w:p>
@@ -3247,7 +2639,7 @@
           <w:b w:val="0"/>
           <w:sz w:val="22"/>
         </w:rPr>
-        <w:t>Алексум · от 40 000 ₽/час · без агентов</w:t>
+        <w:t>Премиум-чартер «Алексум» · от 2 часов</w:t>
       </w:r>
     </w:p>
     <w:p>
@@ -3261,7 +2653,7 @@
           <w:b w:val="0"/>
           <w:sz w:val="22"/>
         </w:rPr>
-        <w:t>От 5 часов — водная техника бесплатно</w:t>
+        <w:t>Корпоратив и VIP-отдых на «Алексум»</w:t>
       </w:r>
     </w:p>
     <w:p>
@@ -3275,7 +2667,7 @@
           <w:b w:val="0"/>
           <w:sz w:val="22"/>
         </w:rPr>
-        <w:t>Круиз Сочи–Геленджик / Крым на «Алексум»</w:t>
+        <w:t>Бронь яхты Алексум · boat-sochi</w:t>
       </w:r>
     </w:p>
     <w:p>
@@ -3302,7 +2694,7 @@
           <w:b w:val="0"/>
           <w:sz w:val="22"/>
         </w:rPr>
-        <w:t>A: Drettmann Elegance 64, 20 м. Бронь напрямую у владельца — без агентских. Стюард включён. Морпорт Сочи, линия В. Звонок, WhatsApp, Telegram или форма.</w:t>
+        <w:t>A: Двухпалубная Drettmann Elegance 64, 20 м. Стюард включён. Только индивидуальная аренда. Морпорт Сочи. Заявка: звонок, WhatsApp, Telegram или форма.</w:t>
       </w:r>
     </w:p>
     <w:p>
@@ -3315,7 +2707,7 @@
           <w:b w:val="0"/>
           <w:sz w:val="22"/>
         </w:rPr>
-        <w:t>B: До 10 гостей, 3 каюты, флайбридж, тик. От 40 000 ₽/час. От 5 часов — гидроциклы и водная техника бесплатно. Организуем сутки и круизы.</w:t>
+        <w:t>B: До 10 гостей, 3 каюты, флайбридж. От 40 000 ₽/час. Поможем с датой, кейтерингом и документами для юрлиц. Бронь на boat-sochi.ru/alexum.</w:t>
       </w:r>
     </w:p>
     <w:p>
@@ -3328,7 +2720,7 @@
           <w:b w:val="0"/>
           <w:sz w:val="22"/>
         </w:rPr>
-        <w:t>C (B2B): Закрытые корпоративы и переговоры на воде. Безнал. Яхта «Алексум», собственник. Оставьте заявку — подтвердим дату.</w:t>
+        <w:t>C (B2B): Закрытые переговоры и корпоративы на воде. Счёт и закрывающие документы. Яхта «Алексум», Морпорт. Оставьте заявку — менеджер подтвердит слот.</w:t>
       </w:r>
     </w:p>
     <w:p>
@@ -3413,6 +2805,41 @@
                 <w:b w:val="0"/>
                 <w:sz w:val="18"/>
               </w:rPr>
+              <w:t>Характеристики</w:t>
+            </w:r>
+          </w:p>
+        </w:tc>
+        <w:tc>
+          <w:tcPr>
+            <w:tcW w:type="dxa" w:w="6803"/>
+          </w:tcPr>
+          <w:p>
+            <w:r/>
+            <w:r>
+              <w:rPr>
+                <w:rFonts w:ascii="Calibri" w:hAnsi="Calibri" w:eastAsia="Calibri"/>
+                <w:b w:val="0"/>
+                <w:sz w:val="18"/>
+              </w:rPr>
+              <w:t>20 м, 10 гостей, 3 каюты</w:t>
+            </w:r>
+          </w:p>
+        </w:tc>
+      </w:tr>
+      <w:tr>
+        <w:tc>
+          <w:tcPr>
+            <w:tcW w:type="dxa" w:w="2835"/>
+            <w:shd w:fill="F0F4F8" w:val="clear"/>
+          </w:tcPr>
+          <w:p>
+            <w:r/>
+            <w:r>
+              <w:rPr>
+                <w:rFonts w:ascii="Calibri" w:hAnsi="Calibri" w:eastAsia="Calibri"/>
+                <w:b w:val="0"/>
+                <w:sz w:val="18"/>
+              </w:rPr>
               <w:t>Цены</w:t>
             </w:r>
           </w:p>
@@ -3420,6 +2847,7 @@
         <w:tc>
           <w:tcPr>
             <w:tcW w:type="dxa" w:w="6803"/>
+            <w:shd w:fill="F0F4F8" w:val="clear"/>
           </w:tcPr>
           <w:p>
             <w:r/>
@@ -3438,7 +2866,6 @@
         <w:tc>
           <w:tcPr>
             <w:tcW w:type="dxa" w:w="2835"/>
-            <w:shd w:fill="F0F4F8" w:val="clear"/>
           </w:tcPr>
           <w:p>
             <w:r/>
@@ -3448,42 +2875,7 @@
                 <w:b w:val="0"/>
                 <w:sz w:val="18"/>
               </w:rPr>
-              <w:t>Водная техника</w:t>
-            </w:r>
-          </w:p>
-        </w:tc>
-        <w:tc>
-          <w:tcPr>
-            <w:tcW w:type="dxa" w:w="6803"/>
-            <w:shd w:fill="F0F4F8" w:val="clear"/>
-          </w:tcPr>
-          <w:p>
-            <w:r/>
-            <w:r>
-              <w:rPr>
-                <w:rFonts w:ascii="Calibri" w:hAnsi="Calibri" w:eastAsia="Calibri"/>
-                <w:b w:val="0"/>
-                <w:sz w:val="18"/>
-              </w:rPr>
-              <w:t>Акция от 5 часов — бесплатно</w:t>
-            </w:r>
-          </w:p>
-        </w:tc>
-      </w:tr>
-      <w:tr>
-        <w:tc>
-          <w:tcPr>
-            <w:tcW w:type="dxa" w:w="2835"/>
-          </w:tcPr>
-          <w:p>
-            <w:r/>
-            <w:r>
-              <w:rPr>
-                <w:rFonts w:ascii="Calibri" w:hAnsi="Calibri" w:eastAsia="Calibri"/>
-                <w:b w:val="0"/>
-                <w:sz w:val="18"/>
-              </w:rPr>
-              <w:t>Маршруты</w:t>
+              <w:t>Забронировать</w:t>
             </w:r>
           </w:p>
         </w:tc>
@@ -3499,7 +2891,7 @@
                 <w:b w:val="0"/>
                 <w:sz w:val="18"/>
               </w:rPr>
-              <w:t>Геленджик · Крым · Турция</w:t>
+              <w:t>Форма на /alexum</w:t>
             </w:r>
           </w:p>
         </w:tc>
@@ -3518,7 +2910,7 @@
                 <w:b w:val="0"/>
                 <w:sz w:val="18"/>
               </w:rPr>
-              <w:t>Забронировать</w:t>
+              <w:t>Как добраться</w:t>
             </w:r>
           </w:p>
         </w:tc>
@@ -3535,7 +2927,7 @@
                 <w:b w:val="0"/>
                 <w:sz w:val="18"/>
               </w:rPr>
-              <w:t>Форма / мессенджеры</w:t>
+              <w:t>Морпорт, Войкова 1</w:t>
             </w:r>
           </w:p>
         </w:tc>
@@ -3552,7 +2944,63 @@
           <w:b w:val="0"/>
           <w:sz w:val="22"/>
         </w:rPr>
-        <w:t>Уточнения: Собственник · Стюард включён · Морпорт Сочи · От 2 часов · До 10 гостей · Ространснадзор · Безнал</w:t>
+        <w:t>Уточнения: Стюард включён · Только private · Морпорт Сочи · От 2 часов · До 10 гостей · Безнал для юрлиц · Кейтеринг</w:t>
+      </w:r>
+    </w:p>
+    <w:p>
+      <w:pPr>
+        <w:pStyle w:val="Heading2"/>
+      </w:pPr>
+      <w:r>
+        <w:rPr>
+          <w:rFonts w:ascii="Calibri" w:hAnsi="Calibri" w:eastAsia="Calibri"/>
+          <w:b/>
+          <w:color w:val="2C5F8A"/>
+          <w:sz w:val="28"/>
+        </w:rPr>
+        <w:t>6.4. Визитка / мессенджеры</w:t>
+      </w:r>
+    </w:p>
+    <w:p>
+      <w:pPr>
+        <w:pStyle w:val="ListBullet"/>
+        <w:spacing w:after="60"/>
+      </w:pPr>
+      <w:r>
+        <w:rPr>
+          <w:rFonts w:ascii="Calibri" w:hAnsi="Calibri" w:eastAsia="Calibri"/>
+          <w:b w:val="0"/>
+          <w:sz w:val="22"/>
+        </w:rPr>
+        <w:t>Телефон в объявлениях: +7 917 675-05-55 (с коллтрекингом).</w:t>
+      </w:r>
+    </w:p>
+    <w:p>
+      <w:pPr>
+        <w:pStyle w:val="ListBullet"/>
+        <w:spacing w:after="60"/>
+      </w:pPr>
+      <w:r>
+        <w:rPr>
+          <w:rFonts w:ascii="Calibri" w:hAnsi="Calibri" w:eastAsia="Calibri"/>
+          <w:b w:val="0"/>
+          <w:sz w:val="22"/>
+        </w:rPr>
+        <w:t>Расширения: WhatsApp, Telegram, MAX (как на посадочной).</w:t>
+      </w:r>
+    </w:p>
+    <w:p>
+      <w:pPr>
+        <w:pStyle w:val="ListBullet"/>
+        <w:spacing w:after="60"/>
+      </w:pPr>
+      <w:r>
+        <w:rPr>
+          <w:rFonts w:ascii="Calibri" w:hAnsi="Calibri" w:eastAsia="Calibri"/>
+          <w:b w:val="0"/>
+          <w:sz w:val="22"/>
+        </w:rPr>
+        <w:t>Адрес: Сочи, ул. Войкова, 1, Морпорт.</w:t>
       </w:r>
     </w:p>
     <w:p>
@@ -3566,7 +3014,7 @@
           <w:color w:val="1A3A5C"/>
           <w:sz w:val="36"/>
         </w:rPr>
-        <w:t>7. CPA, бюджет, KPI</w:t>
+        <w:t>7. CPA, бюджет, KPI (с учётом маржи перепродажи)</w:t>
       </w:r>
     </w:p>
     <w:p>
@@ -3580,7 +3028,7 @@
           <w:b w:val="0"/>
           <w:sz w:val="22"/>
         </w:rPr>
-        <w:t>Стратегия: оптимизация/оплата за конверсии; обучение 7–14 дней или ~10–20 конверсий.</w:t>
+        <w:t>Стратегия ЕПК: оплата/оптимизация за конверсии; обучение 7–14 дней.</w:t>
       </w:r>
     </w:p>
     <w:p>
@@ -3594,7 +3042,7 @@
           <w:b w:val="0"/>
           <w:sz w:val="22"/>
         </w:rPr>
-        <w:t>Стартовый целевой CPA: 3 000–8 000 ₽ за квалифицированную заявку (калибровать по марже).</w:t>
+        <w:t>CPA считать от вашей маржи перепродажи, не от полного чека 120–400 тыс. Если маржа 10–20% с чартера — целевой CPA жёстче (ориентир старта 2 500–6 000 ₽ за квалифицированный лид; скорректировать по факту).</w:t>
       </w:r>
     </w:p>
     <w:p>
@@ -3608,7 +3056,7 @@
           <w:b w:val="0"/>
           <w:sz w:val="22"/>
         </w:rPr>
-        <w:t>Средний чек: 3–5 ч × 40 000 = 120–200 000 ₽; сутки 400 000 ₽. При конверсии лида в оплату 30–50% CPA до ~10–15 тыс. может быть окупаемым.</w:t>
+        <w:t>Дневной бюджет старт: 5 000–10 000 ₽; сезон — до 12 000 ₽ при стабильном CPA.</w:t>
       </w:r>
     </w:p>
     <w:p>
@@ -3622,7 +3070,7 @@
           <w:b w:val="0"/>
           <w:sz w:val="22"/>
         </w:rPr>
-        <w:t>Дневной бюджет старт: 5 000–12 000 ₽ (сезон — верх коридора). Бренд 10–15% бюджета.</w:t>
+        <w:t>Квалификация лида обязательна: иначе платите за чужой «прайс-шопинг» между вами и собственником.</w:t>
       </w:r>
     </w:p>
     <w:tbl>
@@ -3709,7 +3157,7 @@
                 <w:b w:val="0"/>
                 <w:sz w:val="18"/>
               </w:rPr>
-              <w:t>25–60 / мес. при указанном бюджете</w:t>
+              <w:t>20–50 / мес. (зависит от бюджета)</w:t>
             </w:r>
           </w:p>
         </w:tc>
@@ -3728,7 +3176,7 @@
                 <w:b w:val="0"/>
                 <w:sz w:val="18"/>
               </w:rPr>
-              <w:t>Доля VIP/корп. лидов</w:t>
+              <w:t>Доля релевантных VIP/корп.</w:t>
             </w:r>
           </w:p>
         </w:tc>
@@ -3763,7 +3211,7 @@
                 <w:b w:val="0"/>
                 <w:sz w:val="18"/>
               </w:rPr>
-              <w:t>CPA целевой</w:t>
+              <w:t>CPA в пределах маржи</w:t>
             </w:r>
           </w:p>
         </w:tc>
@@ -3779,7 +3227,7 @@
                 <w:b w:val="0"/>
                 <w:sz w:val="18"/>
               </w:rPr>
-              <w:t>≤ 7 000 ₽ на старте</w:t>
+              <w:t>Задать лимит после 10–15 сделок</w:t>
             </w:r>
           </w:p>
         </w:tc>
@@ -3815,7 +3263,7 @@
                 <w:b w:val="0"/>
                 <w:sz w:val="18"/>
               </w:rPr>
-              <w:t>≤ 5–10 мин в сезон</w:t>
+              <w:t>≤ 5–10 мин — критично vs собственник</w:t>
             </w:r>
           </w:p>
         </w:tc>
@@ -3833,7 +3281,7 @@
           <w:color w:val="1A3A5C"/>
           <w:sz w:val="36"/>
         </w:rPr>
-        <w:t>8. Посадочная и креативы</w:t>
+        <w:t>8. Посадочная boat-sochi.ru/alexum</w:t>
       </w:r>
     </w:p>
     <w:p>
@@ -3847,7 +3295,7 @@
           <w:b w:val="0"/>
           <w:sz w:val="22"/>
         </w:rPr>
-        <w:t>URL объявлений: https://alexumyacht.com/</w:t>
+        <w:t>URL во всех объявлениях: https://boat-sochi.ru/alexum</w:t>
       </w:r>
     </w:p>
     <w:p>
@@ -3861,7 +3309,7 @@
           <w:b w:val="0"/>
           <w:sz w:val="22"/>
         </w:rPr>
-        <w:t>Hero без «массовых скидок»; бренд Алексум / собственник / 20 м.</w:t>
+        <w:t>Усилить блок доверия и CTA (телефон, мессенджеры, форма) — скорость ответа = ваше преимущество перед собственником.</w:t>
       </w:r>
     </w:p>
     <w:p>
@@ -3875,7 +3323,7 @@
           <w:b w:val="0"/>
           <w:sz w:val="22"/>
         </w:rPr>
-        <w:t>На первом экране: телефон +7 909 999-94-54 и кнопки мессенджеров.</w:t>
+        <w:t>По возможности добавить на /alexum водную технику и маршруты (из данных alexumyacht.com), если фактически предоставляются при брони через вас.</w:t>
       </w:r>
     </w:p>
     <w:p>
@@ -3889,7 +3337,7 @@
           <w:b w:val="0"/>
           <w:sz w:val="22"/>
         </w:rPr>
-        <w:t>В креативах РСЯ: тёмная/графитовая палитра, длина 20 м, «VIP», «у собственника».</w:t>
+        <w:t>Не вести VIP-трафик на главную с катерами «от 6 000 ₽».</w:t>
       </w:r>
     </w:p>
     <w:p>
@@ -3903,7 +3351,7 @@
           <w:b w:val="0"/>
           <w:sz w:val="22"/>
         </w:rPr>
-        <w:t>Отдельно можно amplify акцию «от 5 часов — техника бесплатно» для удлинения среднего чека.</w:t>
+        <w:t>РСЯ: статусный визуал яхты, без акцентов «владелец/без агентов».</w:t>
       </w:r>
     </w:p>
     <w:p>
@@ -3917,7 +3365,7 @@
           <w:color w:val="1A3A5C"/>
           <w:sz w:val="36"/>
         </w:rPr>
-        <w:t>9. Обработка лидов</w:t>
+        <w:t>9. Обработка лидов (перепродажа)</w:t>
       </w:r>
     </w:p>
     <w:p>
@@ -3931,7 +3379,7 @@
           <w:b w:val="0"/>
           <w:sz w:val="22"/>
         </w:rPr>
-        <w:t>Квалификация: дата, гости, формат (часы/сутки/круиз), ок ли тариф 40 тыс./час?</w:t>
+        <w:t>Квалификация: дата, гости, формат, готовность к тарифу 40 тыс./час.</w:t>
       </w:r>
     </w:p>
     <w:p>
@@ -3945,7 +3393,7 @@
           <w:b w:val="0"/>
           <w:sz w:val="22"/>
         </w:rPr>
-        <w:t>Запрос «подешевле/катер» — не удерживать на Алексуме; не тратить CPA впустую.</w:t>
+        <w:t>Сразу фиксировать предоплату/условия — клиент параллельно может писать собственнику.</w:t>
       </w:r>
     </w:p>
     <w:p>
@@ -3959,7 +3407,7 @@
           <w:b w:val="0"/>
           <w:sz w:val="22"/>
         </w:rPr>
-        <w:t>Фиксация: предоплата по правилам собственника + погодные условия.</w:t>
+        <w:t>«Хочу у владельца дешевле» — отработать сервисом (дата, документы, кейтеринг), не спорить ценой в лоб без запаса маржи.</w:t>
       </w:r>
     </w:p>
     <w:p>
@@ -3973,7 +3421,21 @@
           <w:b w:val="0"/>
           <w:sz w:val="22"/>
         </w:rPr>
-        <w:t>Учёт в CRM: источник Директ, тип конверсии, сумма, отказ.</w:t>
+        <w:t>Запрос на дешёвый катер — перевести на другой флот boat-sochi, не жечь CPA Алексума.</w:t>
+      </w:r>
+    </w:p>
+    <w:p>
+      <w:pPr>
+        <w:pStyle w:val="ListBullet"/>
+        <w:spacing w:after="60"/>
+      </w:pPr>
+      <w:r>
+        <w:rPr>
+          <w:rFonts w:ascii="Calibri" w:hAnsi="Calibri" w:eastAsia="Calibri"/>
+          <w:b w:val="0"/>
+          <w:sz w:val="22"/>
+        </w:rPr>
+        <w:t>CRM: источник Директ, конверсия, сумма, маржа, причина отказа.</w:t>
       </w:r>
     </w:p>
     <w:p>
@@ -4001,7 +3463,7 @@
           <w:b w:val="0"/>
           <w:sz w:val="22"/>
         </w:rPr>
-        <w:t>Цели Метрики на alexumyacht.com протестированы.</w:t>
+        <w:t>Цели Метрики на boat-sochi.ru/alexum работают.</w:t>
       </w:r>
     </w:p>
     <w:p>
@@ -4015,7 +3477,7 @@
           <w:b w:val="0"/>
           <w:sz w:val="22"/>
         </w:rPr>
-        <w:t>Коллтрекинг на +7 909 999-94-54.</w:t>
+        <w:t>Коллтрекинг +7 917 675-05-55.</w:t>
       </w:r>
     </w:p>
     <w:p>
@@ -4029,7 +3491,7 @@
           <w:b w:val="0"/>
           <w:sz w:val="22"/>
         </w:rPr>
-        <w:t>ЕПК → URL https://alexumyacht.com/, стратегия конверсии, бюджет.</w:t>
+        <w:t>ЕПК → только /alexum; стратегия — конверсии.</w:t>
       </w:r>
     </w:p>
     <w:p>
@@ -4043,7 +3505,7 @@
           <w:b w:val="0"/>
           <w:sz w:val="22"/>
         </w:rPr>
-        <w:t>Минус-фразы + брендовая группа.</w:t>
+        <w:t>В текстах нет «собственник / без агентов / alexumyacht.com».</w:t>
       </w:r>
     </w:p>
     <w:p>
@@ -4057,7 +3519,7 @@
           <w:b w:val="0"/>
           <w:sz w:val="22"/>
         </w:rPr>
-        <w:t>Объявления, быстрые ссылки, визитка, мессенджеры.</w:t>
+        <w:t>Минус-фразы и бренд-группа загружены.</w:t>
       </w:r>
     </w:p>
     <w:p>
@@ -4071,7 +3533,7 @@
           <w:b w:val="0"/>
           <w:sz w:val="22"/>
         </w:rPr>
-        <w:t>UTM в шаблоне; ответственный на линии и в MSG.</w:t>
+        <w:t>Мессенджеры и форма как цели.</w:t>
       </w:r>
     </w:p>
     <w:p>
@@ -4085,7 +3547,21 @@
           <w:b w:val="0"/>
           <w:sz w:val="22"/>
         </w:rPr>
-        <w:t>День 7 — срез CPA и минус-слов; день 30 — пересмотр цены конверсии.</w:t>
+        <w:t>Дежурство на линии быстрее конкурентов.</w:t>
+      </w:r>
+    </w:p>
+    <w:p>
+      <w:pPr>
+        <w:pStyle w:val="ListBullet"/>
+        <w:spacing w:after="60"/>
+      </w:pPr>
+      <w:r>
+        <w:rPr>
+          <w:rFonts w:ascii="Calibri" w:hAnsi="Calibri" w:eastAsia="Calibri"/>
+          <w:b w:val="0"/>
+          <w:sz w:val="22"/>
+        </w:rPr>
+        <w:t>День 7 и день 30 — ревизия CPA относительно маржи перепродажи.</w:t>
       </w:r>
     </w:p>
     <w:p>
@@ -4099,7 +3575,7 @@
           <w:color w:val="1A3A5C"/>
           <w:sz w:val="36"/>
         </w:rPr>
-        <w:t>11. Контакты (для кампании собственника)</w:t>
+        <w:t>11. Контакты кампании</w:t>
       </w:r>
     </w:p>
     <w:p>
@@ -4113,7 +3589,7 @@
           <w:b w:val="0"/>
           <w:sz w:val="22"/>
         </w:rPr>
-        <w:t>Сайт: https://alexumyacht.com/</w:t>
+        <w:t>Посадочная: https://boat-sochi.ru/alexum</w:t>
       </w:r>
     </w:p>
     <w:p>
@@ -4127,7 +3603,7 @@
           <w:b w:val="0"/>
           <w:sz w:val="22"/>
         </w:rPr>
-        <w:t>Телефон: +7 909 999-94-54</w:t>
+        <w:t>Телефон: +7 917 675-05-55</w:t>
       </w:r>
     </w:p>
     <w:p>
@@ -4141,7 +3617,7 @@
           <w:b w:val="0"/>
           <w:sz w:val="22"/>
         </w:rPr>
-        <w:t>WhatsApp / Telegram / Max — кнопки на сайте</w:t>
+        <w:t>Мессенджеры: WhatsApp, Telegram, MAX (с посадочной)</w:t>
       </w:r>
     </w:p>
     <w:p>
@@ -4155,7 +3631,7 @@
           <w:b w:val="0"/>
           <w:sz w:val="22"/>
         </w:rPr>
-        <w:t>Адрес: Морпорт г. Сочи, линия В, ул. Войкова, 1</w:t>
+        <w:t>Причал: Сочи, Войкова 1, Морпорт</w:t>
       </w:r>
     </w:p>
     <w:p>
@@ -4169,7 +3645,7 @@
           <w:b w:val="0"/>
           <w:sz w:val="22"/>
         </w:rPr>
-        <w:t>Юрлицо сайта: ИП Кушнир Ю.А., ИНН 502478289527 (АЛЕКСУМТУР)</w:t>
+        <w:t>Оператор витрины: ИП Евсюков О.П.</w:t>
       </w:r>
     </w:p>
     <w:p>
@@ -4183,7 +3659,7 @@
           <w:b w:val="0"/>
           <w:sz w:val="22"/>
         </w:rPr>
-        <w:t>Витрина партнёра (не путать): https://boat-sochi.ru/alexum · +7 917 675-05-55 · ИП Евсюков О.П.</w:t>
+        <w:t>Справочно (не для рекламы): продукт/детали яхты — https://alexumyacht.com/</w:t>
       </w:r>
     </w:p>
     <w:p>
@@ -4197,7 +3673,7 @@
           <w:color w:val="1A3A5C"/>
           <w:sz w:val="36"/>
         </w:rPr>
-        <w:t>12. Краткий вывод</w:t>
+        <w:t>12. Вывод</w:t>
       </w:r>
     </w:p>
     <w:p>
@@ -4210,7 +3686,7 @@
           <w:b w:val="0"/>
           <w:sz w:val="22"/>
         </w:rPr>
-        <w:t>Кампания завязана на официальный сайт собственника alexumyacht.com: ЕПК с оплатой за звонки, мессенджеры и формы; позиционирование «private VIP / без агентов / Drettmann 20 м»; жёсткий отсев массового катерного спроса. boat-sochi.ru/alexum — отдельная витрина с другим контактом, в эту ЕПК не смешивать.</w:t>
+        <w:t>ЕПК с оплатой за звонки, мессенджеры и формы ведёт только на boat-sochi.ru/alexum. alexumyacht.com — справочник по яхте. Конкурируете с собственником сервисом и скоростью, а не чужим УТП «без агентов»; CPA калибруете по марже перепродажи.</w:t>
       </w:r>
     </w:p>
     <w:p>
@@ -4224,7 +3700,7 @@
           <w:color w:val="888888"/>
           <w:sz w:val="18"/>
         </w:rPr>
-        <w:t>Цифры CPA и бюджета — стартовые ориентиры; финальные значения калибруются по марже чартера и качеству лидов. Источник продуктовых данных: alexumyacht.com (проверено при обновлении документа).</w:t>
+        <w:t>Обновлено под модель перепродажи: посадочная boat-sochi.ru/alexum.</w:t>
       </w:r>
     </w:p>
     <w:sectPr>
